--- a/TYBCA/MachineLearningUsingPython/Introduction to Machine Learning.docx
+++ b/TYBCA/MachineLearningUsingPython/Introduction to Machine Learning.docx
@@ -176,7 +176,7 @@
                     <pic:cNvPicPr/>
                   </pic:nvPicPr>
                   <pic:blipFill>
-                    <a:blip r:embed="rId5"/>
+                    <a:blip r:embed="rId6"/>
                     <a:stretch>
                       <a:fillRect/>
                     </a:stretch>
@@ -301,6 +301,7 @@
         <w:rPr>
           <w:b/>
           <w:bCs/>
+          <w:noProof/>
         </w:rPr>
         <w:drawing>
           <wp:inline distT="0" distB="0" distL="0" distR="0" wp14:anchorId="521937A4" wp14:editId="3A89778C">
@@ -318,7 +319,7 @@
                     <pic:cNvPicPr/>
                   </pic:nvPicPr>
                   <pic:blipFill>
-                    <a:blip r:embed="rId6"/>
+                    <a:blip r:embed="rId7"/>
                     <a:stretch>
                       <a:fillRect/>
                     </a:stretch>
@@ -349,51 +350,6 @@
     </w:p>
     <w:p>
       <w:pPr>
-        <w:rPr>
-          <w:b/>
-          <w:bCs/>
-        </w:rPr>
-      </w:pPr>
-      <w:r>
-        <w:rPr>
-          <w:b/>
-          <w:bCs/>
-        </w:rPr>
-        <w:t>Application of Machine Learning</w:t>
-      </w:r>
-    </w:p>
-    <w:p>
-      <w:pPr>
-        <w:rPr>
-          <w:b/>
-          <w:bCs/>
-        </w:rPr>
-      </w:pPr>
-      <w:r>
-        <w:rPr>
-          <w:b/>
-          <w:bCs/>
-        </w:rPr>
-        <w:t xml:space="preserve">1.Supervised </w:t>
-      </w:r>
-    </w:p>
-    <w:p>
-      <w:pPr>
-        <w:rPr>
-          <w:b/>
-          <w:bCs/>
-        </w:rPr>
-      </w:pPr>
-      <w:r>
-        <w:rPr>
-          <w:b/>
-          <w:bCs/>
-        </w:rPr>
-        <w:t>Spam filtering, credit-risk scoring</w:t>
-      </w:r>
-    </w:p>
-    <w:p>
-      <w:pPr>
         <w:ind w:firstLine="720"/>
         <w:rPr>
           <w:b/>
@@ -403,16 +359,1432 @@
     </w:p>
     <w:p>
       <w:pPr>
-        <w:rPr>
-          <w:b/>
-          <w:bCs/>
-        </w:rPr>
-      </w:pPr>
-    </w:p>
-    <w:p>
-      <w:r>
-        <w:tab/>
-      </w:r>
+        <w:ind w:firstLine="720"/>
+        <w:rPr>
+          <w:b/>
+          <w:bCs/>
+        </w:rPr>
+      </w:pPr>
+    </w:p>
+    <w:p>
+      <w:pPr>
+        <w:ind w:firstLine="720"/>
+        <w:rPr>
+          <w:b/>
+          <w:bCs/>
+        </w:rPr>
+      </w:pPr>
+    </w:p>
+    <w:p>
+      <w:pPr>
+        <w:ind w:firstLine="720"/>
+        <w:rPr>
+          <w:b/>
+          <w:bCs/>
+        </w:rPr>
+      </w:pPr>
+    </w:p>
+    <w:p>
+      <w:pPr>
+        <w:rPr>
+          <w:b/>
+          <w:bCs/>
+        </w:rPr>
+      </w:pPr>
+    </w:p>
+    <w:p>
+      <w:pPr>
+        <w:rPr>
+          <w:b/>
+          <w:bCs/>
+        </w:rPr>
+      </w:pPr>
+    </w:p>
+    <w:p>
+      <w:pPr>
+        <w:rPr>
+          <w:b/>
+          <w:bCs/>
+        </w:rPr>
+      </w:pPr>
+    </w:p>
+    <w:p>
+      <w:pPr>
+        <w:rPr>
+          <w:b/>
+          <w:bCs/>
+        </w:rPr>
+      </w:pPr>
+    </w:p>
+    <w:p>
+      <w:pPr>
+        <w:rPr>
+          <w:b/>
+          <w:bCs/>
+        </w:rPr>
+      </w:pPr>
+    </w:p>
+    <w:p>
+      <w:pPr>
+        <w:rPr>
+          <w:b/>
+          <w:bCs/>
+        </w:rPr>
+      </w:pPr>
+      <w:r>
+        <w:rPr>
+          <w:b/>
+          <w:bCs/>
+        </w:rPr>
+        <w:lastRenderedPageBreak/>
+        <w:t>Lecture 4: - 21/07/2026</w:t>
+      </w:r>
+    </w:p>
+    <w:p>
+      <w:pPr>
+        <w:rPr>
+          <w:b/>
+          <w:bCs/>
+        </w:rPr>
+      </w:pPr>
+      <w:r>
+        <w:rPr>
+          <w:b/>
+          <w:bCs/>
+        </w:rPr>
+        <w:t>A</w:t>
+      </w:r>
+      <w:r>
+        <w:rPr>
+          <w:b/>
+          <w:bCs/>
+        </w:rPr>
+        <w:t>rrays are stored in contiguous memory addresses</w:t>
+      </w:r>
+    </w:p>
+    <w:p>
+      <w:pPr>
+        <w:rPr>
+          <w:b/>
+          <w:bCs/>
+        </w:rPr>
+      </w:pPr>
+      <w:proofErr w:type="spellStart"/>
+      <w:r>
+        <w:rPr>
+          <w:b/>
+          <w:bCs/>
+        </w:rPr>
+        <w:t>Numpy</w:t>
+      </w:r>
+      <w:proofErr w:type="spellEnd"/>
+    </w:p>
+    <w:p>
+      <w:pPr>
+        <w:rPr>
+          <w:b/>
+          <w:bCs/>
+        </w:rPr>
+      </w:pPr>
+    </w:p>
+    <w:p>
+      <w:pPr>
+        <w:rPr>
+          <w:b/>
+          <w:bCs/>
+          <w:u w:val="single"/>
+        </w:rPr>
+      </w:pPr>
+      <w:r>
+        <w:rPr>
+          <w:b/>
+          <w:bCs/>
+          <w:u w:val="single"/>
+        </w:rPr>
+        <w:t>Array Creation</w:t>
+      </w:r>
+    </w:p>
+    <w:p>
+      <w:pPr>
+        <w:rPr>
+          <w:b/>
+          <w:bCs/>
+        </w:rPr>
+      </w:pPr>
+      <w:r>
+        <w:rPr>
+          <w:b/>
+          <w:bCs/>
+        </w:rPr>
+        <w:t>These functions allow you to initialize arrays from scratch or convert existing Python structures.</w:t>
+      </w:r>
+    </w:p>
+    <w:p>
+      <w:pPr>
+        <w:numPr>
+          <w:ilvl w:val="0"/>
+          <w:numId w:val="19"/>
+        </w:numPr>
+      </w:pPr>
+      <w:proofErr w:type="spellStart"/>
+      <w:proofErr w:type="gramStart"/>
+      <w:r>
+        <w:t>np.array</w:t>
+      </w:r>
+      <w:proofErr w:type="spellEnd"/>
+      <w:proofErr w:type="gramEnd"/>
+      <w:r>
+        <w:t xml:space="preserve">(): Converts a Python list or tuple into a NumPy array. </w:t>
+      </w:r>
+    </w:p>
+    <w:p>
+      <w:pPr>
+        <w:numPr>
+          <w:ilvl w:val="0"/>
+          <w:numId w:val="19"/>
+        </w:numPr>
+      </w:pPr>
+      <w:proofErr w:type="spellStart"/>
+      <w:proofErr w:type="gramStart"/>
+      <w:r>
+        <w:t>np.zeros</w:t>
+      </w:r>
+      <w:proofErr w:type="spellEnd"/>
+      <w:proofErr w:type="gramEnd"/>
+      <w:r>
+        <w:t xml:space="preserve">(): Creates an array filled entirely with zeros based on a given shape. </w:t>
+      </w:r>
+    </w:p>
+    <w:p>
+      <w:pPr>
+        <w:numPr>
+          <w:ilvl w:val="0"/>
+          <w:numId w:val="19"/>
+        </w:numPr>
+      </w:pPr>
+      <w:proofErr w:type="spellStart"/>
+      <w:proofErr w:type="gramStart"/>
+      <w:r>
+        <w:t>np.ones</w:t>
+      </w:r>
+      <w:proofErr w:type="spellEnd"/>
+      <w:proofErr w:type="gramEnd"/>
+      <w:r>
+        <w:t xml:space="preserve">(): Generates an array filled entirely with ones. </w:t>
+      </w:r>
+    </w:p>
+    <w:p>
+      <w:pPr>
+        <w:numPr>
+          <w:ilvl w:val="0"/>
+          <w:numId w:val="19"/>
+        </w:numPr>
+      </w:pPr>
+      <w:proofErr w:type="spellStart"/>
+      <w:proofErr w:type="gramStart"/>
+      <w:r>
+        <w:t>np.full</w:t>
+      </w:r>
+      <w:proofErr w:type="spellEnd"/>
+      <w:proofErr w:type="gramEnd"/>
+      <w:r>
+        <w:t xml:space="preserve">(): Creates an array of a specified size populated with a specific uniform value. </w:t>
+      </w:r>
+    </w:p>
+    <w:p>
+      <w:pPr>
+        <w:numPr>
+          <w:ilvl w:val="0"/>
+          <w:numId w:val="19"/>
+        </w:numPr>
+      </w:pPr>
+      <w:proofErr w:type="spellStart"/>
+      <w:proofErr w:type="gramStart"/>
+      <w:r>
+        <w:t>np.arange</w:t>
+      </w:r>
+      <w:proofErr w:type="spellEnd"/>
+      <w:proofErr w:type="gramEnd"/>
+      <w:r>
+        <w:t xml:space="preserve">(): Returns evenly spaced values within a defined numerical range (similar to Python's </w:t>
+      </w:r>
+      <w:proofErr w:type="gramStart"/>
+      <w:r>
+        <w:t>range(</w:t>
+      </w:r>
+      <w:proofErr w:type="gramEnd"/>
+      <w:r>
+        <w:t xml:space="preserve">)). </w:t>
+      </w:r>
+    </w:p>
+    <w:p>
+      <w:pPr>
+        <w:numPr>
+          <w:ilvl w:val="0"/>
+          <w:numId w:val="19"/>
+        </w:numPr>
+      </w:pPr>
+      <w:proofErr w:type="spellStart"/>
+      <w:proofErr w:type="gramStart"/>
+      <w:r>
+        <w:t>np.linspace</w:t>
+      </w:r>
+      <w:proofErr w:type="spellEnd"/>
+      <w:proofErr w:type="gramEnd"/>
+      <w:r>
+        <w:t xml:space="preserve">(): Generates a specified number of evenly spaced values between two defined limits. </w:t>
+      </w:r>
+    </w:p>
+    <w:p>
+      <w:pPr>
+        <w:rPr>
+          <w:b/>
+          <w:bCs/>
+          <w:u w:val="single"/>
+        </w:rPr>
+      </w:pPr>
+      <w:r>
+        <w:rPr>
+          <w:b/>
+          <w:bCs/>
+          <w:u w:val="single"/>
+        </w:rPr>
+        <w:t>Array Inspection</w:t>
+      </w:r>
+    </w:p>
+    <w:p>
+      <w:pPr>
+        <w:rPr>
+          <w:b/>
+          <w:bCs/>
+        </w:rPr>
+      </w:pPr>
+      <w:r>
+        <w:rPr>
+          <w:b/>
+          <w:bCs/>
+        </w:rPr>
+        <w:t>Use the properties and methods to extract structural metadata from an existing array.</w:t>
+      </w:r>
+    </w:p>
+    <w:p>
+      <w:pPr>
+        <w:numPr>
+          <w:ilvl w:val="0"/>
+          <w:numId w:val="20"/>
+        </w:numPr>
+      </w:pPr>
+      <w:proofErr w:type="gramStart"/>
+      <w:r>
+        <w:t>.shape</w:t>
+      </w:r>
+      <w:proofErr w:type="gramEnd"/>
+      <w:r>
+        <w:t xml:space="preserve">: Returns a tuple showing the number of elements along each dimension/axis. </w:t>
+      </w:r>
+    </w:p>
+    <w:p>
+      <w:pPr>
+        <w:numPr>
+          <w:ilvl w:val="0"/>
+          <w:numId w:val="20"/>
+        </w:numPr>
+      </w:pPr>
+      <w:proofErr w:type="gramStart"/>
+      <w:r>
+        <w:t>.</w:t>
+      </w:r>
+      <w:proofErr w:type="spellStart"/>
+      <w:r>
+        <w:t>ndim</w:t>
+      </w:r>
+      <w:proofErr w:type="spellEnd"/>
+      <w:proofErr w:type="gramEnd"/>
+      <w:r>
+        <w:t xml:space="preserve">: Displays the total number of dimensions (axes) the array possesses. </w:t>
+      </w:r>
+    </w:p>
+    <w:p>
+      <w:pPr>
+        <w:numPr>
+          <w:ilvl w:val="0"/>
+          <w:numId w:val="20"/>
+        </w:numPr>
+      </w:pPr>
+      <w:proofErr w:type="gramStart"/>
+      <w:r>
+        <w:t>.size</w:t>
+      </w:r>
+      <w:proofErr w:type="gramEnd"/>
+      <w:r>
+        <w:t xml:space="preserve">: Calculates the absolute total number of elements inside the array. </w:t>
+      </w:r>
+    </w:p>
+    <w:p>
+      <w:pPr>
+        <w:numPr>
+          <w:ilvl w:val="0"/>
+          <w:numId w:val="20"/>
+        </w:numPr>
+      </w:pPr>
+      <w:proofErr w:type="gramStart"/>
+      <w:r>
+        <w:t>.</w:t>
+      </w:r>
+      <w:proofErr w:type="spellStart"/>
+      <w:r>
+        <w:t>dtype</w:t>
+      </w:r>
+      <w:proofErr w:type="spellEnd"/>
+      <w:proofErr w:type="gramEnd"/>
+      <w:r>
+        <w:t xml:space="preserve">: Identifies the internal data type of the stored elements. </w:t>
+      </w:r>
+    </w:p>
+    <w:p>
+      <w:pPr>
+        <w:rPr>
+          <w:b/>
+          <w:bCs/>
+          <w:u w:val="single"/>
+        </w:rPr>
+      </w:pPr>
+      <w:r>
+        <w:rPr>
+          <w:b/>
+          <w:bCs/>
+          <w:u w:val="single"/>
+        </w:rPr>
+        <w:t>Array Manipulation</w:t>
+      </w:r>
+    </w:p>
+    <w:p>
+      <w:pPr>
+        <w:rPr>
+          <w:b/>
+          <w:bCs/>
+        </w:rPr>
+      </w:pPr>
+      <w:r>
+        <w:rPr>
+          <w:b/>
+          <w:bCs/>
+        </w:rPr>
+        <w:t>These tools modify the structural layout or arrangement of data inside an array without altering its actual values.</w:t>
+      </w:r>
+    </w:p>
+    <w:p>
+      <w:pPr>
+        <w:numPr>
+          <w:ilvl w:val="0"/>
+          <w:numId w:val="21"/>
+        </w:numPr>
+      </w:pPr>
+      <w:proofErr w:type="spellStart"/>
+      <w:proofErr w:type="gramStart"/>
+      <w:r>
+        <w:t>np.reshape</w:t>
+      </w:r>
+      <w:proofErr w:type="spellEnd"/>
+      <w:proofErr w:type="gramEnd"/>
+      <w:r>
+        <w:t xml:space="preserve">(): Changes the dimensions of an array without modifying its core data elements. </w:t>
+      </w:r>
+    </w:p>
+    <w:p>
+      <w:pPr>
+        <w:numPr>
+          <w:ilvl w:val="0"/>
+          <w:numId w:val="21"/>
+        </w:numPr>
+      </w:pPr>
+      <w:proofErr w:type="gramStart"/>
+      <w:r>
+        <w:t>.T</w:t>
+      </w:r>
+      <w:proofErr w:type="gramEnd"/>
+      <w:r>
+        <w:t xml:space="preserve"> or </w:t>
+      </w:r>
+      <w:proofErr w:type="spellStart"/>
+      <w:proofErr w:type="gramStart"/>
+      <w:r>
+        <w:t>np.transpose</w:t>
+      </w:r>
+      <w:proofErr w:type="spellEnd"/>
+      <w:proofErr w:type="gramEnd"/>
+      <w:r>
+        <w:t xml:space="preserve">(): Flips the array's dimensions, swapping its rows with its columns. </w:t>
+      </w:r>
+    </w:p>
+    <w:p>
+      <w:pPr>
+        <w:numPr>
+          <w:ilvl w:val="0"/>
+          <w:numId w:val="21"/>
+        </w:numPr>
+      </w:pPr>
+      <w:proofErr w:type="spellStart"/>
+      <w:proofErr w:type="gramStart"/>
+      <w:r>
+        <w:lastRenderedPageBreak/>
+        <w:t>np.concatenate</w:t>
+      </w:r>
+      <w:proofErr w:type="spellEnd"/>
+      <w:proofErr w:type="gramEnd"/>
+      <w:r>
+        <w:t xml:space="preserve">(): Joins a sequence of separate arrays together along an existing axis. </w:t>
+      </w:r>
+    </w:p>
+    <w:p>
+      <w:pPr>
+        <w:numPr>
+          <w:ilvl w:val="0"/>
+          <w:numId w:val="21"/>
+        </w:numPr>
+      </w:pPr>
+      <w:proofErr w:type="spellStart"/>
+      <w:proofErr w:type="gramStart"/>
+      <w:r>
+        <w:t>np.ravel</w:t>
+      </w:r>
+      <w:proofErr w:type="spellEnd"/>
+      <w:proofErr w:type="gramEnd"/>
+      <w:r>
+        <w:t>(): Flattens a multi-dimensional array down into a simple one-dimensional array.</w:t>
+      </w:r>
+    </w:p>
+    <w:p>
+      <w:pPr>
+        <w:ind w:left="720"/>
+      </w:pPr>
+    </w:p>
+    <w:p>
+      <w:pPr>
+        <w:rPr>
+          <w:b/>
+          <w:bCs/>
+          <w:u w:val="single"/>
+        </w:rPr>
+      </w:pPr>
+      <w:r>
+        <w:rPr>
+          <w:b/>
+          <w:bCs/>
+          <w:u w:val="single"/>
+        </w:rPr>
+        <w:t>Mathematical &amp; Universal Functions (</w:t>
+      </w:r>
+      <w:proofErr w:type="spellStart"/>
+      <w:r>
+        <w:rPr>
+          <w:b/>
+          <w:bCs/>
+          <w:u w:val="single"/>
+        </w:rPr>
+        <w:t>ufuncs</w:t>
+      </w:r>
+      <w:proofErr w:type="spellEnd"/>
+      <w:r>
+        <w:rPr>
+          <w:b/>
+          <w:bCs/>
+          <w:u w:val="single"/>
+        </w:rPr>
+        <w:t>)</w:t>
+      </w:r>
+    </w:p>
+    <w:p>
+      <w:pPr>
+        <w:rPr>
+          <w:b/>
+          <w:bCs/>
+        </w:rPr>
+      </w:pPr>
+      <w:r>
+        <w:rPr>
+          <w:b/>
+          <w:bCs/>
+        </w:rPr>
+        <w:t>These functions apply mathematical operations element-wise across the entire array structure.</w:t>
+      </w:r>
+    </w:p>
+    <w:p>
+      <w:pPr>
+        <w:numPr>
+          <w:ilvl w:val="0"/>
+          <w:numId w:val="22"/>
+        </w:numPr>
+      </w:pPr>
+      <w:proofErr w:type="spellStart"/>
+      <w:proofErr w:type="gramStart"/>
+      <w:r>
+        <w:t>np.add</w:t>
+      </w:r>
+      <w:proofErr w:type="spellEnd"/>
+      <w:r>
+        <w:t>(</w:t>
+      </w:r>
+      <w:proofErr w:type="gramEnd"/>
+      <w:r>
+        <w:t xml:space="preserve">) / </w:t>
+      </w:r>
+      <w:proofErr w:type="spellStart"/>
+      <w:proofErr w:type="gramStart"/>
+      <w:r>
+        <w:t>np.subtract</w:t>
+      </w:r>
+      <w:proofErr w:type="spellEnd"/>
+      <w:proofErr w:type="gramEnd"/>
+      <w:r>
+        <w:t xml:space="preserve">(): Performs element-by-element addition or subtraction. </w:t>
+      </w:r>
+    </w:p>
+    <w:p>
+      <w:pPr>
+        <w:numPr>
+          <w:ilvl w:val="0"/>
+          <w:numId w:val="22"/>
+        </w:numPr>
+      </w:pPr>
+      <w:proofErr w:type="spellStart"/>
+      <w:proofErr w:type="gramStart"/>
+      <w:r>
+        <w:t>np.multiply</w:t>
+      </w:r>
+      <w:proofErr w:type="spellEnd"/>
+      <w:proofErr w:type="gramEnd"/>
+      <w:r>
+        <w:t xml:space="preserve">() / </w:t>
+      </w:r>
+      <w:proofErr w:type="spellStart"/>
+      <w:proofErr w:type="gramStart"/>
+      <w:r>
+        <w:t>np.divide</w:t>
+      </w:r>
+      <w:proofErr w:type="spellEnd"/>
+      <w:proofErr w:type="gramEnd"/>
+      <w:r>
+        <w:t xml:space="preserve">(): Performs element-by-element multiplication or division. </w:t>
+      </w:r>
+    </w:p>
+    <w:p>
+      <w:pPr>
+        <w:numPr>
+          <w:ilvl w:val="0"/>
+          <w:numId w:val="22"/>
+        </w:numPr>
+      </w:pPr>
+      <w:proofErr w:type="spellStart"/>
+      <w:proofErr w:type="gramStart"/>
+      <w:r>
+        <w:t>np.sqrt</w:t>
+      </w:r>
+      <w:proofErr w:type="spellEnd"/>
+      <w:proofErr w:type="gramEnd"/>
+      <w:r>
+        <w:t xml:space="preserve">(): Computes the square root for every individual element in the array. </w:t>
+      </w:r>
+    </w:p>
+    <w:p>
+      <w:pPr>
+        <w:numPr>
+          <w:ilvl w:val="0"/>
+          <w:numId w:val="22"/>
+        </w:numPr>
+      </w:pPr>
+      <w:proofErr w:type="spellStart"/>
+      <w:proofErr w:type="gramStart"/>
+      <w:r>
+        <w:t>np.exp</w:t>
+      </w:r>
+      <w:proofErr w:type="spellEnd"/>
+      <w:r>
+        <w:t>(</w:t>
+      </w:r>
+      <w:proofErr w:type="gramEnd"/>
+      <w:r>
+        <w:t>): Calculates the exponential (</w:t>
+      </w:r>
+      <w:proofErr w:type="spellStart"/>
+      <w:r>
+        <w:t>e^x</w:t>
+      </w:r>
+      <w:proofErr w:type="spellEnd"/>
+      <w:r>
+        <w:t xml:space="preserve">) for all elements. </w:t>
+      </w:r>
+    </w:p>
+    <w:p>
+      <w:pPr>
+        <w:numPr>
+          <w:ilvl w:val="0"/>
+          <w:numId w:val="22"/>
+        </w:numPr>
+      </w:pPr>
+      <w:proofErr w:type="spellStart"/>
+      <w:proofErr w:type="gramStart"/>
+      <w:r>
+        <w:t>np.sin</w:t>
+      </w:r>
+      <w:proofErr w:type="spellEnd"/>
+      <w:r>
+        <w:t>(</w:t>
+      </w:r>
+      <w:proofErr w:type="gramEnd"/>
+      <w:r>
+        <w:t xml:space="preserve">) / </w:t>
+      </w:r>
+      <w:proofErr w:type="spellStart"/>
+      <w:proofErr w:type="gramStart"/>
+      <w:r>
+        <w:t>np.cos</w:t>
+      </w:r>
+      <w:proofErr w:type="spellEnd"/>
+      <w:r>
+        <w:t>(</w:t>
+      </w:r>
+      <w:proofErr w:type="gramEnd"/>
+      <w:r>
+        <w:t xml:space="preserve">): Computes standard trigonometric ratios for values given in radians. </w:t>
+      </w:r>
+    </w:p>
+    <w:p>
+      <w:pPr>
+        <w:rPr>
+          <w:b/>
+          <w:bCs/>
+          <w:u w:val="single"/>
+        </w:rPr>
+      </w:pPr>
+      <w:r>
+        <w:rPr>
+          <w:b/>
+          <w:bCs/>
+          <w:u w:val="single"/>
+        </w:rPr>
+        <w:t>Statistical &amp; Aggregation Functions</w:t>
+      </w:r>
+    </w:p>
+    <w:p>
+      <w:pPr>
+        <w:rPr>
+          <w:b/>
+          <w:bCs/>
+        </w:rPr>
+      </w:pPr>
+      <w:r>
+        <w:rPr>
+          <w:b/>
+          <w:bCs/>
+        </w:rPr>
+        <w:t>These routines reduce data dimensions or extract statistical summaries from an array.</w:t>
+      </w:r>
+    </w:p>
+    <w:p>
+      <w:pPr>
+        <w:numPr>
+          <w:ilvl w:val="0"/>
+          <w:numId w:val="23"/>
+        </w:numPr>
+      </w:pPr>
+      <w:proofErr w:type="spellStart"/>
+      <w:proofErr w:type="gramStart"/>
+      <w:r>
+        <w:t>np.sum</w:t>
+      </w:r>
+      <w:proofErr w:type="spellEnd"/>
+      <w:r>
+        <w:t>(</w:t>
+      </w:r>
+      <w:proofErr w:type="gramEnd"/>
+      <w:r>
+        <w:t xml:space="preserve">): Totals all the elements together (can be constrained to rows or columns via the axis parameter). </w:t>
+      </w:r>
+    </w:p>
+    <w:p>
+      <w:pPr>
+        <w:numPr>
+          <w:ilvl w:val="0"/>
+          <w:numId w:val="23"/>
+        </w:numPr>
+      </w:pPr>
+      <w:proofErr w:type="spellStart"/>
+      <w:proofErr w:type="gramStart"/>
+      <w:r>
+        <w:t>np.mean</w:t>
+      </w:r>
+      <w:proofErr w:type="spellEnd"/>
+      <w:proofErr w:type="gramEnd"/>
+      <w:r>
+        <w:t xml:space="preserve">(): Calculates the arithmetic average of the elements. </w:t>
+      </w:r>
+    </w:p>
+    <w:p>
+      <w:pPr>
+        <w:numPr>
+          <w:ilvl w:val="0"/>
+          <w:numId w:val="23"/>
+        </w:numPr>
+      </w:pPr>
+      <w:proofErr w:type="spellStart"/>
+      <w:proofErr w:type="gramStart"/>
+      <w:r>
+        <w:t>np.median</w:t>
+      </w:r>
+      <w:proofErr w:type="spellEnd"/>
+      <w:proofErr w:type="gramEnd"/>
+      <w:r>
+        <w:t xml:space="preserve">(): Finds the middle value within the data distribution. </w:t>
+      </w:r>
+    </w:p>
+    <w:p>
+      <w:pPr>
+        <w:numPr>
+          <w:ilvl w:val="0"/>
+          <w:numId w:val="23"/>
+        </w:numPr>
+      </w:pPr>
+      <w:proofErr w:type="spellStart"/>
+      <w:proofErr w:type="gramStart"/>
+      <w:r>
+        <w:t>np.std</w:t>
+      </w:r>
+      <w:proofErr w:type="spellEnd"/>
+      <w:r>
+        <w:t>(</w:t>
+      </w:r>
+      <w:proofErr w:type="gramEnd"/>
+      <w:r>
+        <w:t xml:space="preserve">) / </w:t>
+      </w:r>
+      <w:proofErr w:type="spellStart"/>
+      <w:proofErr w:type="gramStart"/>
+      <w:r>
+        <w:t>np.var</w:t>
+      </w:r>
+      <w:proofErr w:type="spellEnd"/>
+      <w:r>
+        <w:t>(</w:t>
+      </w:r>
+      <w:proofErr w:type="gramEnd"/>
+      <w:r>
+        <w:t xml:space="preserve">): Evaluates the standard deviation and variance of the dataset. </w:t>
+      </w:r>
+    </w:p>
+    <w:p>
+      <w:pPr>
+        <w:numPr>
+          <w:ilvl w:val="0"/>
+          <w:numId w:val="23"/>
+        </w:numPr>
+      </w:pPr>
+      <w:proofErr w:type="spellStart"/>
+      <w:proofErr w:type="gramStart"/>
+      <w:r>
+        <w:t>np.min</w:t>
+      </w:r>
+      <w:proofErr w:type="spellEnd"/>
+      <w:r>
+        <w:t>(</w:t>
+      </w:r>
+      <w:proofErr w:type="gramEnd"/>
+      <w:r>
+        <w:t xml:space="preserve">) / </w:t>
+      </w:r>
+      <w:proofErr w:type="spellStart"/>
+      <w:proofErr w:type="gramStart"/>
+      <w:r>
+        <w:t>np.max</w:t>
+      </w:r>
+      <w:proofErr w:type="spellEnd"/>
+      <w:r>
+        <w:t>(</w:t>
+      </w:r>
+      <w:proofErr w:type="gramEnd"/>
+      <w:r>
+        <w:t xml:space="preserve">): Identifies the lowest or highest value contained in the array. </w:t>
+      </w:r>
+    </w:p>
+    <w:p>
+      <w:pPr>
+        <w:numPr>
+          <w:ilvl w:val="0"/>
+          <w:numId w:val="23"/>
+        </w:numPr>
+      </w:pPr>
+      <w:proofErr w:type="spellStart"/>
+      <w:proofErr w:type="gramStart"/>
+      <w:r>
+        <w:t>np.argmin</w:t>
+      </w:r>
+      <w:proofErr w:type="spellEnd"/>
+      <w:proofErr w:type="gramEnd"/>
+      <w:r>
+        <w:t xml:space="preserve">() / </w:t>
+      </w:r>
+      <w:proofErr w:type="spellStart"/>
+      <w:proofErr w:type="gramStart"/>
+      <w:r>
+        <w:t>np.argmax</w:t>
+      </w:r>
+      <w:proofErr w:type="spellEnd"/>
+      <w:proofErr w:type="gramEnd"/>
+      <w:r>
+        <w:t xml:space="preserve">(): Returns the index position of the minimum or maximum value. </w:t>
+      </w:r>
+    </w:p>
+    <w:p>
+      <w:pPr>
+        <w:rPr>
+          <w:b/>
+          <w:bCs/>
+        </w:rPr>
+      </w:pPr>
+    </w:p>
+    <w:p>
+      <w:pPr>
+        <w:rPr>
+          <w:b/>
+          <w:bCs/>
+        </w:rPr>
+      </w:pPr>
+    </w:p>
+    <w:p>
+      <w:pPr>
+        <w:rPr>
+          <w:b/>
+          <w:bCs/>
+        </w:rPr>
+      </w:pPr>
+    </w:p>
+    <w:p>
+      <w:pPr>
+        <w:rPr>
+          <w:b/>
+          <w:bCs/>
+        </w:rPr>
+      </w:pPr>
+    </w:p>
+    <w:p>
+      <w:pPr>
+        <w:rPr>
+          <w:b/>
+          <w:bCs/>
+        </w:rPr>
+      </w:pPr>
+    </w:p>
+    <w:p>
+      <w:pPr>
+        <w:rPr>
+          <w:b/>
+          <w:bCs/>
+        </w:rPr>
+      </w:pPr>
+    </w:p>
+    <w:p>
+      <w:pPr>
+        <w:rPr>
+          <w:b/>
+          <w:bCs/>
+        </w:rPr>
+      </w:pPr>
+      <w:r>
+        <w:rPr>
+          <w:b/>
+          <w:bCs/>
+        </w:rPr>
+        <w:lastRenderedPageBreak/>
+        <w:t>SciPy – Scientific Computing</w:t>
+      </w:r>
+    </w:p>
+    <w:p>
+      <w:pPr>
+        <w:rPr>
+          <w:b/>
+          <w:bCs/>
+        </w:rPr>
+      </w:pPr>
+      <w:r>
+        <w:rPr>
+          <w:b/>
+          <w:bCs/>
+        </w:rPr>
+        <w:t xml:space="preserve">From </w:t>
+      </w:r>
+      <w:proofErr w:type="spellStart"/>
+      <w:r>
+        <w:rPr>
+          <w:b/>
+          <w:bCs/>
+        </w:rPr>
+        <w:t>scipy</w:t>
+      </w:r>
+      <w:proofErr w:type="spellEnd"/>
+      <w:r>
+        <w:rPr>
+          <w:b/>
+          <w:bCs/>
+        </w:rPr>
+        <w:t xml:space="preserve"> import stats</w:t>
+      </w:r>
+    </w:p>
+    <w:p>
+      <w:pPr>
+        <w:rPr>
+          <w:b/>
+          <w:bCs/>
+        </w:rPr>
+      </w:pPr>
+      <w:r>
+        <w:rPr>
+          <w:b/>
+          <w:bCs/>
+        </w:rPr>
+        <w:t>Build on NumPy</w:t>
+      </w:r>
+    </w:p>
+    <w:p>
+      <w:pPr>
+        <w:rPr>
+          <w:b/>
+          <w:bCs/>
+        </w:rPr>
+      </w:pPr>
+      <w:proofErr w:type="spellStart"/>
+      <w:r>
+        <w:rPr>
+          <w:b/>
+          <w:bCs/>
+        </w:rPr>
+        <w:t>Scipy.stats</w:t>
+      </w:r>
+      <w:proofErr w:type="spellEnd"/>
+    </w:p>
+    <w:p>
+      <w:pPr>
+        <w:rPr>
+          <w:b/>
+          <w:bCs/>
+        </w:rPr>
+      </w:pPr>
+      <w:proofErr w:type="spellStart"/>
+      <w:r>
+        <w:rPr>
+          <w:b/>
+          <w:bCs/>
+        </w:rPr>
+        <w:t>Scipy.optimize</w:t>
+      </w:r>
+      <w:proofErr w:type="spellEnd"/>
+    </w:p>
+    <w:p>
+      <w:pPr>
+        <w:rPr>
+          <w:b/>
+          <w:bCs/>
+        </w:rPr>
+      </w:pPr>
+      <w:proofErr w:type="spellStart"/>
+      <w:r>
+        <w:rPr>
+          <w:b/>
+          <w:bCs/>
+        </w:rPr>
+        <w:t>Scipy.lingig</w:t>
+      </w:r>
+      <w:proofErr w:type="spellEnd"/>
+      <w:r>
+        <w:rPr>
+          <w:b/>
+          <w:bCs/>
+        </w:rPr>
+        <w:t>/integrate/signal</w:t>
+      </w:r>
+    </w:p>
+    <w:p>
+      <w:pPr>
+        <w:rPr>
+          <w:b/>
+          <w:bCs/>
+        </w:rPr>
+      </w:pPr>
+    </w:p>
+    <w:p>
+      <w:pPr>
+        <w:rPr>
+          <w:b/>
+          <w:bCs/>
+        </w:rPr>
+      </w:pPr>
+      <w:r>
+        <w:rPr>
+          <w:b/>
+          <w:bCs/>
+        </w:rPr>
+        <w:t xml:space="preserve">1. </w:t>
+      </w:r>
+      <w:r>
+        <w:rPr>
+          <w:b/>
+          <w:bCs/>
+          <w:u w:val="single"/>
+        </w:rPr>
+        <w:t>Optimization (</w:t>
+      </w:r>
+      <w:proofErr w:type="spellStart"/>
+      <w:proofErr w:type="gramStart"/>
+      <w:r>
+        <w:rPr>
+          <w:b/>
+          <w:bCs/>
+          <w:u w:val="single"/>
+        </w:rPr>
+        <w:t>scipy.optimize</w:t>
+      </w:r>
+      <w:proofErr w:type="spellEnd"/>
+      <w:proofErr w:type="gramEnd"/>
+      <w:r>
+        <w:rPr>
+          <w:b/>
+          <w:bCs/>
+          <w:u w:val="single"/>
+        </w:rPr>
+        <w:t>)</w:t>
+      </w:r>
+    </w:p>
+    <w:p>
+      <w:pPr>
+        <w:rPr>
+          <w:b/>
+          <w:bCs/>
+        </w:rPr>
+      </w:pPr>
+      <w:r>
+        <w:rPr>
+          <w:b/>
+          <w:bCs/>
+        </w:rPr>
+        <w:t>Used for finding function minima, maxima, and roots.</w:t>
+      </w:r>
+    </w:p>
+    <w:p>
+      <w:pPr>
+        <w:numPr>
+          <w:ilvl w:val="0"/>
+          <w:numId w:val="24"/>
+        </w:numPr>
+      </w:pPr>
+      <w:proofErr w:type="gramStart"/>
+      <w:r>
+        <w:t>minimize(</w:t>
+      </w:r>
+      <w:proofErr w:type="gramEnd"/>
+      <w:r>
+        <w:t xml:space="preserve">): Finds the local minimum of a scalar or multivariate function. </w:t>
+      </w:r>
+    </w:p>
+    <w:p>
+      <w:pPr>
+        <w:numPr>
+          <w:ilvl w:val="0"/>
+          <w:numId w:val="24"/>
+        </w:numPr>
+      </w:pPr>
+      <w:proofErr w:type="gramStart"/>
+      <w:r>
+        <w:t>root(</w:t>
+      </w:r>
+      <w:proofErr w:type="gramEnd"/>
+      <w:r>
+        <w:t xml:space="preserve">): Finds the roots (zeros) of continuous nonlinear equations. </w:t>
+      </w:r>
+    </w:p>
+    <w:p>
+      <w:pPr>
+        <w:numPr>
+          <w:ilvl w:val="0"/>
+          <w:numId w:val="24"/>
+        </w:numPr>
+      </w:pPr>
+      <w:proofErr w:type="spellStart"/>
+      <w:r>
+        <w:t>curve_</w:t>
+      </w:r>
+      <w:proofErr w:type="gramStart"/>
+      <w:r>
+        <w:t>fit</w:t>
+      </w:r>
+      <w:proofErr w:type="spellEnd"/>
+      <w:r>
+        <w:t>(</w:t>
+      </w:r>
+      <w:proofErr w:type="gramEnd"/>
+      <w:r>
+        <w:t xml:space="preserve">): Fits a user-defined function to a set of data points using non-linear least squares. </w:t>
+      </w:r>
+    </w:p>
+    <w:p>
+      <w:pPr>
+        <w:rPr>
+          <w:b/>
+          <w:bCs/>
+        </w:rPr>
+      </w:pPr>
+      <w:r>
+        <w:rPr>
+          <w:b/>
+          <w:bCs/>
+        </w:rPr>
+        <w:t>2</w:t>
+      </w:r>
+      <w:r>
+        <w:rPr>
+          <w:b/>
+          <w:bCs/>
+          <w:u w:val="single"/>
+        </w:rPr>
+        <w:t>. Numerical Integration (</w:t>
+      </w:r>
+      <w:proofErr w:type="spellStart"/>
+      <w:proofErr w:type="gramStart"/>
+      <w:r>
+        <w:rPr>
+          <w:b/>
+          <w:bCs/>
+          <w:u w:val="single"/>
+        </w:rPr>
+        <w:t>scipy.integrate</w:t>
+      </w:r>
+      <w:proofErr w:type="spellEnd"/>
+      <w:proofErr w:type="gramEnd"/>
+      <w:r>
+        <w:rPr>
+          <w:b/>
+          <w:bCs/>
+          <w:u w:val="single"/>
+        </w:rPr>
+        <w:t>)</w:t>
+      </w:r>
+    </w:p>
+    <w:p>
+      <w:pPr>
+        <w:rPr>
+          <w:b/>
+          <w:bCs/>
+        </w:rPr>
+      </w:pPr>
+      <w:r>
+        <w:rPr>
+          <w:b/>
+          <w:bCs/>
+        </w:rPr>
+        <w:t>Used to compute definite integrals and solve differential equations.</w:t>
+      </w:r>
+    </w:p>
+    <w:p>
+      <w:pPr>
+        <w:numPr>
+          <w:ilvl w:val="0"/>
+          <w:numId w:val="25"/>
+        </w:numPr>
+      </w:pPr>
+      <w:proofErr w:type="gramStart"/>
+      <w:r>
+        <w:t>quad(</w:t>
+      </w:r>
+      <w:proofErr w:type="gramEnd"/>
+      <w:r>
+        <w:t xml:space="preserve">): Computes a definite integral of a one-variable function over a given range. </w:t>
+      </w:r>
+    </w:p>
+    <w:p>
+      <w:pPr>
+        <w:numPr>
+          <w:ilvl w:val="0"/>
+          <w:numId w:val="25"/>
+        </w:numPr>
+      </w:pPr>
+      <w:proofErr w:type="spellStart"/>
+      <w:proofErr w:type="gramStart"/>
+      <w:r>
+        <w:t>dblquad</w:t>
+      </w:r>
+      <w:proofErr w:type="spellEnd"/>
+      <w:r>
+        <w:t>(</w:t>
+      </w:r>
+      <w:proofErr w:type="gramEnd"/>
+      <w:r>
+        <w:t xml:space="preserve">): Computes a double integral for two-variable equations. </w:t>
+      </w:r>
+    </w:p>
+    <w:p>
+      <w:pPr>
+        <w:numPr>
+          <w:ilvl w:val="0"/>
+          <w:numId w:val="25"/>
+        </w:numPr>
+      </w:pPr>
+      <w:proofErr w:type="spellStart"/>
+      <w:r>
+        <w:t>solve_</w:t>
+      </w:r>
+      <w:proofErr w:type="gramStart"/>
+      <w:r>
+        <w:t>ivp</w:t>
+      </w:r>
+      <w:proofErr w:type="spellEnd"/>
+      <w:r>
+        <w:t>(</w:t>
+      </w:r>
+      <w:proofErr w:type="gramEnd"/>
+      <w:r>
+        <w:t xml:space="preserve">): Solves initial value problems for ordinary differential equation (ODE) systems. </w:t>
+      </w:r>
+    </w:p>
+    <w:p>
+      <w:pPr>
+        <w:rPr>
+          <w:b/>
+          <w:bCs/>
+        </w:rPr>
+      </w:pPr>
+      <w:r>
+        <w:rPr>
+          <w:b/>
+          <w:bCs/>
+        </w:rPr>
+        <w:t xml:space="preserve">3. </w:t>
+      </w:r>
+      <w:r>
+        <w:rPr>
+          <w:b/>
+          <w:bCs/>
+          <w:u w:val="single"/>
+        </w:rPr>
+        <w:t>Linear Algebra (</w:t>
+      </w:r>
+      <w:proofErr w:type="spellStart"/>
+      <w:proofErr w:type="gramStart"/>
+      <w:r>
+        <w:rPr>
+          <w:b/>
+          <w:bCs/>
+          <w:u w:val="single"/>
+        </w:rPr>
+        <w:t>scipy.linalg</w:t>
+      </w:r>
+      <w:proofErr w:type="spellEnd"/>
+      <w:proofErr w:type="gramEnd"/>
+      <w:r>
+        <w:rPr>
+          <w:b/>
+          <w:bCs/>
+          <w:u w:val="single"/>
+        </w:rPr>
+        <w:t>)</w:t>
+      </w:r>
+    </w:p>
+    <w:p>
+      <w:pPr>
+        <w:rPr>
+          <w:b/>
+          <w:bCs/>
+        </w:rPr>
+      </w:pPr>
+      <w:r>
+        <w:rPr>
+          <w:b/>
+          <w:bCs/>
+        </w:rPr>
+        <w:t>Provides faster, more advanced matrix algorithms than standard NumPy by utilizing underlying LAPACK and BLAS libraries.</w:t>
+      </w:r>
+    </w:p>
+    <w:p>
+      <w:pPr>
+        <w:numPr>
+          <w:ilvl w:val="0"/>
+          <w:numId w:val="26"/>
+        </w:numPr>
+      </w:pPr>
+      <w:proofErr w:type="gramStart"/>
+      <w:r>
+        <w:t>inv(</w:t>
+      </w:r>
+      <w:proofErr w:type="gramEnd"/>
+      <w:r>
+        <w:t xml:space="preserve">): Computes the inverse of a square matrix. </w:t>
+      </w:r>
+    </w:p>
+    <w:p>
+      <w:pPr>
+        <w:numPr>
+          <w:ilvl w:val="0"/>
+          <w:numId w:val="26"/>
+        </w:numPr>
+      </w:pPr>
+      <w:proofErr w:type="gramStart"/>
+      <w:r>
+        <w:t>det(</w:t>
+      </w:r>
+      <w:proofErr w:type="gramEnd"/>
+      <w:r>
+        <w:t xml:space="preserve">): Calculates the determinant of a square matrix. </w:t>
+      </w:r>
+    </w:p>
+    <w:p>
+      <w:pPr>
+        <w:numPr>
+          <w:ilvl w:val="0"/>
+          <w:numId w:val="26"/>
+        </w:numPr>
+      </w:pPr>
+      <w:proofErr w:type="gramStart"/>
+      <w:r>
+        <w:t>solve(</w:t>
+      </w:r>
+      <w:proofErr w:type="gramEnd"/>
+      <w:r>
+        <w:t xml:space="preserve">): Solves a linear system of equations (Ax = b) efficiently. </w:t>
+      </w:r>
+    </w:p>
+    <w:p>
+      <w:pPr>
+        <w:numPr>
+          <w:ilvl w:val="0"/>
+          <w:numId w:val="26"/>
+        </w:numPr>
+      </w:pPr>
+      <w:proofErr w:type="spellStart"/>
+      <w:proofErr w:type="gramStart"/>
+      <w:r>
+        <w:t>eig</w:t>
+      </w:r>
+      <w:proofErr w:type="spellEnd"/>
+      <w:r>
+        <w:t>(</w:t>
+      </w:r>
+      <w:proofErr w:type="gramEnd"/>
+      <w:r>
+        <w:t>): Finds eigenvalues and eigenvectors of a square matrix.</w:t>
+      </w:r>
+    </w:p>
+    <w:p>
+      <w:pPr>
+        <w:rPr>
+          <w:b/>
+          <w:bCs/>
+        </w:rPr>
+      </w:pPr>
+    </w:p>
+    <w:p>
+      <w:pPr>
+        <w:rPr>
+          <w:b/>
+          <w:bCs/>
+        </w:rPr>
+      </w:pPr>
     </w:p>
     <w:sectPr>
       <w:pgSz w:w="12240" w:h="15840"/>
@@ -725,6 +2097,304 @@
     </w:lvl>
   </w:abstractNum>
   <w:abstractNum w:abstractNumId="2" w15:restartNumberingAfterBreak="0">
+    <w:nsid w:val="0D4D79DF"/>
+    <w:multiLevelType w:val="multilevel"/>
+    <w:tmpl w:val="67F81C3A"/>
+    <w:lvl w:ilvl="0">
+      <w:start w:val="1"/>
+      <w:numFmt w:val="bullet"/>
+      <w:lvlText w:val=""/>
+      <w:lvlJc w:val="left"/>
+      <w:pPr>
+        <w:tabs>
+          <w:tab w:val="num" w:pos="720"/>
+        </w:tabs>
+        <w:ind w:left="720" w:hanging="360"/>
+      </w:pPr>
+      <w:rPr>
+        <w:rFonts w:ascii="Symbol" w:hAnsi="Symbol" w:hint="default"/>
+        <w:sz w:val="20"/>
+      </w:rPr>
+    </w:lvl>
+    <w:lvl w:ilvl="1" w:tentative="1">
+      <w:start w:val="1"/>
+      <w:numFmt w:val="bullet"/>
+      <w:lvlText w:val="o"/>
+      <w:lvlJc w:val="left"/>
+      <w:pPr>
+        <w:tabs>
+          <w:tab w:val="num" w:pos="1440"/>
+        </w:tabs>
+        <w:ind w:left="1440" w:hanging="360"/>
+      </w:pPr>
+      <w:rPr>
+        <w:rFonts w:ascii="Courier New" w:hAnsi="Courier New" w:hint="default"/>
+        <w:sz w:val="20"/>
+      </w:rPr>
+    </w:lvl>
+    <w:lvl w:ilvl="2" w:tentative="1">
+      <w:start w:val="1"/>
+      <w:numFmt w:val="bullet"/>
+      <w:lvlText w:val=""/>
+      <w:lvlJc w:val="left"/>
+      <w:pPr>
+        <w:tabs>
+          <w:tab w:val="num" w:pos="2160"/>
+        </w:tabs>
+        <w:ind w:left="2160" w:hanging="360"/>
+      </w:pPr>
+      <w:rPr>
+        <w:rFonts w:ascii="Wingdings" w:hAnsi="Wingdings" w:hint="default"/>
+        <w:sz w:val="20"/>
+      </w:rPr>
+    </w:lvl>
+    <w:lvl w:ilvl="3" w:tentative="1">
+      <w:start w:val="1"/>
+      <w:numFmt w:val="bullet"/>
+      <w:lvlText w:val=""/>
+      <w:lvlJc w:val="left"/>
+      <w:pPr>
+        <w:tabs>
+          <w:tab w:val="num" w:pos="2880"/>
+        </w:tabs>
+        <w:ind w:left="2880" w:hanging="360"/>
+      </w:pPr>
+      <w:rPr>
+        <w:rFonts w:ascii="Wingdings" w:hAnsi="Wingdings" w:hint="default"/>
+        <w:sz w:val="20"/>
+      </w:rPr>
+    </w:lvl>
+    <w:lvl w:ilvl="4" w:tentative="1">
+      <w:start w:val="1"/>
+      <w:numFmt w:val="bullet"/>
+      <w:lvlText w:val=""/>
+      <w:lvlJc w:val="left"/>
+      <w:pPr>
+        <w:tabs>
+          <w:tab w:val="num" w:pos="3600"/>
+        </w:tabs>
+        <w:ind w:left="3600" w:hanging="360"/>
+      </w:pPr>
+      <w:rPr>
+        <w:rFonts w:ascii="Wingdings" w:hAnsi="Wingdings" w:hint="default"/>
+        <w:sz w:val="20"/>
+      </w:rPr>
+    </w:lvl>
+    <w:lvl w:ilvl="5" w:tentative="1">
+      <w:start w:val="1"/>
+      <w:numFmt w:val="bullet"/>
+      <w:lvlText w:val=""/>
+      <w:lvlJc w:val="left"/>
+      <w:pPr>
+        <w:tabs>
+          <w:tab w:val="num" w:pos="4320"/>
+        </w:tabs>
+        <w:ind w:left="4320" w:hanging="360"/>
+      </w:pPr>
+      <w:rPr>
+        <w:rFonts w:ascii="Wingdings" w:hAnsi="Wingdings" w:hint="default"/>
+        <w:sz w:val="20"/>
+      </w:rPr>
+    </w:lvl>
+    <w:lvl w:ilvl="6" w:tentative="1">
+      <w:start w:val="1"/>
+      <w:numFmt w:val="bullet"/>
+      <w:lvlText w:val=""/>
+      <w:lvlJc w:val="left"/>
+      <w:pPr>
+        <w:tabs>
+          <w:tab w:val="num" w:pos="5040"/>
+        </w:tabs>
+        <w:ind w:left="5040" w:hanging="360"/>
+      </w:pPr>
+      <w:rPr>
+        <w:rFonts w:ascii="Wingdings" w:hAnsi="Wingdings" w:hint="default"/>
+        <w:sz w:val="20"/>
+      </w:rPr>
+    </w:lvl>
+    <w:lvl w:ilvl="7" w:tentative="1">
+      <w:start w:val="1"/>
+      <w:numFmt w:val="bullet"/>
+      <w:lvlText w:val=""/>
+      <w:lvlJc w:val="left"/>
+      <w:pPr>
+        <w:tabs>
+          <w:tab w:val="num" w:pos="5760"/>
+        </w:tabs>
+        <w:ind w:left="5760" w:hanging="360"/>
+      </w:pPr>
+      <w:rPr>
+        <w:rFonts w:ascii="Wingdings" w:hAnsi="Wingdings" w:hint="default"/>
+        <w:sz w:val="20"/>
+      </w:rPr>
+    </w:lvl>
+    <w:lvl w:ilvl="8" w:tentative="1">
+      <w:start w:val="1"/>
+      <w:numFmt w:val="bullet"/>
+      <w:lvlText w:val=""/>
+      <w:lvlJc w:val="left"/>
+      <w:pPr>
+        <w:tabs>
+          <w:tab w:val="num" w:pos="6480"/>
+        </w:tabs>
+        <w:ind w:left="6480" w:hanging="360"/>
+      </w:pPr>
+      <w:rPr>
+        <w:rFonts w:ascii="Wingdings" w:hAnsi="Wingdings" w:hint="default"/>
+        <w:sz w:val="20"/>
+      </w:rPr>
+    </w:lvl>
+  </w:abstractNum>
+  <w:abstractNum w:abstractNumId="3" w15:restartNumberingAfterBreak="0">
+    <w:nsid w:val="0FD62DBB"/>
+    <w:multiLevelType w:val="multilevel"/>
+    <w:tmpl w:val="403EEA7C"/>
+    <w:lvl w:ilvl="0">
+      <w:start w:val="1"/>
+      <w:numFmt w:val="bullet"/>
+      <w:lvlText w:val=""/>
+      <w:lvlJc w:val="left"/>
+      <w:pPr>
+        <w:tabs>
+          <w:tab w:val="num" w:pos="720"/>
+        </w:tabs>
+        <w:ind w:left="720" w:hanging="360"/>
+      </w:pPr>
+      <w:rPr>
+        <w:rFonts w:ascii="Symbol" w:hAnsi="Symbol" w:hint="default"/>
+        <w:sz w:val="20"/>
+      </w:rPr>
+    </w:lvl>
+    <w:lvl w:ilvl="1" w:tentative="1">
+      <w:start w:val="1"/>
+      <w:numFmt w:val="bullet"/>
+      <w:lvlText w:val="o"/>
+      <w:lvlJc w:val="left"/>
+      <w:pPr>
+        <w:tabs>
+          <w:tab w:val="num" w:pos="1440"/>
+        </w:tabs>
+        <w:ind w:left="1440" w:hanging="360"/>
+      </w:pPr>
+      <w:rPr>
+        <w:rFonts w:ascii="Courier New" w:hAnsi="Courier New" w:hint="default"/>
+        <w:sz w:val="20"/>
+      </w:rPr>
+    </w:lvl>
+    <w:lvl w:ilvl="2" w:tentative="1">
+      <w:start w:val="1"/>
+      <w:numFmt w:val="bullet"/>
+      <w:lvlText w:val=""/>
+      <w:lvlJc w:val="left"/>
+      <w:pPr>
+        <w:tabs>
+          <w:tab w:val="num" w:pos="2160"/>
+        </w:tabs>
+        <w:ind w:left="2160" w:hanging="360"/>
+      </w:pPr>
+      <w:rPr>
+        <w:rFonts w:ascii="Wingdings" w:hAnsi="Wingdings" w:hint="default"/>
+        <w:sz w:val="20"/>
+      </w:rPr>
+    </w:lvl>
+    <w:lvl w:ilvl="3" w:tentative="1">
+      <w:start w:val="1"/>
+      <w:numFmt w:val="bullet"/>
+      <w:lvlText w:val=""/>
+      <w:lvlJc w:val="left"/>
+      <w:pPr>
+        <w:tabs>
+          <w:tab w:val="num" w:pos="2880"/>
+        </w:tabs>
+        <w:ind w:left="2880" w:hanging="360"/>
+      </w:pPr>
+      <w:rPr>
+        <w:rFonts w:ascii="Wingdings" w:hAnsi="Wingdings" w:hint="default"/>
+        <w:sz w:val="20"/>
+      </w:rPr>
+    </w:lvl>
+    <w:lvl w:ilvl="4" w:tentative="1">
+      <w:start w:val="1"/>
+      <w:numFmt w:val="bullet"/>
+      <w:lvlText w:val=""/>
+      <w:lvlJc w:val="left"/>
+      <w:pPr>
+        <w:tabs>
+          <w:tab w:val="num" w:pos="3600"/>
+        </w:tabs>
+        <w:ind w:left="3600" w:hanging="360"/>
+      </w:pPr>
+      <w:rPr>
+        <w:rFonts w:ascii="Wingdings" w:hAnsi="Wingdings" w:hint="default"/>
+        <w:sz w:val="20"/>
+      </w:rPr>
+    </w:lvl>
+    <w:lvl w:ilvl="5" w:tentative="1">
+      <w:start w:val="1"/>
+      <w:numFmt w:val="bullet"/>
+      <w:lvlText w:val=""/>
+      <w:lvlJc w:val="left"/>
+      <w:pPr>
+        <w:tabs>
+          <w:tab w:val="num" w:pos="4320"/>
+        </w:tabs>
+        <w:ind w:left="4320" w:hanging="360"/>
+      </w:pPr>
+      <w:rPr>
+        <w:rFonts w:ascii="Wingdings" w:hAnsi="Wingdings" w:hint="default"/>
+        <w:sz w:val="20"/>
+      </w:rPr>
+    </w:lvl>
+    <w:lvl w:ilvl="6" w:tentative="1">
+      <w:start w:val="1"/>
+      <w:numFmt w:val="bullet"/>
+      <w:lvlText w:val=""/>
+      <w:lvlJc w:val="left"/>
+      <w:pPr>
+        <w:tabs>
+          <w:tab w:val="num" w:pos="5040"/>
+        </w:tabs>
+        <w:ind w:left="5040" w:hanging="360"/>
+      </w:pPr>
+      <w:rPr>
+        <w:rFonts w:ascii="Wingdings" w:hAnsi="Wingdings" w:hint="default"/>
+        <w:sz w:val="20"/>
+      </w:rPr>
+    </w:lvl>
+    <w:lvl w:ilvl="7" w:tentative="1">
+      <w:start w:val="1"/>
+      <w:numFmt w:val="bullet"/>
+      <w:lvlText w:val=""/>
+      <w:lvlJc w:val="left"/>
+      <w:pPr>
+        <w:tabs>
+          <w:tab w:val="num" w:pos="5760"/>
+        </w:tabs>
+        <w:ind w:left="5760" w:hanging="360"/>
+      </w:pPr>
+      <w:rPr>
+        <w:rFonts w:ascii="Wingdings" w:hAnsi="Wingdings" w:hint="default"/>
+        <w:sz w:val="20"/>
+      </w:rPr>
+    </w:lvl>
+    <w:lvl w:ilvl="8" w:tentative="1">
+      <w:start w:val="1"/>
+      <w:numFmt w:val="bullet"/>
+      <w:lvlText w:val=""/>
+      <w:lvlJc w:val="left"/>
+      <w:pPr>
+        <w:tabs>
+          <w:tab w:val="num" w:pos="6480"/>
+        </w:tabs>
+        <w:ind w:left="6480" w:hanging="360"/>
+      </w:pPr>
+      <w:rPr>
+        <w:rFonts w:ascii="Wingdings" w:hAnsi="Wingdings" w:hint="default"/>
+        <w:sz w:val="20"/>
+      </w:rPr>
+    </w:lvl>
+  </w:abstractNum>
+  <w:abstractNum w:abstractNumId="4" w15:restartNumberingAfterBreak="0">
     <w:nsid w:val="17A258C8"/>
     <w:multiLevelType w:val="multilevel"/>
     <w:tmpl w:val="9012664A"/>
@@ -873,7 +2543,156 @@
       </w:rPr>
     </w:lvl>
   </w:abstractNum>
-  <w:abstractNum w:abstractNumId="3" w15:restartNumberingAfterBreak="0">
+  <w:abstractNum w:abstractNumId="5" w15:restartNumberingAfterBreak="0">
+    <w:nsid w:val="21FD25E7"/>
+    <w:multiLevelType w:val="multilevel"/>
+    <w:tmpl w:val="B0DA3252"/>
+    <w:lvl w:ilvl="0">
+      <w:start w:val="1"/>
+      <w:numFmt w:val="bullet"/>
+      <w:lvlText w:val=""/>
+      <w:lvlJc w:val="left"/>
+      <w:pPr>
+        <w:tabs>
+          <w:tab w:val="num" w:pos="720"/>
+        </w:tabs>
+        <w:ind w:left="720" w:hanging="360"/>
+      </w:pPr>
+      <w:rPr>
+        <w:rFonts w:ascii="Symbol" w:hAnsi="Symbol" w:hint="default"/>
+        <w:sz w:val="20"/>
+      </w:rPr>
+    </w:lvl>
+    <w:lvl w:ilvl="1" w:tentative="1">
+      <w:start w:val="1"/>
+      <w:numFmt w:val="bullet"/>
+      <w:lvlText w:val="o"/>
+      <w:lvlJc w:val="left"/>
+      <w:pPr>
+        <w:tabs>
+          <w:tab w:val="num" w:pos="1440"/>
+        </w:tabs>
+        <w:ind w:left="1440" w:hanging="360"/>
+      </w:pPr>
+      <w:rPr>
+        <w:rFonts w:ascii="Courier New" w:hAnsi="Courier New" w:hint="default"/>
+        <w:sz w:val="20"/>
+      </w:rPr>
+    </w:lvl>
+    <w:lvl w:ilvl="2" w:tentative="1">
+      <w:start w:val="1"/>
+      <w:numFmt w:val="bullet"/>
+      <w:lvlText w:val=""/>
+      <w:lvlJc w:val="left"/>
+      <w:pPr>
+        <w:tabs>
+          <w:tab w:val="num" w:pos="2160"/>
+        </w:tabs>
+        <w:ind w:left="2160" w:hanging="360"/>
+      </w:pPr>
+      <w:rPr>
+        <w:rFonts w:ascii="Wingdings" w:hAnsi="Wingdings" w:hint="default"/>
+        <w:sz w:val="20"/>
+      </w:rPr>
+    </w:lvl>
+    <w:lvl w:ilvl="3" w:tentative="1">
+      <w:start w:val="1"/>
+      <w:numFmt w:val="bullet"/>
+      <w:lvlText w:val=""/>
+      <w:lvlJc w:val="left"/>
+      <w:pPr>
+        <w:tabs>
+          <w:tab w:val="num" w:pos="2880"/>
+        </w:tabs>
+        <w:ind w:left="2880" w:hanging="360"/>
+      </w:pPr>
+      <w:rPr>
+        <w:rFonts w:ascii="Wingdings" w:hAnsi="Wingdings" w:hint="default"/>
+        <w:sz w:val="20"/>
+      </w:rPr>
+    </w:lvl>
+    <w:lvl w:ilvl="4" w:tentative="1">
+      <w:start w:val="1"/>
+      <w:numFmt w:val="bullet"/>
+      <w:lvlText w:val=""/>
+      <w:lvlJc w:val="left"/>
+      <w:pPr>
+        <w:tabs>
+          <w:tab w:val="num" w:pos="3600"/>
+        </w:tabs>
+        <w:ind w:left="3600" w:hanging="360"/>
+      </w:pPr>
+      <w:rPr>
+        <w:rFonts w:ascii="Wingdings" w:hAnsi="Wingdings" w:hint="default"/>
+        <w:sz w:val="20"/>
+      </w:rPr>
+    </w:lvl>
+    <w:lvl w:ilvl="5" w:tentative="1">
+      <w:start w:val="1"/>
+      <w:numFmt w:val="bullet"/>
+      <w:lvlText w:val=""/>
+      <w:lvlJc w:val="left"/>
+      <w:pPr>
+        <w:tabs>
+          <w:tab w:val="num" w:pos="4320"/>
+        </w:tabs>
+        <w:ind w:left="4320" w:hanging="360"/>
+      </w:pPr>
+      <w:rPr>
+        <w:rFonts w:ascii="Wingdings" w:hAnsi="Wingdings" w:hint="default"/>
+        <w:sz w:val="20"/>
+      </w:rPr>
+    </w:lvl>
+    <w:lvl w:ilvl="6" w:tentative="1">
+      <w:start w:val="1"/>
+      <w:numFmt w:val="bullet"/>
+      <w:lvlText w:val=""/>
+      <w:lvlJc w:val="left"/>
+      <w:pPr>
+        <w:tabs>
+          <w:tab w:val="num" w:pos="5040"/>
+        </w:tabs>
+        <w:ind w:left="5040" w:hanging="360"/>
+      </w:pPr>
+      <w:rPr>
+        <w:rFonts w:ascii="Wingdings" w:hAnsi="Wingdings" w:hint="default"/>
+        <w:sz w:val="20"/>
+      </w:rPr>
+    </w:lvl>
+    <w:lvl w:ilvl="7" w:tentative="1">
+      <w:start w:val="1"/>
+      <w:numFmt w:val="bullet"/>
+      <w:lvlText w:val=""/>
+      <w:lvlJc w:val="left"/>
+      <w:pPr>
+        <w:tabs>
+          <w:tab w:val="num" w:pos="5760"/>
+        </w:tabs>
+        <w:ind w:left="5760" w:hanging="360"/>
+      </w:pPr>
+      <w:rPr>
+        <w:rFonts w:ascii="Wingdings" w:hAnsi="Wingdings" w:hint="default"/>
+        <w:sz w:val="20"/>
+      </w:rPr>
+    </w:lvl>
+    <w:lvl w:ilvl="8" w:tentative="1">
+      <w:start w:val="1"/>
+      <w:numFmt w:val="bullet"/>
+      <w:lvlText w:val=""/>
+      <w:lvlJc w:val="left"/>
+      <w:pPr>
+        <w:tabs>
+          <w:tab w:val="num" w:pos="6480"/>
+        </w:tabs>
+        <w:ind w:left="6480" w:hanging="360"/>
+      </w:pPr>
+      <w:rPr>
+        <w:rFonts w:ascii="Wingdings" w:hAnsi="Wingdings" w:hint="default"/>
+        <w:sz w:val="20"/>
+      </w:rPr>
+    </w:lvl>
+  </w:abstractNum>
+  <w:abstractNum w:abstractNumId="6" w15:restartNumberingAfterBreak="0">
     <w:nsid w:val="2963732C"/>
     <w:multiLevelType w:val="multilevel"/>
     <w:tmpl w:val="6954232E"/>
@@ -1022,7 +2841,7 @@
       </w:rPr>
     </w:lvl>
   </w:abstractNum>
-  <w:abstractNum w:abstractNumId="4" w15:restartNumberingAfterBreak="0">
+  <w:abstractNum w:abstractNumId="7" w15:restartNumberingAfterBreak="0">
     <w:nsid w:val="2BE416DB"/>
     <w:multiLevelType w:val="multilevel"/>
     <w:tmpl w:val="ED7A2220"/>
@@ -1171,7 +2990,7 @@
       </w:rPr>
     </w:lvl>
   </w:abstractNum>
-  <w:abstractNum w:abstractNumId="5" w15:restartNumberingAfterBreak="0">
+  <w:abstractNum w:abstractNumId="8" w15:restartNumberingAfterBreak="0">
     <w:nsid w:val="2E7F68FC"/>
     <w:multiLevelType w:val="multilevel"/>
     <w:tmpl w:val="9B56A618"/>
@@ -1320,7 +3139,7 @@
       </w:rPr>
     </w:lvl>
   </w:abstractNum>
-  <w:abstractNum w:abstractNumId="6" w15:restartNumberingAfterBreak="0">
+  <w:abstractNum w:abstractNumId="9" w15:restartNumberingAfterBreak="0">
     <w:nsid w:val="34C17CA8"/>
     <w:multiLevelType w:val="multilevel"/>
     <w:tmpl w:val="F398A6D0"/>
@@ -1469,7 +3288,7 @@
       </w:rPr>
     </w:lvl>
   </w:abstractNum>
-  <w:abstractNum w:abstractNumId="7" w15:restartNumberingAfterBreak="0">
+  <w:abstractNum w:abstractNumId="10" w15:restartNumberingAfterBreak="0">
     <w:nsid w:val="381C3920"/>
     <w:multiLevelType w:val="multilevel"/>
     <w:tmpl w:val="65ACE718"/>
@@ -1618,7 +3437,7 @@
       </w:rPr>
     </w:lvl>
   </w:abstractNum>
-  <w:abstractNum w:abstractNumId="8" w15:restartNumberingAfterBreak="0">
+  <w:abstractNum w:abstractNumId="11" w15:restartNumberingAfterBreak="0">
     <w:nsid w:val="38986251"/>
     <w:multiLevelType w:val="multilevel"/>
     <w:tmpl w:val="13F615D4"/>
@@ -1767,7 +3586,7 @@
       </w:rPr>
     </w:lvl>
   </w:abstractNum>
-  <w:abstractNum w:abstractNumId="9" w15:restartNumberingAfterBreak="0">
+  <w:abstractNum w:abstractNumId="12" w15:restartNumberingAfterBreak="0">
     <w:nsid w:val="395E7AB9"/>
     <w:multiLevelType w:val="multilevel"/>
     <w:tmpl w:val="9C107D26"/>
@@ -1916,7 +3735,7 @@
       </w:rPr>
     </w:lvl>
   </w:abstractNum>
-  <w:abstractNum w:abstractNumId="10" w15:restartNumberingAfterBreak="0">
+  <w:abstractNum w:abstractNumId="13" w15:restartNumberingAfterBreak="0">
     <w:nsid w:val="41A10E4F"/>
     <w:multiLevelType w:val="multilevel"/>
     <w:tmpl w:val="1D0E19F6"/>
@@ -2065,7 +3884,156 @@
       </w:rPr>
     </w:lvl>
   </w:abstractNum>
-  <w:abstractNum w:abstractNumId="11" w15:restartNumberingAfterBreak="0">
+  <w:abstractNum w:abstractNumId="14" w15:restartNumberingAfterBreak="0">
+    <w:nsid w:val="45580D29"/>
+    <w:multiLevelType w:val="multilevel"/>
+    <w:tmpl w:val="123CC6A6"/>
+    <w:lvl w:ilvl="0">
+      <w:start w:val="1"/>
+      <w:numFmt w:val="bullet"/>
+      <w:lvlText w:val=""/>
+      <w:lvlJc w:val="left"/>
+      <w:pPr>
+        <w:tabs>
+          <w:tab w:val="num" w:pos="720"/>
+        </w:tabs>
+        <w:ind w:left="720" w:hanging="360"/>
+      </w:pPr>
+      <w:rPr>
+        <w:rFonts w:ascii="Symbol" w:hAnsi="Symbol" w:hint="default"/>
+        <w:sz w:val="20"/>
+      </w:rPr>
+    </w:lvl>
+    <w:lvl w:ilvl="1" w:tentative="1">
+      <w:start w:val="1"/>
+      <w:numFmt w:val="bullet"/>
+      <w:lvlText w:val="o"/>
+      <w:lvlJc w:val="left"/>
+      <w:pPr>
+        <w:tabs>
+          <w:tab w:val="num" w:pos="1440"/>
+        </w:tabs>
+        <w:ind w:left="1440" w:hanging="360"/>
+      </w:pPr>
+      <w:rPr>
+        <w:rFonts w:ascii="Courier New" w:hAnsi="Courier New" w:hint="default"/>
+        <w:sz w:val="20"/>
+      </w:rPr>
+    </w:lvl>
+    <w:lvl w:ilvl="2" w:tentative="1">
+      <w:start w:val="1"/>
+      <w:numFmt w:val="bullet"/>
+      <w:lvlText w:val=""/>
+      <w:lvlJc w:val="left"/>
+      <w:pPr>
+        <w:tabs>
+          <w:tab w:val="num" w:pos="2160"/>
+        </w:tabs>
+        <w:ind w:left="2160" w:hanging="360"/>
+      </w:pPr>
+      <w:rPr>
+        <w:rFonts w:ascii="Wingdings" w:hAnsi="Wingdings" w:hint="default"/>
+        <w:sz w:val="20"/>
+      </w:rPr>
+    </w:lvl>
+    <w:lvl w:ilvl="3" w:tentative="1">
+      <w:start w:val="1"/>
+      <w:numFmt w:val="bullet"/>
+      <w:lvlText w:val=""/>
+      <w:lvlJc w:val="left"/>
+      <w:pPr>
+        <w:tabs>
+          <w:tab w:val="num" w:pos="2880"/>
+        </w:tabs>
+        <w:ind w:left="2880" w:hanging="360"/>
+      </w:pPr>
+      <w:rPr>
+        <w:rFonts w:ascii="Wingdings" w:hAnsi="Wingdings" w:hint="default"/>
+        <w:sz w:val="20"/>
+      </w:rPr>
+    </w:lvl>
+    <w:lvl w:ilvl="4" w:tentative="1">
+      <w:start w:val="1"/>
+      <w:numFmt w:val="bullet"/>
+      <w:lvlText w:val=""/>
+      <w:lvlJc w:val="left"/>
+      <w:pPr>
+        <w:tabs>
+          <w:tab w:val="num" w:pos="3600"/>
+        </w:tabs>
+        <w:ind w:left="3600" w:hanging="360"/>
+      </w:pPr>
+      <w:rPr>
+        <w:rFonts w:ascii="Wingdings" w:hAnsi="Wingdings" w:hint="default"/>
+        <w:sz w:val="20"/>
+      </w:rPr>
+    </w:lvl>
+    <w:lvl w:ilvl="5" w:tentative="1">
+      <w:start w:val="1"/>
+      <w:numFmt w:val="bullet"/>
+      <w:lvlText w:val=""/>
+      <w:lvlJc w:val="left"/>
+      <w:pPr>
+        <w:tabs>
+          <w:tab w:val="num" w:pos="4320"/>
+        </w:tabs>
+        <w:ind w:left="4320" w:hanging="360"/>
+      </w:pPr>
+      <w:rPr>
+        <w:rFonts w:ascii="Wingdings" w:hAnsi="Wingdings" w:hint="default"/>
+        <w:sz w:val="20"/>
+      </w:rPr>
+    </w:lvl>
+    <w:lvl w:ilvl="6" w:tentative="1">
+      <w:start w:val="1"/>
+      <w:numFmt w:val="bullet"/>
+      <w:lvlText w:val=""/>
+      <w:lvlJc w:val="left"/>
+      <w:pPr>
+        <w:tabs>
+          <w:tab w:val="num" w:pos="5040"/>
+        </w:tabs>
+        <w:ind w:left="5040" w:hanging="360"/>
+      </w:pPr>
+      <w:rPr>
+        <w:rFonts w:ascii="Wingdings" w:hAnsi="Wingdings" w:hint="default"/>
+        <w:sz w:val="20"/>
+      </w:rPr>
+    </w:lvl>
+    <w:lvl w:ilvl="7" w:tentative="1">
+      <w:start w:val="1"/>
+      <w:numFmt w:val="bullet"/>
+      <w:lvlText w:val=""/>
+      <w:lvlJc w:val="left"/>
+      <w:pPr>
+        <w:tabs>
+          <w:tab w:val="num" w:pos="5760"/>
+        </w:tabs>
+        <w:ind w:left="5760" w:hanging="360"/>
+      </w:pPr>
+      <w:rPr>
+        <w:rFonts w:ascii="Wingdings" w:hAnsi="Wingdings" w:hint="default"/>
+        <w:sz w:val="20"/>
+      </w:rPr>
+    </w:lvl>
+    <w:lvl w:ilvl="8" w:tentative="1">
+      <w:start w:val="1"/>
+      <w:numFmt w:val="bullet"/>
+      <w:lvlText w:val=""/>
+      <w:lvlJc w:val="left"/>
+      <w:pPr>
+        <w:tabs>
+          <w:tab w:val="num" w:pos="6480"/>
+        </w:tabs>
+        <w:ind w:left="6480" w:hanging="360"/>
+      </w:pPr>
+      <w:rPr>
+        <w:rFonts w:ascii="Wingdings" w:hAnsi="Wingdings" w:hint="default"/>
+        <w:sz w:val="20"/>
+      </w:rPr>
+    </w:lvl>
+  </w:abstractNum>
+  <w:abstractNum w:abstractNumId="15" w15:restartNumberingAfterBreak="0">
     <w:nsid w:val="4E04482A"/>
     <w:multiLevelType w:val="multilevel"/>
     <w:tmpl w:val="74CE6C2E"/>
@@ -2214,7 +4182,7 @@
       </w:rPr>
     </w:lvl>
   </w:abstractNum>
-  <w:abstractNum w:abstractNumId="12" w15:restartNumberingAfterBreak="0">
+  <w:abstractNum w:abstractNumId="16" w15:restartNumberingAfterBreak="0">
     <w:nsid w:val="518D62D5"/>
     <w:multiLevelType w:val="multilevel"/>
     <w:tmpl w:val="8528CB7A"/>
@@ -2363,7 +4331,7 @@
       </w:rPr>
     </w:lvl>
   </w:abstractNum>
-  <w:abstractNum w:abstractNumId="13" w15:restartNumberingAfterBreak="0">
+  <w:abstractNum w:abstractNumId="17" w15:restartNumberingAfterBreak="0">
     <w:nsid w:val="597A6C12"/>
     <w:multiLevelType w:val="multilevel"/>
     <w:tmpl w:val="8DF8E05A"/>
@@ -2512,7 +4480,7 @@
       </w:rPr>
     </w:lvl>
   </w:abstractNum>
-  <w:abstractNum w:abstractNumId="14" w15:restartNumberingAfterBreak="0">
+  <w:abstractNum w:abstractNumId="18" w15:restartNumberingAfterBreak="0">
     <w:nsid w:val="5B98218B"/>
     <w:multiLevelType w:val="multilevel"/>
     <w:tmpl w:val="F0B2979C"/>
@@ -2661,7 +4629,156 @@
       </w:rPr>
     </w:lvl>
   </w:abstractNum>
-  <w:abstractNum w:abstractNumId="15" w15:restartNumberingAfterBreak="0">
+  <w:abstractNum w:abstractNumId="19" w15:restartNumberingAfterBreak="0">
+    <w:nsid w:val="5DE97DD2"/>
+    <w:multiLevelType w:val="multilevel"/>
+    <w:tmpl w:val="52029562"/>
+    <w:lvl w:ilvl="0">
+      <w:start w:val="1"/>
+      <w:numFmt w:val="bullet"/>
+      <w:lvlText w:val=""/>
+      <w:lvlJc w:val="left"/>
+      <w:pPr>
+        <w:tabs>
+          <w:tab w:val="num" w:pos="720"/>
+        </w:tabs>
+        <w:ind w:left="720" w:hanging="360"/>
+      </w:pPr>
+      <w:rPr>
+        <w:rFonts w:ascii="Symbol" w:hAnsi="Symbol" w:hint="default"/>
+        <w:sz w:val="20"/>
+      </w:rPr>
+    </w:lvl>
+    <w:lvl w:ilvl="1" w:tentative="1">
+      <w:start w:val="1"/>
+      <w:numFmt w:val="bullet"/>
+      <w:lvlText w:val="o"/>
+      <w:lvlJc w:val="left"/>
+      <w:pPr>
+        <w:tabs>
+          <w:tab w:val="num" w:pos="1440"/>
+        </w:tabs>
+        <w:ind w:left="1440" w:hanging="360"/>
+      </w:pPr>
+      <w:rPr>
+        <w:rFonts w:ascii="Courier New" w:hAnsi="Courier New" w:hint="default"/>
+        <w:sz w:val="20"/>
+      </w:rPr>
+    </w:lvl>
+    <w:lvl w:ilvl="2" w:tentative="1">
+      <w:start w:val="1"/>
+      <w:numFmt w:val="bullet"/>
+      <w:lvlText w:val=""/>
+      <w:lvlJc w:val="left"/>
+      <w:pPr>
+        <w:tabs>
+          <w:tab w:val="num" w:pos="2160"/>
+        </w:tabs>
+        <w:ind w:left="2160" w:hanging="360"/>
+      </w:pPr>
+      <w:rPr>
+        <w:rFonts w:ascii="Wingdings" w:hAnsi="Wingdings" w:hint="default"/>
+        <w:sz w:val="20"/>
+      </w:rPr>
+    </w:lvl>
+    <w:lvl w:ilvl="3" w:tentative="1">
+      <w:start w:val="1"/>
+      <w:numFmt w:val="bullet"/>
+      <w:lvlText w:val=""/>
+      <w:lvlJc w:val="left"/>
+      <w:pPr>
+        <w:tabs>
+          <w:tab w:val="num" w:pos="2880"/>
+        </w:tabs>
+        <w:ind w:left="2880" w:hanging="360"/>
+      </w:pPr>
+      <w:rPr>
+        <w:rFonts w:ascii="Wingdings" w:hAnsi="Wingdings" w:hint="default"/>
+        <w:sz w:val="20"/>
+      </w:rPr>
+    </w:lvl>
+    <w:lvl w:ilvl="4" w:tentative="1">
+      <w:start w:val="1"/>
+      <w:numFmt w:val="bullet"/>
+      <w:lvlText w:val=""/>
+      <w:lvlJc w:val="left"/>
+      <w:pPr>
+        <w:tabs>
+          <w:tab w:val="num" w:pos="3600"/>
+        </w:tabs>
+        <w:ind w:left="3600" w:hanging="360"/>
+      </w:pPr>
+      <w:rPr>
+        <w:rFonts w:ascii="Wingdings" w:hAnsi="Wingdings" w:hint="default"/>
+        <w:sz w:val="20"/>
+      </w:rPr>
+    </w:lvl>
+    <w:lvl w:ilvl="5" w:tentative="1">
+      <w:start w:val="1"/>
+      <w:numFmt w:val="bullet"/>
+      <w:lvlText w:val=""/>
+      <w:lvlJc w:val="left"/>
+      <w:pPr>
+        <w:tabs>
+          <w:tab w:val="num" w:pos="4320"/>
+        </w:tabs>
+        <w:ind w:left="4320" w:hanging="360"/>
+      </w:pPr>
+      <w:rPr>
+        <w:rFonts w:ascii="Wingdings" w:hAnsi="Wingdings" w:hint="default"/>
+        <w:sz w:val="20"/>
+      </w:rPr>
+    </w:lvl>
+    <w:lvl w:ilvl="6" w:tentative="1">
+      <w:start w:val="1"/>
+      <w:numFmt w:val="bullet"/>
+      <w:lvlText w:val=""/>
+      <w:lvlJc w:val="left"/>
+      <w:pPr>
+        <w:tabs>
+          <w:tab w:val="num" w:pos="5040"/>
+        </w:tabs>
+        <w:ind w:left="5040" w:hanging="360"/>
+      </w:pPr>
+      <w:rPr>
+        <w:rFonts w:ascii="Wingdings" w:hAnsi="Wingdings" w:hint="default"/>
+        <w:sz w:val="20"/>
+      </w:rPr>
+    </w:lvl>
+    <w:lvl w:ilvl="7" w:tentative="1">
+      <w:start w:val="1"/>
+      <w:numFmt w:val="bullet"/>
+      <w:lvlText w:val=""/>
+      <w:lvlJc w:val="left"/>
+      <w:pPr>
+        <w:tabs>
+          <w:tab w:val="num" w:pos="5760"/>
+        </w:tabs>
+        <w:ind w:left="5760" w:hanging="360"/>
+      </w:pPr>
+      <w:rPr>
+        <w:rFonts w:ascii="Wingdings" w:hAnsi="Wingdings" w:hint="default"/>
+        <w:sz w:val="20"/>
+      </w:rPr>
+    </w:lvl>
+    <w:lvl w:ilvl="8" w:tentative="1">
+      <w:start w:val="1"/>
+      <w:numFmt w:val="bullet"/>
+      <w:lvlText w:val=""/>
+      <w:lvlJc w:val="left"/>
+      <w:pPr>
+        <w:tabs>
+          <w:tab w:val="num" w:pos="6480"/>
+        </w:tabs>
+        <w:ind w:left="6480" w:hanging="360"/>
+      </w:pPr>
+      <w:rPr>
+        <w:rFonts w:ascii="Wingdings" w:hAnsi="Wingdings" w:hint="default"/>
+        <w:sz w:val="20"/>
+      </w:rPr>
+    </w:lvl>
+  </w:abstractNum>
+  <w:abstractNum w:abstractNumId="20" w15:restartNumberingAfterBreak="0">
     <w:nsid w:val="5DF2684A"/>
     <w:multiLevelType w:val="multilevel"/>
     <w:tmpl w:val="7E98088A"/>
@@ -2810,7 +4927,156 @@
       </w:rPr>
     </w:lvl>
   </w:abstractNum>
-  <w:abstractNum w:abstractNumId="16" w15:restartNumberingAfterBreak="0">
+  <w:abstractNum w:abstractNumId="21" w15:restartNumberingAfterBreak="0">
+    <w:nsid w:val="5EC43D41"/>
+    <w:multiLevelType w:val="multilevel"/>
+    <w:tmpl w:val="55609EA2"/>
+    <w:lvl w:ilvl="0">
+      <w:start w:val="1"/>
+      <w:numFmt w:val="bullet"/>
+      <w:lvlText w:val=""/>
+      <w:lvlJc w:val="left"/>
+      <w:pPr>
+        <w:tabs>
+          <w:tab w:val="num" w:pos="720"/>
+        </w:tabs>
+        <w:ind w:left="720" w:hanging="360"/>
+      </w:pPr>
+      <w:rPr>
+        <w:rFonts w:ascii="Symbol" w:hAnsi="Symbol" w:hint="default"/>
+        <w:sz w:val="20"/>
+      </w:rPr>
+    </w:lvl>
+    <w:lvl w:ilvl="1" w:tentative="1">
+      <w:start w:val="1"/>
+      <w:numFmt w:val="bullet"/>
+      <w:lvlText w:val="o"/>
+      <w:lvlJc w:val="left"/>
+      <w:pPr>
+        <w:tabs>
+          <w:tab w:val="num" w:pos="1440"/>
+        </w:tabs>
+        <w:ind w:left="1440" w:hanging="360"/>
+      </w:pPr>
+      <w:rPr>
+        <w:rFonts w:ascii="Courier New" w:hAnsi="Courier New" w:hint="default"/>
+        <w:sz w:val="20"/>
+      </w:rPr>
+    </w:lvl>
+    <w:lvl w:ilvl="2" w:tentative="1">
+      <w:start w:val="1"/>
+      <w:numFmt w:val="bullet"/>
+      <w:lvlText w:val=""/>
+      <w:lvlJc w:val="left"/>
+      <w:pPr>
+        <w:tabs>
+          <w:tab w:val="num" w:pos="2160"/>
+        </w:tabs>
+        <w:ind w:left="2160" w:hanging="360"/>
+      </w:pPr>
+      <w:rPr>
+        <w:rFonts w:ascii="Wingdings" w:hAnsi="Wingdings" w:hint="default"/>
+        <w:sz w:val="20"/>
+      </w:rPr>
+    </w:lvl>
+    <w:lvl w:ilvl="3" w:tentative="1">
+      <w:start w:val="1"/>
+      <w:numFmt w:val="bullet"/>
+      <w:lvlText w:val=""/>
+      <w:lvlJc w:val="left"/>
+      <w:pPr>
+        <w:tabs>
+          <w:tab w:val="num" w:pos="2880"/>
+        </w:tabs>
+        <w:ind w:left="2880" w:hanging="360"/>
+      </w:pPr>
+      <w:rPr>
+        <w:rFonts w:ascii="Wingdings" w:hAnsi="Wingdings" w:hint="default"/>
+        <w:sz w:val="20"/>
+      </w:rPr>
+    </w:lvl>
+    <w:lvl w:ilvl="4" w:tentative="1">
+      <w:start w:val="1"/>
+      <w:numFmt w:val="bullet"/>
+      <w:lvlText w:val=""/>
+      <w:lvlJc w:val="left"/>
+      <w:pPr>
+        <w:tabs>
+          <w:tab w:val="num" w:pos="3600"/>
+        </w:tabs>
+        <w:ind w:left="3600" w:hanging="360"/>
+      </w:pPr>
+      <w:rPr>
+        <w:rFonts w:ascii="Wingdings" w:hAnsi="Wingdings" w:hint="default"/>
+        <w:sz w:val="20"/>
+      </w:rPr>
+    </w:lvl>
+    <w:lvl w:ilvl="5" w:tentative="1">
+      <w:start w:val="1"/>
+      <w:numFmt w:val="bullet"/>
+      <w:lvlText w:val=""/>
+      <w:lvlJc w:val="left"/>
+      <w:pPr>
+        <w:tabs>
+          <w:tab w:val="num" w:pos="4320"/>
+        </w:tabs>
+        <w:ind w:left="4320" w:hanging="360"/>
+      </w:pPr>
+      <w:rPr>
+        <w:rFonts w:ascii="Wingdings" w:hAnsi="Wingdings" w:hint="default"/>
+        <w:sz w:val="20"/>
+      </w:rPr>
+    </w:lvl>
+    <w:lvl w:ilvl="6" w:tentative="1">
+      <w:start w:val="1"/>
+      <w:numFmt w:val="bullet"/>
+      <w:lvlText w:val=""/>
+      <w:lvlJc w:val="left"/>
+      <w:pPr>
+        <w:tabs>
+          <w:tab w:val="num" w:pos="5040"/>
+        </w:tabs>
+        <w:ind w:left="5040" w:hanging="360"/>
+      </w:pPr>
+      <w:rPr>
+        <w:rFonts w:ascii="Wingdings" w:hAnsi="Wingdings" w:hint="default"/>
+        <w:sz w:val="20"/>
+      </w:rPr>
+    </w:lvl>
+    <w:lvl w:ilvl="7" w:tentative="1">
+      <w:start w:val="1"/>
+      <w:numFmt w:val="bullet"/>
+      <w:lvlText w:val=""/>
+      <w:lvlJc w:val="left"/>
+      <w:pPr>
+        <w:tabs>
+          <w:tab w:val="num" w:pos="5760"/>
+        </w:tabs>
+        <w:ind w:left="5760" w:hanging="360"/>
+      </w:pPr>
+      <w:rPr>
+        <w:rFonts w:ascii="Wingdings" w:hAnsi="Wingdings" w:hint="default"/>
+        <w:sz w:val="20"/>
+      </w:rPr>
+    </w:lvl>
+    <w:lvl w:ilvl="8" w:tentative="1">
+      <w:start w:val="1"/>
+      <w:numFmt w:val="bullet"/>
+      <w:lvlText w:val=""/>
+      <w:lvlJc w:val="left"/>
+      <w:pPr>
+        <w:tabs>
+          <w:tab w:val="num" w:pos="6480"/>
+        </w:tabs>
+        <w:ind w:left="6480" w:hanging="360"/>
+      </w:pPr>
+      <w:rPr>
+        <w:rFonts w:ascii="Wingdings" w:hAnsi="Wingdings" w:hint="default"/>
+        <w:sz w:val="20"/>
+      </w:rPr>
+    </w:lvl>
+  </w:abstractNum>
+  <w:abstractNum w:abstractNumId="22" w15:restartNumberingAfterBreak="0">
     <w:nsid w:val="6B822B86"/>
     <w:multiLevelType w:val="multilevel"/>
     <w:tmpl w:val="C95EC2AA"/>
@@ -2959,7 +5225,305 @@
       </w:rPr>
     </w:lvl>
   </w:abstractNum>
-  <w:abstractNum w:abstractNumId="17" w15:restartNumberingAfterBreak="0">
+  <w:abstractNum w:abstractNumId="23" w15:restartNumberingAfterBreak="0">
+    <w:nsid w:val="6FE450D0"/>
+    <w:multiLevelType w:val="multilevel"/>
+    <w:tmpl w:val="E51E558E"/>
+    <w:lvl w:ilvl="0">
+      <w:start w:val="1"/>
+      <w:numFmt w:val="bullet"/>
+      <w:lvlText w:val=""/>
+      <w:lvlJc w:val="left"/>
+      <w:pPr>
+        <w:tabs>
+          <w:tab w:val="num" w:pos="720"/>
+        </w:tabs>
+        <w:ind w:left="720" w:hanging="360"/>
+      </w:pPr>
+      <w:rPr>
+        <w:rFonts w:ascii="Symbol" w:hAnsi="Symbol" w:hint="default"/>
+        <w:sz w:val="20"/>
+      </w:rPr>
+    </w:lvl>
+    <w:lvl w:ilvl="1" w:tentative="1">
+      <w:start w:val="1"/>
+      <w:numFmt w:val="bullet"/>
+      <w:lvlText w:val="o"/>
+      <w:lvlJc w:val="left"/>
+      <w:pPr>
+        <w:tabs>
+          <w:tab w:val="num" w:pos="1440"/>
+        </w:tabs>
+        <w:ind w:left="1440" w:hanging="360"/>
+      </w:pPr>
+      <w:rPr>
+        <w:rFonts w:ascii="Courier New" w:hAnsi="Courier New" w:hint="default"/>
+        <w:sz w:val="20"/>
+      </w:rPr>
+    </w:lvl>
+    <w:lvl w:ilvl="2" w:tentative="1">
+      <w:start w:val="1"/>
+      <w:numFmt w:val="bullet"/>
+      <w:lvlText w:val=""/>
+      <w:lvlJc w:val="left"/>
+      <w:pPr>
+        <w:tabs>
+          <w:tab w:val="num" w:pos="2160"/>
+        </w:tabs>
+        <w:ind w:left="2160" w:hanging="360"/>
+      </w:pPr>
+      <w:rPr>
+        <w:rFonts w:ascii="Wingdings" w:hAnsi="Wingdings" w:hint="default"/>
+        <w:sz w:val="20"/>
+      </w:rPr>
+    </w:lvl>
+    <w:lvl w:ilvl="3" w:tentative="1">
+      <w:start w:val="1"/>
+      <w:numFmt w:val="bullet"/>
+      <w:lvlText w:val=""/>
+      <w:lvlJc w:val="left"/>
+      <w:pPr>
+        <w:tabs>
+          <w:tab w:val="num" w:pos="2880"/>
+        </w:tabs>
+        <w:ind w:left="2880" w:hanging="360"/>
+      </w:pPr>
+      <w:rPr>
+        <w:rFonts w:ascii="Wingdings" w:hAnsi="Wingdings" w:hint="default"/>
+        <w:sz w:val="20"/>
+      </w:rPr>
+    </w:lvl>
+    <w:lvl w:ilvl="4" w:tentative="1">
+      <w:start w:val="1"/>
+      <w:numFmt w:val="bullet"/>
+      <w:lvlText w:val=""/>
+      <w:lvlJc w:val="left"/>
+      <w:pPr>
+        <w:tabs>
+          <w:tab w:val="num" w:pos="3600"/>
+        </w:tabs>
+        <w:ind w:left="3600" w:hanging="360"/>
+      </w:pPr>
+      <w:rPr>
+        <w:rFonts w:ascii="Wingdings" w:hAnsi="Wingdings" w:hint="default"/>
+        <w:sz w:val="20"/>
+      </w:rPr>
+    </w:lvl>
+    <w:lvl w:ilvl="5" w:tentative="1">
+      <w:start w:val="1"/>
+      <w:numFmt w:val="bullet"/>
+      <w:lvlText w:val=""/>
+      <w:lvlJc w:val="left"/>
+      <w:pPr>
+        <w:tabs>
+          <w:tab w:val="num" w:pos="4320"/>
+        </w:tabs>
+        <w:ind w:left="4320" w:hanging="360"/>
+      </w:pPr>
+      <w:rPr>
+        <w:rFonts w:ascii="Wingdings" w:hAnsi="Wingdings" w:hint="default"/>
+        <w:sz w:val="20"/>
+      </w:rPr>
+    </w:lvl>
+    <w:lvl w:ilvl="6" w:tentative="1">
+      <w:start w:val="1"/>
+      <w:numFmt w:val="bullet"/>
+      <w:lvlText w:val=""/>
+      <w:lvlJc w:val="left"/>
+      <w:pPr>
+        <w:tabs>
+          <w:tab w:val="num" w:pos="5040"/>
+        </w:tabs>
+        <w:ind w:left="5040" w:hanging="360"/>
+      </w:pPr>
+      <w:rPr>
+        <w:rFonts w:ascii="Wingdings" w:hAnsi="Wingdings" w:hint="default"/>
+        <w:sz w:val="20"/>
+      </w:rPr>
+    </w:lvl>
+    <w:lvl w:ilvl="7" w:tentative="1">
+      <w:start w:val="1"/>
+      <w:numFmt w:val="bullet"/>
+      <w:lvlText w:val=""/>
+      <w:lvlJc w:val="left"/>
+      <w:pPr>
+        <w:tabs>
+          <w:tab w:val="num" w:pos="5760"/>
+        </w:tabs>
+        <w:ind w:left="5760" w:hanging="360"/>
+      </w:pPr>
+      <w:rPr>
+        <w:rFonts w:ascii="Wingdings" w:hAnsi="Wingdings" w:hint="default"/>
+        <w:sz w:val="20"/>
+      </w:rPr>
+    </w:lvl>
+    <w:lvl w:ilvl="8" w:tentative="1">
+      <w:start w:val="1"/>
+      <w:numFmt w:val="bullet"/>
+      <w:lvlText w:val=""/>
+      <w:lvlJc w:val="left"/>
+      <w:pPr>
+        <w:tabs>
+          <w:tab w:val="num" w:pos="6480"/>
+        </w:tabs>
+        <w:ind w:left="6480" w:hanging="360"/>
+      </w:pPr>
+      <w:rPr>
+        <w:rFonts w:ascii="Wingdings" w:hAnsi="Wingdings" w:hint="default"/>
+        <w:sz w:val="20"/>
+      </w:rPr>
+    </w:lvl>
+  </w:abstractNum>
+  <w:abstractNum w:abstractNumId="24" w15:restartNumberingAfterBreak="0">
+    <w:nsid w:val="73D92760"/>
+    <w:multiLevelType w:val="multilevel"/>
+    <w:tmpl w:val="884894CE"/>
+    <w:lvl w:ilvl="0">
+      <w:start w:val="1"/>
+      <w:numFmt w:val="bullet"/>
+      <w:lvlText w:val=""/>
+      <w:lvlJc w:val="left"/>
+      <w:pPr>
+        <w:tabs>
+          <w:tab w:val="num" w:pos="720"/>
+        </w:tabs>
+        <w:ind w:left="720" w:hanging="360"/>
+      </w:pPr>
+      <w:rPr>
+        <w:rFonts w:ascii="Symbol" w:hAnsi="Symbol" w:hint="default"/>
+        <w:sz w:val="20"/>
+      </w:rPr>
+    </w:lvl>
+    <w:lvl w:ilvl="1" w:tentative="1">
+      <w:start w:val="1"/>
+      <w:numFmt w:val="bullet"/>
+      <w:lvlText w:val="o"/>
+      <w:lvlJc w:val="left"/>
+      <w:pPr>
+        <w:tabs>
+          <w:tab w:val="num" w:pos="1440"/>
+        </w:tabs>
+        <w:ind w:left="1440" w:hanging="360"/>
+      </w:pPr>
+      <w:rPr>
+        <w:rFonts w:ascii="Courier New" w:hAnsi="Courier New" w:hint="default"/>
+        <w:sz w:val="20"/>
+      </w:rPr>
+    </w:lvl>
+    <w:lvl w:ilvl="2" w:tentative="1">
+      <w:start w:val="1"/>
+      <w:numFmt w:val="bullet"/>
+      <w:lvlText w:val=""/>
+      <w:lvlJc w:val="left"/>
+      <w:pPr>
+        <w:tabs>
+          <w:tab w:val="num" w:pos="2160"/>
+        </w:tabs>
+        <w:ind w:left="2160" w:hanging="360"/>
+      </w:pPr>
+      <w:rPr>
+        <w:rFonts w:ascii="Wingdings" w:hAnsi="Wingdings" w:hint="default"/>
+        <w:sz w:val="20"/>
+      </w:rPr>
+    </w:lvl>
+    <w:lvl w:ilvl="3" w:tentative="1">
+      <w:start w:val="1"/>
+      <w:numFmt w:val="bullet"/>
+      <w:lvlText w:val=""/>
+      <w:lvlJc w:val="left"/>
+      <w:pPr>
+        <w:tabs>
+          <w:tab w:val="num" w:pos="2880"/>
+        </w:tabs>
+        <w:ind w:left="2880" w:hanging="360"/>
+      </w:pPr>
+      <w:rPr>
+        <w:rFonts w:ascii="Wingdings" w:hAnsi="Wingdings" w:hint="default"/>
+        <w:sz w:val="20"/>
+      </w:rPr>
+    </w:lvl>
+    <w:lvl w:ilvl="4" w:tentative="1">
+      <w:start w:val="1"/>
+      <w:numFmt w:val="bullet"/>
+      <w:lvlText w:val=""/>
+      <w:lvlJc w:val="left"/>
+      <w:pPr>
+        <w:tabs>
+          <w:tab w:val="num" w:pos="3600"/>
+        </w:tabs>
+        <w:ind w:left="3600" w:hanging="360"/>
+      </w:pPr>
+      <w:rPr>
+        <w:rFonts w:ascii="Wingdings" w:hAnsi="Wingdings" w:hint="default"/>
+        <w:sz w:val="20"/>
+      </w:rPr>
+    </w:lvl>
+    <w:lvl w:ilvl="5" w:tentative="1">
+      <w:start w:val="1"/>
+      <w:numFmt w:val="bullet"/>
+      <w:lvlText w:val=""/>
+      <w:lvlJc w:val="left"/>
+      <w:pPr>
+        <w:tabs>
+          <w:tab w:val="num" w:pos="4320"/>
+        </w:tabs>
+        <w:ind w:left="4320" w:hanging="360"/>
+      </w:pPr>
+      <w:rPr>
+        <w:rFonts w:ascii="Wingdings" w:hAnsi="Wingdings" w:hint="default"/>
+        <w:sz w:val="20"/>
+      </w:rPr>
+    </w:lvl>
+    <w:lvl w:ilvl="6" w:tentative="1">
+      <w:start w:val="1"/>
+      <w:numFmt w:val="bullet"/>
+      <w:lvlText w:val=""/>
+      <w:lvlJc w:val="left"/>
+      <w:pPr>
+        <w:tabs>
+          <w:tab w:val="num" w:pos="5040"/>
+        </w:tabs>
+        <w:ind w:left="5040" w:hanging="360"/>
+      </w:pPr>
+      <w:rPr>
+        <w:rFonts w:ascii="Wingdings" w:hAnsi="Wingdings" w:hint="default"/>
+        <w:sz w:val="20"/>
+      </w:rPr>
+    </w:lvl>
+    <w:lvl w:ilvl="7" w:tentative="1">
+      <w:start w:val="1"/>
+      <w:numFmt w:val="bullet"/>
+      <w:lvlText w:val=""/>
+      <w:lvlJc w:val="left"/>
+      <w:pPr>
+        <w:tabs>
+          <w:tab w:val="num" w:pos="5760"/>
+        </w:tabs>
+        <w:ind w:left="5760" w:hanging="360"/>
+      </w:pPr>
+      <w:rPr>
+        <w:rFonts w:ascii="Wingdings" w:hAnsi="Wingdings" w:hint="default"/>
+        <w:sz w:val="20"/>
+      </w:rPr>
+    </w:lvl>
+    <w:lvl w:ilvl="8" w:tentative="1">
+      <w:start w:val="1"/>
+      <w:numFmt w:val="bullet"/>
+      <w:lvlText w:val=""/>
+      <w:lvlJc w:val="left"/>
+      <w:pPr>
+        <w:tabs>
+          <w:tab w:val="num" w:pos="6480"/>
+        </w:tabs>
+        <w:ind w:left="6480" w:hanging="360"/>
+      </w:pPr>
+      <w:rPr>
+        <w:rFonts w:ascii="Wingdings" w:hAnsi="Wingdings" w:hint="default"/>
+        <w:sz w:val="20"/>
+      </w:rPr>
+    </w:lvl>
+  </w:abstractNum>
+  <w:abstractNum w:abstractNumId="25" w15:restartNumberingAfterBreak="0">
     <w:nsid w:val="78C20793"/>
     <w:multiLevelType w:val="multilevel"/>
     <w:tmpl w:val="79D8D938"/>
@@ -3109,58 +5673,82 @@
     </w:lvl>
   </w:abstractNum>
   <w:num w:numId="1" w16cid:durableId="1001735347">
-    <w:abstractNumId w:val="11"/>
+    <w:abstractNumId w:val="15"/>
   </w:num>
   <w:num w:numId="2" w16cid:durableId="146823832">
-    <w:abstractNumId w:val="7"/>
+    <w:abstractNumId w:val="10"/>
   </w:num>
   <w:num w:numId="3" w16cid:durableId="1454716458">
-    <w:abstractNumId w:val="9"/>
+    <w:abstractNumId w:val="12"/>
   </w:num>
   <w:num w:numId="4" w16cid:durableId="1862819637">
-    <w:abstractNumId w:val="3"/>
+    <w:abstractNumId w:val="6"/>
   </w:num>
   <w:num w:numId="5" w16cid:durableId="1604799356">
-    <w:abstractNumId w:val="8"/>
+    <w:abstractNumId w:val="11"/>
   </w:num>
   <w:num w:numId="6" w16cid:durableId="331221855">
     <w:abstractNumId w:val="1"/>
   </w:num>
   <w:num w:numId="7" w16cid:durableId="1983539594">
+    <w:abstractNumId w:val="25"/>
+  </w:num>
+  <w:num w:numId="8" w16cid:durableId="1108699879">
+    <w:abstractNumId w:val="7"/>
+  </w:num>
+  <w:num w:numId="9" w16cid:durableId="768544425">
+    <w:abstractNumId w:val="8"/>
+  </w:num>
+  <w:num w:numId="10" w16cid:durableId="1134833738">
+    <w:abstractNumId w:val="22"/>
+  </w:num>
+  <w:num w:numId="11" w16cid:durableId="1088382170">
+    <w:abstractNumId w:val="16"/>
+  </w:num>
+  <w:num w:numId="12" w16cid:durableId="990408052">
     <w:abstractNumId w:val="17"/>
   </w:num>
-  <w:num w:numId="8" w16cid:durableId="1108699879">
-    <w:abstractNumId w:val="4"/>
-  </w:num>
-  <w:num w:numId="9" w16cid:durableId="768544425">
-    <w:abstractNumId w:val="5"/>
-  </w:num>
-  <w:num w:numId="10" w16cid:durableId="1134833738">
-    <w:abstractNumId w:val="16"/>
-  </w:num>
-  <w:num w:numId="11" w16cid:durableId="1088382170">
-    <w:abstractNumId w:val="12"/>
-  </w:num>
-  <w:num w:numId="12" w16cid:durableId="990408052">
-    <w:abstractNumId w:val="13"/>
-  </w:num>
   <w:num w:numId="13" w16cid:durableId="1930965308">
-    <w:abstractNumId w:val="14"/>
+    <w:abstractNumId w:val="18"/>
   </w:num>
   <w:num w:numId="14" w16cid:durableId="268898285">
     <w:abstractNumId w:val="0"/>
   </w:num>
   <w:num w:numId="15" w16cid:durableId="235210253">
-    <w:abstractNumId w:val="6"/>
+    <w:abstractNumId w:val="9"/>
   </w:num>
   <w:num w:numId="16" w16cid:durableId="681400019">
-    <w:abstractNumId w:val="10"/>
+    <w:abstractNumId w:val="13"/>
   </w:num>
   <w:num w:numId="17" w16cid:durableId="1126319319">
+    <w:abstractNumId w:val="4"/>
+  </w:num>
+  <w:num w:numId="18" w16cid:durableId="1749842262">
+    <w:abstractNumId w:val="20"/>
+  </w:num>
+  <w:num w:numId="19" w16cid:durableId="476847831">
+    <w:abstractNumId w:val="3"/>
+  </w:num>
+  <w:num w:numId="20" w16cid:durableId="1111894551">
+    <w:abstractNumId w:val="14"/>
+  </w:num>
+  <w:num w:numId="21" w16cid:durableId="728307761">
+    <w:abstractNumId w:val="21"/>
+  </w:num>
+  <w:num w:numId="22" w16cid:durableId="377432859">
     <w:abstractNumId w:val="2"/>
   </w:num>
-  <w:num w:numId="18" w16cid:durableId="1749842262">
-    <w:abstractNumId w:val="15"/>
+  <w:num w:numId="23" w16cid:durableId="909072277">
+    <w:abstractNumId w:val="19"/>
+  </w:num>
+  <w:num w:numId="24" w16cid:durableId="381095336">
+    <w:abstractNumId w:val="24"/>
+  </w:num>
+  <w:num w:numId="25" w16cid:durableId="2015837147">
+    <w:abstractNumId w:val="5"/>
+  </w:num>
+  <w:num w:numId="26" w16cid:durableId="1330250792">
+    <w:abstractNumId w:val="23"/>
   </w:num>
 </w:numbering>
 </file>
@@ -4378,4 +6966,16 @@
     </a:ext>
   </a:extLst>
 </a:theme>
+</file>
+
+<file path=customXml/item1.xml><?xml version="1.0" encoding="utf-8"?>
+<b:Sources xmlns:b="http://schemas.openxmlformats.org/officeDocument/2006/bibliography" xmlns="http://schemas.openxmlformats.org/officeDocument/2006/bibliography" SelectedStyle="\APASixthEditionOfficeOnline.xsl" StyleName="APA" Version="6"/>
+</file>
+
+<file path=customXml/itemProps1.xml><?xml version="1.0" encoding="utf-8"?>
+<ds:datastoreItem xmlns:ds="http://schemas.openxmlformats.org/officeDocument/2006/customXml" ds:itemID="{E7564A11-798C-4F69-9E70-ED890DC807D5}">
+  <ds:schemaRefs>
+    <ds:schemaRef ds:uri="http://schemas.openxmlformats.org/officeDocument/2006/bibliography"/>
+  </ds:schemaRefs>
+</ds:datastoreItem>
 </file>
--- a/TYBCA/MachineLearningUsingPython/Introduction to Machine Learning.docx
+++ b/TYBCA/MachineLearningUsingPython/Introduction to Machine Learning.docx
@@ -1,6 +1,6 @@
 
 <file path=word/document.xml><?xml version="1.0" encoding="utf-8"?>
-<w:document xmlns:wpc="http://schemas.microsoft.com/office/word/2010/wordprocessingCanvas" xmlns:cx="http://schemas.microsoft.com/office/drawing/2014/chartex" xmlns:cx1="http://schemas.microsoft.com/office/drawing/2015/9/8/chartex" xmlns:cx2="http://schemas.microsoft.com/office/drawing/2015/10/21/chartex" xmlns:cx3="http://schemas.microsoft.com/office/drawing/2016/5/9/chartex" xmlns:cx4="http://schemas.microsoft.com/office/drawing/2016/5/10/chartex" xmlns:cx5="http://schemas.microsoft.com/office/drawing/2016/5/11/chartex" xmlns:cx6="http://schemas.microsoft.com/office/drawing/2016/5/12/chartex" xmlns:cx7="http://schemas.microsoft.com/office/drawing/2016/5/13/chartex" xmlns:cx8="http://schemas.microsoft.com/office/drawing/2016/5/14/chartex" xmlns:mc="http://schemas.openxmlformats.org/markup-compatibility/2006" xmlns:aink="http://schemas.microsoft.com/office/drawing/2016/ink" xmlns:am3d="http://schemas.microsoft.com/office/drawing/2017/model3d" xmlns:o="urn:schemas-microsoft-com:office:office" xmlns:oel="http://schemas.microsoft.com/office/2019/extlst" xmlns:r="http://schemas.openxmlformats.org/officeDocument/2006/relationships" xmlns:m="http://schemas.openxmlformats.org/officeDocument/2006/math" xmlns:v="urn:schemas-microsoft-com:vml" xmlns:wp14="http://schemas.microsoft.com/office/word/2010/wordprocessingDrawing" xmlns:wp="http://schemas.openxmlformats.org/drawingml/2006/wordprocessingDrawing" xmlns:w10="urn:schemas-microsoft-com:office:word" xmlns:w="http://schemas.openxmlformats.org/wordprocessingml/2006/main" xmlns:w14="http://schemas.microsoft.com/office/word/2010/wordml" xmlns:w15="http://schemas.microsoft.com/office/word/2012/wordml" xmlns:w16cex="http://schemas.microsoft.com/office/word/2018/wordml/cex" xmlns:w16cid="http://schemas.microsoft.com/office/word/2016/wordml/cid" xmlns:w16="http://schemas.microsoft.com/office/word/2018/wordml" xmlns:w16du="http://schemas.microsoft.com/office/word/2023/wordml/word16du" xmlns:w16sdtdh="http://schemas.microsoft.com/office/word/2020/wordml/sdtdatahash" xmlns:w16sdtfl="http://schemas.microsoft.com/office/word/2024/wordml/sdtformatlock" xmlns:w16se="http://schemas.microsoft.com/office/word/2015/wordml/symex" xmlns:wpg="http://schemas.microsoft.com/office/word/2010/wordprocessingGroup" xmlns:wpi="http://schemas.microsoft.com/office/word/2010/wordprocessingInk" xmlns:wne="http://schemas.microsoft.com/office/word/2006/wordml" xmlns:wps="http://schemas.microsoft.com/office/word/2010/wordprocessingShape" mc:Ignorable="w14 w15 w16se w16cid w16 w16cex w16sdtdh w16sdtfl w16du wp14">
+<w:document xmlns:wpc="http://schemas.microsoft.com/office/word/2010/wordprocessingCanvas" xmlns:cx="http://schemas.microsoft.com/office/drawing/2014/chartex" xmlns:cx1="http://schemas.microsoft.com/office/drawing/2015/9/8/chartex" xmlns:cx2="http://schemas.microsoft.com/office/drawing/2015/10/21/chartex" xmlns:cx3="http://schemas.microsoft.com/office/drawing/2016/5/9/chartex" xmlns:cx4="http://schemas.microsoft.com/office/drawing/2016/5/10/chartex" xmlns:cx5="http://schemas.microsoft.com/office/drawing/2016/5/11/chartex" xmlns:cx6="http://schemas.microsoft.com/office/drawing/2016/5/12/chartex" xmlns:cx7="http://schemas.microsoft.com/office/drawing/2016/5/13/chartex" xmlns:cx8="http://schemas.microsoft.com/office/drawing/2016/5/14/chartex" xmlns:mc="http://schemas.openxmlformats.org/markup-compatibility/2006" xmlns:aink="http://schemas.microsoft.com/office/drawing/2016/ink" xmlns:am3d="http://schemas.microsoft.com/office/drawing/2017/model3d" xmlns:o="urn:schemas-microsoft-com:office:office" xmlns:oel="http://schemas.microsoft.com/office/2019/extlst" xmlns:r="http://schemas.openxmlformats.org/officeDocument/2006/relationships" xmlns:m="http://schemas.openxmlformats.org/officeDocument/2006/math" xmlns:v="urn:schemas-microsoft-com:vml" xmlns:wp14="http://schemas.microsoft.com/office/word/2010/wordprocessingDrawing" xmlns:wp="http://schemas.openxmlformats.org/drawingml/2006/wordprocessingDrawing" xmlns:w10="urn:schemas-microsoft-com:office:word" xmlns:w="http://schemas.openxmlformats.org/wordprocessingml/2006/main" xmlns:w14="http://schemas.microsoft.com/office/word/2010/wordml" xmlns:w15="http://schemas.microsoft.com/office/word/2012/wordml" xmlns:w16cei="http://schemas.microsoft.com/office/word/2026/wordml/cei" xmlns:w16cex="http://schemas.microsoft.com/office/word/2018/wordml/cex" xmlns:w16cid="http://schemas.microsoft.com/office/word/2016/wordml/cid" xmlns:w16="http://schemas.microsoft.com/office/word/2018/wordml" xmlns:w16du="http://schemas.microsoft.com/office/word/2023/wordml/word16du" xmlns:w16sdtdh="http://schemas.microsoft.com/office/word/2020/wordml/sdtdatahash" xmlns:w16sdtfl="http://schemas.microsoft.com/office/word/2024/wordml/sdtformatlock" xmlns:w16se="http://schemas.microsoft.com/office/word/2015/wordml/symex" xmlns:wpg="http://schemas.microsoft.com/office/word/2010/wordprocessingGroup" xmlns:wpi="http://schemas.microsoft.com/office/word/2010/wordprocessingInk" xmlns:wne="http://schemas.microsoft.com/office/word/2006/wordml" xmlns:wps="http://schemas.microsoft.com/office/word/2010/wordprocessingShape" mc:Ignorable="w14 w15 w16se w16cid w16 w16cex w16sdtdh w16sdtfl w16du wp14">
   <w:body>
     <w:p>
       <w:pPr>
@@ -469,7 +469,6 @@
           <w:bCs/>
         </w:rPr>
       </w:pPr>
-      <w:proofErr w:type="spellStart"/>
       <w:r>
         <w:rPr>
           <w:b/>
@@ -477,7 +476,6 @@
         </w:rPr>
         <w:t>Numpy</w:t>
       </w:r>
-      <w:proofErr w:type="spellEnd"/>
     </w:p>
     <w:p>
       <w:pPr>
@@ -526,15 +524,8 @@
           <w:numId w:val="19"/>
         </w:numPr>
       </w:pPr>
-      <w:proofErr w:type="spellStart"/>
-      <w:proofErr w:type="gramStart"/>
-      <w:r>
-        <w:t>np.array</w:t>
-      </w:r>
-      <w:proofErr w:type="spellEnd"/>
-      <w:proofErr w:type="gramEnd"/>
-      <w:r>
-        <w:t xml:space="preserve">(): Converts a Python list or tuple into a NumPy array. </w:t>
+      <w:r>
+        <w:t xml:space="preserve">np.array(): Converts a Python list or tuple into a NumPy array. </w:t>
       </w:r>
     </w:p>
     <w:p>
@@ -544,15 +535,8 @@
           <w:numId w:val="19"/>
         </w:numPr>
       </w:pPr>
-      <w:proofErr w:type="spellStart"/>
-      <w:proofErr w:type="gramStart"/>
-      <w:r>
-        <w:t>np.zeros</w:t>
-      </w:r>
-      <w:proofErr w:type="spellEnd"/>
-      <w:proofErr w:type="gramEnd"/>
-      <w:r>
-        <w:t xml:space="preserve">(): Creates an array filled entirely with zeros based on a given shape. </w:t>
+      <w:r>
+        <w:t xml:space="preserve">np.zeros(): Creates an array filled entirely with zeros based on a given shape. </w:t>
       </w:r>
     </w:p>
     <w:p>
@@ -562,15 +546,8 @@
           <w:numId w:val="19"/>
         </w:numPr>
       </w:pPr>
-      <w:proofErr w:type="spellStart"/>
-      <w:proofErr w:type="gramStart"/>
-      <w:r>
-        <w:t>np.ones</w:t>
-      </w:r>
-      <w:proofErr w:type="spellEnd"/>
-      <w:proofErr w:type="gramEnd"/>
-      <w:r>
-        <w:t xml:space="preserve">(): Generates an array filled entirely with ones. </w:t>
+      <w:r>
+        <w:t xml:space="preserve">np.ones(): Generates an array filled entirely with ones. </w:t>
       </w:r>
     </w:p>
     <w:p>
@@ -580,15 +557,8 @@
           <w:numId w:val="19"/>
         </w:numPr>
       </w:pPr>
-      <w:proofErr w:type="spellStart"/>
-      <w:proofErr w:type="gramStart"/>
-      <w:r>
-        <w:t>np.full</w:t>
-      </w:r>
-      <w:proofErr w:type="spellEnd"/>
-      <w:proofErr w:type="gramEnd"/>
-      <w:r>
-        <w:t xml:space="preserve">(): Creates an array of a specified size populated with a specific uniform value. </w:t>
+      <w:r>
+        <w:t xml:space="preserve">np.full(): Creates an array of a specified size populated with a specific uniform value. </w:t>
       </w:r>
     </w:p>
     <w:p>
@@ -598,23 +568,8 @@
           <w:numId w:val="19"/>
         </w:numPr>
       </w:pPr>
-      <w:proofErr w:type="spellStart"/>
-      <w:proofErr w:type="gramStart"/>
-      <w:r>
-        <w:t>np.arange</w:t>
-      </w:r>
-      <w:proofErr w:type="spellEnd"/>
-      <w:proofErr w:type="gramEnd"/>
-      <w:r>
-        <w:t xml:space="preserve">(): Returns evenly spaced values within a defined numerical range (similar to Python's </w:t>
-      </w:r>
-      <w:proofErr w:type="gramStart"/>
-      <w:r>
-        <w:t>range(</w:t>
-      </w:r>
-      <w:proofErr w:type="gramEnd"/>
-      <w:r>
-        <w:t xml:space="preserve">)). </w:t>
+      <w:r>
+        <w:t xml:space="preserve">np.arange(): Returns evenly spaced values within a defined numerical range (similar to Python's range()). </w:t>
       </w:r>
     </w:p>
     <w:p>
@@ -624,15 +579,8 @@
           <w:numId w:val="19"/>
         </w:numPr>
       </w:pPr>
-      <w:proofErr w:type="spellStart"/>
-      <w:proofErr w:type="gramStart"/>
-      <w:r>
-        <w:t>np.linspace</w:t>
-      </w:r>
-      <w:proofErr w:type="spellEnd"/>
-      <w:proofErr w:type="gramEnd"/>
-      <w:r>
-        <w:t xml:space="preserve">(): Generates a specified number of evenly spaced values between two defined limits. </w:t>
+      <w:r>
+        <w:t xml:space="preserve">np.linspace(): Generates a specified number of evenly spaced values between two defined limits. </w:t>
       </w:r>
     </w:p>
     <w:p>
@@ -674,13 +622,8 @@
           <w:numId w:val="20"/>
         </w:numPr>
       </w:pPr>
-      <w:proofErr w:type="gramStart"/>
-      <w:r>
-        <w:t>.shape</w:t>
-      </w:r>
-      <w:proofErr w:type="gramEnd"/>
-      <w:r>
-        <w:t xml:space="preserve">: Returns a tuple showing the number of elements along each dimension/axis. </w:t>
+      <w:r>
+        <w:t xml:space="preserve">.shape: Returns a tuple showing the number of elements along each dimension/axis. </w:t>
       </w:r>
     </w:p>
     <w:p>
@@ -690,18 +633,8 @@
           <w:numId w:val="20"/>
         </w:numPr>
       </w:pPr>
-      <w:proofErr w:type="gramStart"/>
-      <w:r>
-        <w:t>.</w:t>
-      </w:r>
-      <w:proofErr w:type="spellStart"/>
-      <w:r>
-        <w:t>ndim</w:t>
-      </w:r>
-      <w:proofErr w:type="spellEnd"/>
-      <w:proofErr w:type="gramEnd"/>
-      <w:r>
-        <w:t xml:space="preserve">: Displays the total number of dimensions (axes) the array possesses. </w:t>
+      <w:r>
+        <w:t xml:space="preserve">.ndim: Displays the total number of dimensions (axes) the array possesses. </w:t>
       </w:r>
     </w:p>
     <w:p>
@@ -711,13 +644,8 @@
           <w:numId w:val="20"/>
         </w:numPr>
       </w:pPr>
-      <w:proofErr w:type="gramStart"/>
-      <w:r>
-        <w:t>.size</w:t>
-      </w:r>
-      <w:proofErr w:type="gramEnd"/>
-      <w:r>
-        <w:t xml:space="preserve">: Calculates the absolute total number of elements inside the array. </w:t>
+      <w:r>
+        <w:t xml:space="preserve">.size: Calculates the absolute total number of elements inside the array. </w:t>
       </w:r>
     </w:p>
     <w:p>
@@ -727,18 +655,8 @@
           <w:numId w:val="20"/>
         </w:numPr>
       </w:pPr>
-      <w:proofErr w:type="gramStart"/>
-      <w:r>
-        <w:t>.</w:t>
-      </w:r>
-      <w:proofErr w:type="spellStart"/>
-      <w:r>
-        <w:t>dtype</w:t>
-      </w:r>
-      <w:proofErr w:type="spellEnd"/>
-      <w:proofErr w:type="gramEnd"/>
-      <w:r>
-        <w:t xml:space="preserve">: Identifies the internal data type of the stored elements. </w:t>
+      <w:r>
+        <w:t xml:space="preserve">.dtype: Identifies the internal data type of the stored elements. </w:t>
       </w:r>
     </w:p>
     <w:p>
@@ -780,15 +698,8 @@
           <w:numId w:val="21"/>
         </w:numPr>
       </w:pPr>
-      <w:proofErr w:type="spellStart"/>
-      <w:proofErr w:type="gramStart"/>
-      <w:r>
-        <w:t>np.reshape</w:t>
-      </w:r>
-      <w:proofErr w:type="spellEnd"/>
-      <w:proofErr w:type="gramEnd"/>
-      <w:r>
-        <w:t xml:space="preserve">(): Changes the dimensions of an array without modifying its core data elements. </w:t>
+      <w:r>
+        <w:t xml:space="preserve">np.reshape(): Changes the dimensions of an array without modifying its core data elements. </w:t>
       </w:r>
     </w:p>
     <w:p>
@@ -798,23 +709,8 @@
           <w:numId w:val="21"/>
         </w:numPr>
       </w:pPr>
-      <w:proofErr w:type="gramStart"/>
-      <w:r>
-        <w:t>.T</w:t>
-      </w:r>
-      <w:proofErr w:type="gramEnd"/>
-      <w:r>
-        <w:t xml:space="preserve"> or </w:t>
-      </w:r>
-      <w:proofErr w:type="spellStart"/>
-      <w:proofErr w:type="gramStart"/>
-      <w:r>
-        <w:t>np.transpose</w:t>
-      </w:r>
-      <w:proofErr w:type="spellEnd"/>
-      <w:proofErr w:type="gramEnd"/>
-      <w:r>
-        <w:t xml:space="preserve">(): Flips the array's dimensions, swapping its rows with its columns. </w:t>
+      <w:r>
+        <w:t xml:space="preserve">.T or np.transpose(): Flips the array's dimensions, swapping its rows with its columns. </w:t>
       </w:r>
     </w:p>
     <w:p>
@@ -824,16 +720,9 @@
           <w:numId w:val="21"/>
         </w:numPr>
       </w:pPr>
-      <w:proofErr w:type="spellStart"/>
-      <w:proofErr w:type="gramStart"/>
       <w:r>
         <w:lastRenderedPageBreak/>
-        <w:t>np.concatenate</w:t>
-      </w:r>
-      <w:proofErr w:type="spellEnd"/>
-      <w:proofErr w:type="gramEnd"/>
-      <w:r>
-        <w:t xml:space="preserve">(): Joins a sequence of separate arrays together along an existing axis. </w:t>
+        <w:t xml:space="preserve">np.concatenate(): Joins a sequence of separate arrays together along an existing axis. </w:t>
       </w:r>
     </w:p>
     <w:p>
@@ -843,15 +732,8 @@
           <w:numId w:val="21"/>
         </w:numPr>
       </w:pPr>
-      <w:proofErr w:type="spellStart"/>
-      <w:proofErr w:type="gramStart"/>
-      <w:r>
-        <w:t>np.ravel</w:t>
-      </w:r>
-      <w:proofErr w:type="spellEnd"/>
-      <w:proofErr w:type="gramEnd"/>
-      <w:r>
-        <w:t>(): Flattens a multi-dimensional array down into a simple one-dimensional array.</w:t>
+      <w:r>
+        <w:t>np.ravel(): Flattens a multi-dimensional array down into a simple one-dimensional array.</w:t>
       </w:r>
     </w:p>
     <w:p>
@@ -873,25 +755,7 @@
           <w:bCs/>
           <w:u w:val="single"/>
         </w:rPr>
-        <w:t>Mathematical &amp; Universal Functions (</w:t>
-      </w:r>
-      <w:proofErr w:type="spellStart"/>
-      <w:r>
-        <w:rPr>
-          <w:b/>
-          <w:bCs/>
-          <w:u w:val="single"/>
-        </w:rPr>
-        <w:t>ufuncs</w:t>
-      </w:r>
-      <w:proofErr w:type="spellEnd"/>
-      <w:r>
-        <w:rPr>
-          <w:b/>
-          <w:bCs/>
-          <w:u w:val="single"/>
-        </w:rPr>
-        <w:t>)</w:t>
+        <w:t>Mathematical &amp; Universal Functions (ufuncs)</w:t>
       </w:r>
     </w:p>
     <w:p>
@@ -916,28 +780,8 @@
           <w:numId w:val="22"/>
         </w:numPr>
       </w:pPr>
-      <w:proofErr w:type="spellStart"/>
-      <w:proofErr w:type="gramStart"/>
-      <w:r>
-        <w:t>np.add</w:t>
-      </w:r>
-      <w:proofErr w:type="spellEnd"/>
-      <w:r>
-        <w:t>(</w:t>
-      </w:r>
-      <w:proofErr w:type="gramEnd"/>
-      <w:r>
-        <w:t xml:space="preserve">) / </w:t>
-      </w:r>
-      <w:proofErr w:type="spellStart"/>
-      <w:proofErr w:type="gramStart"/>
-      <w:r>
-        <w:t>np.subtract</w:t>
-      </w:r>
-      <w:proofErr w:type="spellEnd"/>
-      <w:proofErr w:type="gramEnd"/>
-      <w:r>
-        <w:t xml:space="preserve">(): Performs element-by-element addition or subtraction. </w:t>
+      <w:r>
+        <w:t xml:space="preserve">np.add() / np.subtract(): Performs element-by-element addition or subtraction. </w:t>
       </w:r>
     </w:p>
     <w:p>
@@ -947,25 +791,8 @@
           <w:numId w:val="22"/>
         </w:numPr>
       </w:pPr>
-      <w:proofErr w:type="spellStart"/>
-      <w:proofErr w:type="gramStart"/>
-      <w:r>
-        <w:t>np.multiply</w:t>
-      </w:r>
-      <w:proofErr w:type="spellEnd"/>
-      <w:proofErr w:type="gramEnd"/>
-      <w:r>
-        <w:t xml:space="preserve">() / </w:t>
-      </w:r>
-      <w:proofErr w:type="spellStart"/>
-      <w:proofErr w:type="gramStart"/>
-      <w:r>
-        <w:t>np.divide</w:t>
-      </w:r>
-      <w:proofErr w:type="spellEnd"/>
-      <w:proofErr w:type="gramEnd"/>
-      <w:r>
-        <w:t xml:space="preserve">(): Performs element-by-element multiplication or division. </w:t>
+      <w:r>
+        <w:t xml:space="preserve">np.multiply() / np.divide(): Performs element-by-element multiplication or division. </w:t>
       </w:r>
     </w:p>
     <w:p>
@@ -975,15 +802,8 @@
           <w:numId w:val="22"/>
         </w:numPr>
       </w:pPr>
-      <w:proofErr w:type="spellStart"/>
-      <w:proofErr w:type="gramStart"/>
-      <w:r>
-        <w:t>np.sqrt</w:t>
-      </w:r>
-      <w:proofErr w:type="spellEnd"/>
-      <w:proofErr w:type="gramEnd"/>
-      <w:r>
-        <w:t xml:space="preserve">(): Computes the square root for every individual element in the array. </w:t>
+      <w:r>
+        <w:t xml:space="preserve">np.sqrt(): Computes the square root for every individual element in the array. </w:t>
       </w:r>
     </w:p>
     <w:p>
@@ -993,26 +813,8 @@
           <w:numId w:val="22"/>
         </w:numPr>
       </w:pPr>
-      <w:proofErr w:type="spellStart"/>
-      <w:proofErr w:type="gramStart"/>
-      <w:r>
-        <w:t>np.exp</w:t>
-      </w:r>
-      <w:proofErr w:type="spellEnd"/>
-      <w:r>
-        <w:t>(</w:t>
-      </w:r>
-      <w:proofErr w:type="gramEnd"/>
-      <w:r>
-        <w:t>): Calculates the exponential (</w:t>
-      </w:r>
-      <w:proofErr w:type="spellStart"/>
-      <w:r>
-        <w:t>e^x</w:t>
-      </w:r>
-      <w:proofErr w:type="spellEnd"/>
-      <w:r>
-        <w:t xml:space="preserve">) for all elements. </w:t>
+      <w:r>
+        <w:t xml:space="preserve">np.exp(): Calculates the exponential (e^x) for all elements. </w:t>
       </w:r>
     </w:p>
     <w:p>
@@ -1022,31 +824,8 @@
           <w:numId w:val="22"/>
         </w:numPr>
       </w:pPr>
-      <w:proofErr w:type="spellStart"/>
-      <w:proofErr w:type="gramStart"/>
-      <w:r>
-        <w:t>np.sin</w:t>
-      </w:r>
-      <w:proofErr w:type="spellEnd"/>
-      <w:r>
-        <w:t>(</w:t>
-      </w:r>
-      <w:proofErr w:type="gramEnd"/>
-      <w:r>
-        <w:t xml:space="preserve">) / </w:t>
-      </w:r>
-      <w:proofErr w:type="spellStart"/>
-      <w:proofErr w:type="gramStart"/>
-      <w:r>
-        <w:t>np.cos</w:t>
-      </w:r>
-      <w:proofErr w:type="spellEnd"/>
-      <w:r>
-        <w:t>(</w:t>
-      </w:r>
-      <w:proofErr w:type="gramEnd"/>
-      <w:r>
-        <w:t xml:space="preserve">): Computes standard trigonometric ratios for values given in radians. </w:t>
+      <w:r>
+        <w:t xml:space="preserve">np.sin() / np.cos(): Computes standard trigonometric ratios for values given in radians. </w:t>
       </w:r>
     </w:p>
     <w:p>
@@ -1088,18 +867,8 @@
           <w:numId w:val="23"/>
         </w:numPr>
       </w:pPr>
-      <w:proofErr w:type="spellStart"/>
-      <w:proofErr w:type="gramStart"/>
-      <w:r>
-        <w:t>np.sum</w:t>
-      </w:r>
-      <w:proofErr w:type="spellEnd"/>
-      <w:r>
-        <w:t>(</w:t>
-      </w:r>
-      <w:proofErr w:type="gramEnd"/>
-      <w:r>
-        <w:t xml:space="preserve">): Totals all the elements together (can be constrained to rows or columns via the axis parameter). </w:t>
+      <w:r>
+        <w:t xml:space="preserve">np.sum(): Totals all the elements together (can be constrained to rows or columns via the axis parameter). </w:t>
       </w:r>
     </w:p>
     <w:p>
@@ -1109,15 +878,8 @@
           <w:numId w:val="23"/>
         </w:numPr>
       </w:pPr>
-      <w:proofErr w:type="spellStart"/>
-      <w:proofErr w:type="gramStart"/>
-      <w:r>
-        <w:t>np.mean</w:t>
-      </w:r>
-      <w:proofErr w:type="spellEnd"/>
-      <w:proofErr w:type="gramEnd"/>
-      <w:r>
-        <w:t xml:space="preserve">(): Calculates the arithmetic average of the elements. </w:t>
+      <w:r>
+        <w:t xml:space="preserve">np.mean(): Calculates the arithmetic average of the elements. </w:t>
       </w:r>
     </w:p>
     <w:p>
@@ -1127,15 +889,8 @@
           <w:numId w:val="23"/>
         </w:numPr>
       </w:pPr>
-      <w:proofErr w:type="spellStart"/>
-      <w:proofErr w:type="gramStart"/>
-      <w:r>
-        <w:t>np.median</w:t>
-      </w:r>
-      <w:proofErr w:type="spellEnd"/>
-      <w:proofErr w:type="gramEnd"/>
-      <w:r>
-        <w:t xml:space="preserve">(): Finds the middle value within the data distribution. </w:t>
+      <w:r>
+        <w:t xml:space="preserve">np.median(): Finds the middle value within the data distribution. </w:t>
       </w:r>
     </w:p>
     <w:p>
@@ -1145,31 +900,8 @@
           <w:numId w:val="23"/>
         </w:numPr>
       </w:pPr>
-      <w:proofErr w:type="spellStart"/>
-      <w:proofErr w:type="gramStart"/>
-      <w:r>
-        <w:t>np.std</w:t>
-      </w:r>
-      <w:proofErr w:type="spellEnd"/>
-      <w:r>
-        <w:t>(</w:t>
-      </w:r>
-      <w:proofErr w:type="gramEnd"/>
-      <w:r>
-        <w:t xml:space="preserve">) / </w:t>
-      </w:r>
-      <w:proofErr w:type="spellStart"/>
-      <w:proofErr w:type="gramStart"/>
-      <w:r>
-        <w:t>np.var</w:t>
-      </w:r>
-      <w:proofErr w:type="spellEnd"/>
-      <w:r>
-        <w:t>(</w:t>
-      </w:r>
-      <w:proofErr w:type="gramEnd"/>
-      <w:r>
-        <w:t xml:space="preserve">): Evaluates the standard deviation and variance of the dataset. </w:t>
+      <w:r>
+        <w:t xml:space="preserve">np.std() / np.var(): Evaluates the standard deviation and variance of the dataset. </w:t>
       </w:r>
     </w:p>
     <w:p>
@@ -1179,31 +911,8 @@
           <w:numId w:val="23"/>
         </w:numPr>
       </w:pPr>
-      <w:proofErr w:type="spellStart"/>
-      <w:proofErr w:type="gramStart"/>
-      <w:r>
-        <w:t>np.min</w:t>
-      </w:r>
-      <w:proofErr w:type="spellEnd"/>
-      <w:r>
-        <w:t>(</w:t>
-      </w:r>
-      <w:proofErr w:type="gramEnd"/>
-      <w:r>
-        <w:t xml:space="preserve">) / </w:t>
-      </w:r>
-      <w:proofErr w:type="spellStart"/>
-      <w:proofErr w:type="gramStart"/>
-      <w:r>
-        <w:t>np.max</w:t>
-      </w:r>
-      <w:proofErr w:type="spellEnd"/>
-      <w:r>
-        <w:t>(</w:t>
-      </w:r>
-      <w:proofErr w:type="gramEnd"/>
-      <w:r>
-        <w:t xml:space="preserve">): Identifies the lowest or highest value contained in the array. </w:t>
+      <w:r>
+        <w:t xml:space="preserve">np.min() / np.max(): Identifies the lowest or highest value contained in the array. </w:t>
       </w:r>
     </w:p>
     <w:p>
@@ -1213,25 +922,8 @@
           <w:numId w:val="23"/>
         </w:numPr>
       </w:pPr>
-      <w:proofErr w:type="spellStart"/>
-      <w:proofErr w:type="gramStart"/>
-      <w:r>
-        <w:t>np.argmin</w:t>
-      </w:r>
-      <w:proofErr w:type="spellEnd"/>
-      <w:proofErr w:type="gramEnd"/>
-      <w:r>
-        <w:t xml:space="preserve">() / </w:t>
-      </w:r>
-      <w:proofErr w:type="spellStart"/>
-      <w:proofErr w:type="gramStart"/>
-      <w:r>
-        <w:t>np.argmax</w:t>
-      </w:r>
-      <w:proofErr w:type="spellEnd"/>
-      <w:proofErr w:type="gramEnd"/>
-      <w:r>
-        <w:t xml:space="preserve">(): Returns the index position of the minimum or maximum value. </w:t>
+      <w:r>
+        <w:t xml:space="preserve">np.argmin() / np.argmax(): Returns the index position of the minimum or maximum value. </w:t>
       </w:r>
     </w:p>
     <w:p>
@@ -1310,23 +1002,7 @@
           <w:b/>
           <w:bCs/>
         </w:rPr>
-        <w:t xml:space="preserve">From </w:t>
-      </w:r>
-      <w:proofErr w:type="spellStart"/>
-      <w:r>
-        <w:rPr>
-          <w:b/>
-          <w:bCs/>
-        </w:rPr>
-        <w:t>scipy</w:t>
-      </w:r>
-      <w:proofErr w:type="spellEnd"/>
-      <w:r>
-        <w:rPr>
-          <w:b/>
-          <w:bCs/>
-        </w:rPr>
-        <w:t xml:space="preserve"> import stats</w:t>
+        <w:t>From scipy import stats</w:t>
       </w:r>
     </w:p>
     <w:p>
@@ -1351,7 +1027,6 @@
           <w:bCs/>
         </w:rPr>
       </w:pPr>
-      <w:proofErr w:type="spellStart"/>
       <w:r>
         <w:rPr>
           <w:b/>
@@ -1359,16 +1034,14 @@
         </w:rPr>
         <w:t>Scipy.stats</w:t>
       </w:r>
-      <w:proofErr w:type="spellEnd"/>
-    </w:p>
-    <w:p>
-      <w:pPr>
-        <w:rPr>
-          <w:b/>
-          <w:bCs/>
-        </w:rPr>
-      </w:pPr>
-      <w:proofErr w:type="spellStart"/>
+    </w:p>
+    <w:p>
+      <w:pPr>
+        <w:rPr>
+          <w:b/>
+          <w:bCs/>
+        </w:rPr>
+      </w:pPr>
       <w:r>
         <w:rPr>
           <w:b/>
@@ -1376,30 +1049,20 @@
         </w:rPr>
         <w:t>Scipy.optimize</w:t>
       </w:r>
-      <w:proofErr w:type="spellEnd"/>
-    </w:p>
-    <w:p>
-      <w:pPr>
-        <w:rPr>
-          <w:b/>
-          <w:bCs/>
-        </w:rPr>
-      </w:pPr>
-      <w:proofErr w:type="spellStart"/>
-      <w:r>
-        <w:rPr>
-          <w:b/>
-          <w:bCs/>
-        </w:rPr>
-        <w:t>Scipy.lingig</w:t>
-      </w:r>
-      <w:proofErr w:type="spellEnd"/>
-      <w:r>
-        <w:rPr>
-          <w:b/>
-          <w:bCs/>
-        </w:rPr>
-        <w:t>/integrate/signal</w:t>
+    </w:p>
+    <w:p>
+      <w:pPr>
+        <w:rPr>
+          <w:b/>
+          <w:bCs/>
+        </w:rPr>
+      </w:pPr>
+      <w:r>
+        <w:rPr>
+          <w:b/>
+          <w:bCs/>
+        </w:rPr>
+        <w:t>Scipy.lingig/integrate/signal</w:t>
       </w:r>
     </w:p>
     <w:p>
@@ -1430,27 +1093,7 @@
           <w:bCs/>
           <w:u w:val="single"/>
         </w:rPr>
-        <w:t>Optimization (</w:t>
-      </w:r>
-      <w:proofErr w:type="spellStart"/>
-      <w:proofErr w:type="gramStart"/>
-      <w:r>
-        <w:rPr>
-          <w:b/>
-          <w:bCs/>
-          <w:u w:val="single"/>
-        </w:rPr>
-        <w:t>scipy.optimize</w:t>
-      </w:r>
-      <w:proofErr w:type="spellEnd"/>
-      <w:proofErr w:type="gramEnd"/>
-      <w:r>
-        <w:rPr>
-          <w:b/>
-          <w:bCs/>
-          <w:u w:val="single"/>
-        </w:rPr>
-        <w:t>)</w:t>
+        <w:t>Optimization (scipy.optimize)</w:t>
       </w:r>
     </w:p>
     <w:p>
@@ -1475,13 +1118,8 @@
           <w:numId w:val="24"/>
         </w:numPr>
       </w:pPr>
-      <w:proofErr w:type="gramStart"/>
-      <w:r>
-        <w:t>minimize(</w:t>
-      </w:r>
-      <w:proofErr w:type="gramEnd"/>
-      <w:r>
-        <w:t xml:space="preserve">): Finds the local minimum of a scalar or multivariate function. </w:t>
+      <w:r>
+        <w:t xml:space="preserve">minimize(): Finds the local minimum of a scalar or multivariate function. </w:t>
       </w:r>
     </w:p>
     <w:p>
@@ -1491,13 +1129,8 @@
           <w:numId w:val="24"/>
         </w:numPr>
       </w:pPr>
-      <w:proofErr w:type="gramStart"/>
-      <w:r>
-        <w:t>root(</w:t>
-      </w:r>
-      <w:proofErr w:type="gramEnd"/>
-      <w:r>
-        <w:t xml:space="preserve">): Finds the roots (zeros) of continuous nonlinear equations. </w:t>
+      <w:r>
+        <w:t xml:space="preserve">root(): Finds the roots (zeros) of continuous nonlinear equations. </w:t>
       </w:r>
     </w:p>
     <w:p>
@@ -1507,21 +1140,8 @@
           <w:numId w:val="24"/>
         </w:numPr>
       </w:pPr>
-      <w:proofErr w:type="spellStart"/>
-      <w:r>
-        <w:t>curve_</w:t>
-      </w:r>
-      <w:proofErr w:type="gramStart"/>
-      <w:r>
-        <w:t>fit</w:t>
-      </w:r>
-      <w:proofErr w:type="spellEnd"/>
-      <w:r>
-        <w:t>(</w:t>
-      </w:r>
-      <w:proofErr w:type="gramEnd"/>
-      <w:r>
-        <w:t xml:space="preserve">): Fits a user-defined function to a set of data points using non-linear least squares. </w:t>
+      <w:r>
+        <w:t xml:space="preserve">curve_fit(): Fits a user-defined function to a set of data points using non-linear least squares. </w:t>
       </w:r>
     </w:p>
     <w:p>
@@ -1544,27 +1164,7 @@
           <w:bCs/>
           <w:u w:val="single"/>
         </w:rPr>
-        <w:t>. Numerical Integration (</w:t>
-      </w:r>
-      <w:proofErr w:type="spellStart"/>
-      <w:proofErr w:type="gramStart"/>
-      <w:r>
-        <w:rPr>
-          <w:b/>
-          <w:bCs/>
-          <w:u w:val="single"/>
-        </w:rPr>
-        <w:t>scipy.integrate</w:t>
-      </w:r>
-      <w:proofErr w:type="spellEnd"/>
-      <w:proofErr w:type="gramEnd"/>
-      <w:r>
-        <w:rPr>
-          <w:b/>
-          <w:bCs/>
-          <w:u w:val="single"/>
-        </w:rPr>
-        <w:t>)</w:t>
+        <w:t>. Numerical Integration (scipy.integrate)</w:t>
       </w:r>
     </w:p>
     <w:p>
@@ -1589,13 +1189,8 @@
           <w:numId w:val="25"/>
         </w:numPr>
       </w:pPr>
-      <w:proofErr w:type="gramStart"/>
-      <w:r>
-        <w:t>quad(</w:t>
-      </w:r>
-      <w:proofErr w:type="gramEnd"/>
-      <w:r>
-        <w:t xml:space="preserve">): Computes a definite integral of a one-variable function over a given range. </w:t>
+      <w:r>
+        <w:t xml:space="preserve">quad(): Computes a definite integral of a one-variable function over a given range. </w:t>
       </w:r>
     </w:p>
     <w:p>
@@ -1605,18 +1200,8 @@
           <w:numId w:val="25"/>
         </w:numPr>
       </w:pPr>
-      <w:proofErr w:type="spellStart"/>
-      <w:proofErr w:type="gramStart"/>
-      <w:r>
-        <w:t>dblquad</w:t>
-      </w:r>
-      <w:proofErr w:type="spellEnd"/>
-      <w:r>
-        <w:t>(</w:t>
-      </w:r>
-      <w:proofErr w:type="gramEnd"/>
-      <w:r>
-        <w:t xml:space="preserve">): Computes a double integral for two-variable equations. </w:t>
+      <w:r>
+        <w:t xml:space="preserve">dblquad(): Computes a double integral for two-variable equations. </w:t>
       </w:r>
     </w:p>
     <w:p>
@@ -1626,21 +1211,8 @@
           <w:numId w:val="25"/>
         </w:numPr>
       </w:pPr>
-      <w:proofErr w:type="spellStart"/>
-      <w:r>
-        <w:t>solve_</w:t>
-      </w:r>
-      <w:proofErr w:type="gramStart"/>
-      <w:r>
-        <w:t>ivp</w:t>
-      </w:r>
-      <w:proofErr w:type="spellEnd"/>
-      <w:r>
-        <w:t>(</w:t>
-      </w:r>
-      <w:proofErr w:type="gramEnd"/>
-      <w:r>
-        <w:t xml:space="preserve">): Solves initial value problems for ordinary differential equation (ODE) systems. </w:t>
+      <w:r>
+        <w:t xml:space="preserve">solve_ivp(): Solves initial value problems for ordinary differential equation (ODE) systems. </w:t>
       </w:r>
     </w:p>
     <w:p>
@@ -1663,27 +1235,7 @@
           <w:bCs/>
           <w:u w:val="single"/>
         </w:rPr>
-        <w:t>Linear Algebra (</w:t>
-      </w:r>
-      <w:proofErr w:type="spellStart"/>
-      <w:proofErr w:type="gramStart"/>
-      <w:r>
-        <w:rPr>
-          <w:b/>
-          <w:bCs/>
-          <w:u w:val="single"/>
-        </w:rPr>
-        <w:t>scipy.linalg</w:t>
-      </w:r>
-      <w:proofErr w:type="spellEnd"/>
-      <w:proofErr w:type="gramEnd"/>
-      <w:r>
-        <w:rPr>
-          <w:b/>
-          <w:bCs/>
-          <w:u w:val="single"/>
-        </w:rPr>
-        <w:t>)</w:t>
+        <w:t>Linear Algebra (scipy.linalg)</w:t>
       </w:r>
     </w:p>
     <w:p>
@@ -1708,13 +1260,8 @@
           <w:numId w:val="26"/>
         </w:numPr>
       </w:pPr>
-      <w:proofErr w:type="gramStart"/>
-      <w:r>
-        <w:t>inv(</w:t>
-      </w:r>
-      <w:proofErr w:type="gramEnd"/>
-      <w:r>
-        <w:t xml:space="preserve">): Computes the inverse of a square matrix. </w:t>
+      <w:r>
+        <w:t xml:space="preserve">inv(): Computes the inverse of a square matrix. </w:t>
       </w:r>
     </w:p>
     <w:p>
@@ -1724,13 +1271,8 @@
           <w:numId w:val="26"/>
         </w:numPr>
       </w:pPr>
-      <w:proofErr w:type="gramStart"/>
-      <w:r>
-        <w:t>det(</w:t>
-      </w:r>
-      <w:proofErr w:type="gramEnd"/>
-      <w:r>
-        <w:t xml:space="preserve">): Calculates the determinant of a square matrix. </w:t>
+      <w:r>
+        <w:t xml:space="preserve">det(): Calculates the determinant of a square matrix. </w:t>
       </w:r>
     </w:p>
     <w:p>
@@ -1740,13 +1282,8 @@
           <w:numId w:val="26"/>
         </w:numPr>
       </w:pPr>
-      <w:proofErr w:type="gramStart"/>
-      <w:r>
-        <w:t>solve(</w:t>
-      </w:r>
-      <w:proofErr w:type="gramEnd"/>
-      <w:r>
-        <w:t xml:space="preserve">): Solves a linear system of equations (Ax = b) efficiently. </w:t>
+      <w:r>
+        <w:t xml:space="preserve">solve(): Solves a linear system of equations (Ax = b) efficiently. </w:t>
       </w:r>
     </w:p>
     <w:p>
@@ -1756,27 +1293,318 @@
           <w:numId w:val="26"/>
         </w:numPr>
       </w:pPr>
-      <w:proofErr w:type="spellStart"/>
-      <w:proofErr w:type="gramStart"/>
-      <w:r>
-        <w:t>eig</w:t>
-      </w:r>
-      <w:proofErr w:type="spellEnd"/>
-      <w:r>
-        <w:t>(</w:t>
-      </w:r>
-      <w:proofErr w:type="gramEnd"/>
-      <w:r>
-        <w:t>): Finds eigenvalues and eigenvectors of a square matrix.</w:t>
-      </w:r>
-    </w:p>
-    <w:p>
-      <w:pPr>
-        <w:rPr>
-          <w:b/>
-          <w:bCs/>
-        </w:rPr>
-      </w:pPr>
+      <w:r>
+        <w:t>eig(): Finds eigenvalues and eigenvectors of a square matrix.</w:t>
+      </w:r>
+    </w:p>
+    <w:p>
+      <w:pPr>
+        <w:rPr>
+          <w:b/>
+          <w:bCs/>
+        </w:rPr>
+      </w:pPr>
+    </w:p>
+    <w:p>
+      <w:pPr>
+        <w:rPr>
+          <w:b/>
+          <w:bCs/>
+        </w:rPr>
+      </w:pPr>
+      <w:r>
+        <w:rPr>
+          <w:b/>
+          <w:bCs/>
+        </w:rPr>
+        <w:lastRenderedPageBreak/>
+        <w:t xml:space="preserve">Lecture 5: - </w:t>
+      </w:r>
+    </w:p>
+    <w:p>
+      <w:pPr>
+        <w:rPr>
+          <w:b/>
+          <w:bCs/>
+        </w:rPr>
+      </w:pPr>
+      <w:r>
+        <w:rPr>
+          <w:b/>
+          <w:bCs/>
+        </w:rPr>
+        <w:t>Lecture 6: - 28/07/2026</w:t>
+      </w:r>
+    </w:p>
+    <w:p>
+      <w:pPr>
+        <w:rPr>
+          <w:b/>
+          <w:bCs/>
+        </w:rPr>
+      </w:pPr>
+    </w:p>
+    <w:p>
+      <w:pPr>
+        <w:rPr>
+          <w:b/>
+          <w:bCs/>
+        </w:rPr>
+      </w:pPr>
+      <w:r>
+        <w:rPr>
+          <w:b/>
+          <w:bCs/>
+        </w:rPr>
+        <w:t>How data is Split in Machine Learning</w:t>
+      </w:r>
+    </w:p>
+    <w:p>
+      <w:pPr>
+        <w:rPr>
+          <w:b/>
+          <w:bCs/>
+        </w:rPr>
+      </w:pPr>
+      <w:r>
+        <w:rPr>
+          <w:b/>
+          <w:bCs/>
+        </w:rPr>
+        <w:t>1. Training data</w:t>
+      </w:r>
+    </w:p>
+    <w:p>
+      <w:pPr>
+        <w:rPr>
+          <w:b/>
+          <w:bCs/>
+        </w:rPr>
+      </w:pPr>
+      <w:r>
+        <w:rPr>
+          <w:b/>
+          <w:bCs/>
+        </w:rPr>
+        <w:t>2. Validation data</w:t>
+      </w:r>
+    </w:p>
+    <w:p>
+      <w:pPr>
+        <w:rPr>
+          <w:b/>
+          <w:bCs/>
+        </w:rPr>
+      </w:pPr>
+      <w:r>
+        <w:rPr>
+          <w:b/>
+          <w:bCs/>
+        </w:rPr>
+        <w:t>3. Testing Data</w:t>
+      </w:r>
+    </w:p>
+    <w:p>
+      <w:pPr>
+        <w:rPr>
+          <w:b/>
+          <w:bCs/>
+        </w:rPr>
+      </w:pPr>
+      <w:r>
+        <w:rPr>
+          <w:b/>
+          <w:bCs/>
+        </w:rPr>
+        <w:t>A typical 70/15/15 split</w:t>
+      </w:r>
+    </w:p>
+    <w:p>
+      <w:pPr>
+        <w:rPr>
+          <w:b/>
+          <w:bCs/>
+        </w:rPr>
+      </w:pPr>
+    </w:p>
+    <w:p>
+      <w:pPr>
+        <w:rPr>
+          <w:b/>
+          <w:bCs/>
+        </w:rPr>
+      </w:pPr>
+      <w:r>
+        <w:rPr>
+          <w:b/>
+          <w:bCs/>
+        </w:rPr>
+        <w:t xml:space="preserve">Splitting Data in Python </w:t>
+      </w:r>
+      <w:r>
+        <w:rPr>
+          <w:b/>
+          <w:bCs/>
+        </w:rPr>
+        <w:br/>
+        <w:t xml:space="preserve">Points: - </w:t>
+      </w:r>
+    </w:p>
+    <w:p>
+      <w:r>
+        <w:t xml:space="preserve">Random_state fixes the shuffle so results are reproducible </w:t>
+      </w:r>
+    </w:p>
+    <w:p>
+      <w:r>
+        <w:t xml:space="preserve">Never </w:t>
+      </w:r>
+      <w:r>
+        <w:t xml:space="preserve">evaluate on data </w:t>
+      </w:r>
+    </w:p>
+    <w:p/>
+    <w:p>
+      <w:pPr>
+        <w:rPr>
+          <w:b/>
+          <w:bCs/>
+        </w:rPr>
+      </w:pPr>
+      <w:r>
+        <w:rPr>
+          <w:b/>
+          <w:bCs/>
+        </w:rPr>
+        <w:t>Advantages of using Data in ML</w:t>
+      </w:r>
+    </w:p>
+    <w:p>
+      <w:r>
+        <w:t>1.</w:t>
+      </w:r>
+      <w:r>
+        <w:t xml:space="preserve"> </w:t>
+      </w:r>
+      <w:r>
+        <w:t xml:space="preserve">Improved accuracy </w:t>
+      </w:r>
+    </w:p>
+    <w:p>
+      <w:r>
+        <w:t>2. Automation</w:t>
+      </w:r>
+    </w:p>
+    <w:p>
+      <w:r>
+        <w:t xml:space="preserve">3. Personalization </w:t>
+      </w:r>
+    </w:p>
+    <w:p>
+      <w:r>
+        <w:t>4. Cost saving</w:t>
+      </w:r>
+    </w:p>
+    <w:p/>
+    <w:p>
+      <w:pPr>
+        <w:rPr>
+          <w:b/>
+          <w:bCs/>
+        </w:rPr>
+      </w:pPr>
+      <w:r>
+        <w:rPr>
+          <w:b/>
+          <w:bCs/>
+        </w:rPr>
+        <w:t>Challenges in Using Data for ML</w:t>
+      </w:r>
+    </w:p>
+    <w:p>
+      <w:pPr>
+        <w:rPr>
+          <w:b/>
+          <w:bCs/>
+        </w:rPr>
+      </w:pPr>
+    </w:p>
+    <w:p>
+      <w:r>
+        <w:t>Data Quality</w:t>
+      </w:r>
+    </w:p>
+    <w:p>
+      <w:r>
+        <w:t>Data quantity</w:t>
+      </w:r>
+    </w:p>
+    <w:p>
+      <w:r>
+        <w:t>Bias and fairness</w:t>
+      </w:r>
+    </w:p>
+    <w:p>
+      <w:r>
+        <w:t>Overfitting</w:t>
+      </w:r>
+    </w:p>
+    <w:p>
+      <w:r>
+        <w:lastRenderedPageBreak/>
+        <w:t xml:space="preserve">Underfitting </w:t>
+      </w:r>
+    </w:p>
+    <w:p>
+      <w:r>
+        <w:t>Privacy</w:t>
+      </w:r>
+    </w:p>
+    <w:p/>
+    <w:p>
+      <w:pPr>
+        <w:rPr>
+          <w:b/>
+          <w:bCs/>
+        </w:rPr>
+      </w:pPr>
+      <w:r>
+        <w:rPr>
+          <w:b/>
+          <w:bCs/>
+        </w:rPr>
+        <w:t>Dataset and why does Dataset Matter?</w:t>
+      </w:r>
+    </w:p>
+    <w:p>
+      <w:pPr>
+        <w:rPr>
+          <w:b/>
+          <w:bCs/>
+        </w:rPr>
+      </w:pPr>
+      <w:r>
+        <w:rPr>
+          <w:b/>
+          <w:bCs/>
+        </w:rPr>
+        <w:t>Types of Datasets</w:t>
+      </w:r>
+    </w:p>
+    <w:p>
+      <w:pPr>
+        <w:rPr>
+          <w:b/>
+          <w:bCs/>
+        </w:rPr>
+      </w:pPr>
+      <w:r>
+        <w:rPr>
+          <w:b/>
+          <w:bCs/>
+        </w:rPr>
+        <w:t>Statistical Properties of a Dataset</w:t>
+      </w:r>
     </w:p>
     <w:p>
       <w:pPr>
@@ -1797,7 +1625,7 @@
 </file>
 
 <file path=word/numbering.xml><?xml version="1.0" encoding="utf-8"?>
-<w:numbering xmlns:wpc="http://schemas.microsoft.com/office/word/2010/wordprocessingCanvas" xmlns:cx="http://schemas.microsoft.com/office/drawing/2014/chartex" xmlns:cx1="http://schemas.microsoft.com/office/drawing/2015/9/8/chartex" xmlns:cx2="http://schemas.microsoft.com/office/drawing/2015/10/21/chartex" xmlns:cx3="http://schemas.microsoft.com/office/drawing/2016/5/9/chartex" xmlns:cx4="http://schemas.microsoft.com/office/drawing/2016/5/10/chartex" xmlns:cx5="http://schemas.microsoft.com/office/drawing/2016/5/11/chartex" xmlns:cx6="http://schemas.microsoft.com/office/drawing/2016/5/12/chartex" xmlns:cx7="http://schemas.microsoft.com/office/drawing/2016/5/13/chartex" xmlns:cx8="http://schemas.microsoft.com/office/drawing/2016/5/14/chartex" xmlns:mc="http://schemas.openxmlformats.org/markup-compatibility/2006" xmlns:aink="http://schemas.microsoft.com/office/drawing/2016/ink" xmlns:am3d="http://schemas.microsoft.com/office/drawing/2017/model3d" xmlns:o="urn:schemas-microsoft-com:office:office" xmlns:oel="http://schemas.microsoft.com/office/2019/extlst" xmlns:r="http://schemas.openxmlformats.org/officeDocument/2006/relationships" xmlns:m="http://schemas.openxmlformats.org/officeDocument/2006/math" xmlns:v="urn:schemas-microsoft-com:vml" xmlns:wp14="http://schemas.microsoft.com/office/word/2010/wordprocessingDrawing" xmlns:wp="http://schemas.openxmlformats.org/drawingml/2006/wordprocessingDrawing" xmlns:w10="urn:schemas-microsoft-com:office:word" xmlns:w="http://schemas.openxmlformats.org/wordprocessingml/2006/main" xmlns:w14="http://schemas.microsoft.com/office/word/2010/wordml" xmlns:w15="http://schemas.microsoft.com/office/word/2012/wordml" xmlns:w16cex="http://schemas.microsoft.com/office/word/2018/wordml/cex" xmlns:w16cid="http://schemas.microsoft.com/office/word/2016/wordml/cid" xmlns:w16="http://schemas.microsoft.com/office/word/2018/wordml" xmlns:w16du="http://schemas.microsoft.com/office/word/2023/wordml/word16du" xmlns:w16sdtdh="http://schemas.microsoft.com/office/word/2020/wordml/sdtdatahash" xmlns:w16sdtfl="http://schemas.microsoft.com/office/word/2024/wordml/sdtformatlock" xmlns:w16se="http://schemas.microsoft.com/office/word/2015/wordml/symex" xmlns:wpg="http://schemas.microsoft.com/office/word/2010/wordprocessingGroup" xmlns:wpi="http://schemas.microsoft.com/office/word/2010/wordprocessingInk" xmlns:wne="http://schemas.microsoft.com/office/word/2006/wordml" xmlns:wps="http://schemas.microsoft.com/office/word/2010/wordprocessingShape" mc:Ignorable="w14 w15 w16se w16cid w16 w16cex w16sdtdh w16sdtfl w16du wp14">
+<w:numbering xmlns:wpc="http://schemas.microsoft.com/office/word/2010/wordprocessingCanvas" xmlns:cx="http://schemas.microsoft.com/office/drawing/2014/chartex" xmlns:cx1="http://schemas.microsoft.com/office/drawing/2015/9/8/chartex" xmlns:cx2="http://schemas.microsoft.com/office/drawing/2015/10/21/chartex" xmlns:cx3="http://schemas.microsoft.com/office/drawing/2016/5/9/chartex" xmlns:cx4="http://schemas.microsoft.com/office/drawing/2016/5/10/chartex" xmlns:cx5="http://schemas.microsoft.com/office/drawing/2016/5/11/chartex" xmlns:cx6="http://schemas.microsoft.com/office/drawing/2016/5/12/chartex" xmlns:cx7="http://schemas.microsoft.com/office/drawing/2016/5/13/chartex" xmlns:cx8="http://schemas.microsoft.com/office/drawing/2016/5/14/chartex" xmlns:mc="http://schemas.openxmlformats.org/markup-compatibility/2006" xmlns:aink="http://schemas.microsoft.com/office/drawing/2016/ink" xmlns:am3d="http://schemas.microsoft.com/office/drawing/2017/model3d" xmlns:o="urn:schemas-microsoft-com:office:office" xmlns:oel="http://schemas.microsoft.com/office/2019/extlst" xmlns:r="http://schemas.openxmlformats.org/officeDocument/2006/relationships" xmlns:m="http://schemas.openxmlformats.org/officeDocument/2006/math" xmlns:v="urn:schemas-microsoft-com:vml" xmlns:wp14="http://schemas.microsoft.com/office/word/2010/wordprocessingDrawing" xmlns:wp="http://schemas.openxmlformats.org/drawingml/2006/wordprocessingDrawing" xmlns:w10="urn:schemas-microsoft-com:office:word" xmlns:w="http://schemas.openxmlformats.org/wordprocessingml/2006/main" xmlns:w14="http://schemas.microsoft.com/office/word/2010/wordml" xmlns:w15="http://schemas.microsoft.com/office/word/2012/wordml" xmlns:w16cei="http://schemas.microsoft.com/office/word/2026/wordml/cei" xmlns:w16cex="http://schemas.microsoft.com/office/word/2018/wordml/cex" xmlns:w16cid="http://schemas.microsoft.com/office/word/2016/wordml/cid" xmlns:w16="http://schemas.microsoft.com/office/word/2018/wordml" xmlns:w16du="http://schemas.microsoft.com/office/word/2023/wordml/word16du" xmlns:w16sdtdh="http://schemas.microsoft.com/office/word/2020/wordml/sdtdatahash" xmlns:w16sdtfl="http://schemas.microsoft.com/office/word/2024/wordml/sdtformatlock" xmlns:w16se="http://schemas.microsoft.com/office/word/2015/wordml/symex" xmlns:wpg="http://schemas.microsoft.com/office/word/2010/wordprocessingGroup" xmlns:wpi="http://schemas.microsoft.com/office/word/2010/wordprocessingInk" xmlns:wne="http://schemas.microsoft.com/office/word/2006/wordml" xmlns:wps="http://schemas.microsoft.com/office/word/2010/wordprocessingShape" mc:Ignorable="w14 w15 w16se w16cid w16 w16cex w16sdtdh w16sdtfl w16du wp14">
   <w:abstractNum w:abstractNumId="0" w15:restartNumberingAfterBreak="0">
     <w:nsid w:val="06B04DB8"/>
     <w:multiLevelType w:val="multilevel"/>
@@ -6357,6 +6185,7 @@
   <w:style w:type="character" w:default="1" w:styleId="DefaultParagraphFont">
     <w:name w:val="Default Paragraph Font"/>
     <w:uiPriority w:val="1"/>
+    <w:semiHidden/>
     <w:unhideWhenUsed/>
   </w:style>
   <w:style w:type="table" w:default="1" w:styleId="TableNormal">

--- a/TYBCA/MachineLearningUsingPython/Introduction to Machine Learning.docx
+++ b/TYBCA/MachineLearningUsingPython/Introduction to Machine Learning.docx
@@ -1,6 +1,6 @@
 
 <file path=word/document.xml><?xml version="1.0" encoding="utf-8"?>
-<w:document xmlns:wpc="http://schemas.microsoft.com/office/word/2010/wordprocessingCanvas" xmlns:cx="http://schemas.microsoft.com/office/drawing/2014/chartex" xmlns:cx1="http://schemas.microsoft.com/office/drawing/2015/9/8/chartex" xmlns:cx2="http://schemas.microsoft.com/office/drawing/2015/10/21/chartex" xmlns:cx3="http://schemas.microsoft.com/office/drawing/2016/5/9/chartex" xmlns:cx4="http://schemas.microsoft.com/office/drawing/2016/5/10/chartex" xmlns:cx5="http://schemas.microsoft.com/office/drawing/2016/5/11/chartex" xmlns:cx6="http://schemas.microsoft.com/office/drawing/2016/5/12/chartex" xmlns:cx7="http://schemas.microsoft.com/office/drawing/2016/5/13/chartex" xmlns:cx8="http://schemas.microsoft.com/office/drawing/2016/5/14/chartex" xmlns:mc="http://schemas.openxmlformats.org/markup-compatibility/2006" xmlns:aink="http://schemas.microsoft.com/office/drawing/2016/ink" xmlns:am3d="http://schemas.microsoft.com/office/drawing/2017/model3d" xmlns:o="urn:schemas-microsoft-com:office:office" xmlns:oel="http://schemas.microsoft.com/office/2019/extlst" xmlns:r="http://schemas.openxmlformats.org/officeDocument/2006/relationships" xmlns:m="http://schemas.openxmlformats.org/officeDocument/2006/math" xmlns:v="urn:schemas-microsoft-com:vml" xmlns:wp14="http://schemas.microsoft.com/office/word/2010/wordprocessingDrawing" xmlns:wp="http://schemas.openxmlformats.org/drawingml/2006/wordprocessingDrawing" xmlns:w10="urn:schemas-microsoft-com:office:word" xmlns:w="http://schemas.openxmlformats.org/wordprocessingml/2006/main" xmlns:w14="http://schemas.microsoft.com/office/word/2010/wordml" xmlns:w15="http://schemas.microsoft.com/office/word/2012/wordml" xmlns:w16cei="http://schemas.microsoft.com/office/word/2026/wordml/cei" xmlns:w16cex="http://schemas.microsoft.com/office/word/2018/wordml/cex" xmlns:w16cid="http://schemas.microsoft.com/office/word/2016/wordml/cid" xmlns:w16="http://schemas.microsoft.com/office/word/2018/wordml" xmlns:w16du="http://schemas.microsoft.com/office/word/2023/wordml/word16du" xmlns:w16sdtdh="http://schemas.microsoft.com/office/word/2020/wordml/sdtdatahash" xmlns:w16sdtfl="http://schemas.microsoft.com/office/word/2024/wordml/sdtformatlock" xmlns:w16se="http://schemas.microsoft.com/office/word/2015/wordml/symex" xmlns:wpg="http://schemas.microsoft.com/office/word/2010/wordprocessingGroup" xmlns:wpi="http://schemas.microsoft.com/office/word/2010/wordprocessingInk" xmlns:wne="http://schemas.microsoft.com/office/word/2006/wordml" xmlns:wps="http://schemas.microsoft.com/office/word/2010/wordprocessingShape" mc:Ignorable="w14 w15 w16se w16cid w16 w16cex w16sdtdh w16sdtfl w16du wp14">
+<w:document xmlns:wpc="http://schemas.microsoft.com/office/word/2010/wordprocessingCanvas" xmlns:cx="http://schemas.microsoft.com/office/drawing/2014/chartex" xmlns:cx1="http://schemas.microsoft.com/office/drawing/2015/9/8/chartex" xmlns:cx2="http://schemas.microsoft.com/office/drawing/2015/10/21/chartex" xmlns:cx3="http://schemas.microsoft.com/office/drawing/2016/5/9/chartex" xmlns:cx4="http://schemas.microsoft.com/office/drawing/2016/5/10/chartex" xmlns:cx5="http://schemas.microsoft.com/office/drawing/2016/5/11/chartex" xmlns:cx6="http://schemas.microsoft.com/office/drawing/2016/5/12/chartex" xmlns:cx7="http://schemas.microsoft.com/office/drawing/2016/5/13/chartex" xmlns:cx8="http://schemas.microsoft.com/office/drawing/2016/5/14/chartex" xmlns:mc="http://schemas.openxmlformats.org/markup-compatibility/2006" xmlns:aink="http://schemas.microsoft.com/office/drawing/2016/ink" xmlns:am3d="http://schemas.microsoft.com/office/drawing/2017/model3d" xmlns:o="urn:schemas-microsoft-com:office:office" xmlns:oel="http://schemas.microsoft.com/office/2019/extlst" xmlns:r="http://schemas.openxmlformats.org/officeDocument/2006/relationships" xmlns:m="http://schemas.openxmlformats.org/officeDocument/2006/math" xmlns:v="urn:schemas-microsoft-com:vml" xmlns:wp14="http://schemas.microsoft.com/office/word/2010/wordprocessingDrawing" xmlns:wp="http://schemas.openxmlformats.org/drawingml/2006/wordprocessingDrawing" xmlns:w10="urn:schemas-microsoft-com:office:word" xmlns:w="http://schemas.openxmlformats.org/wordprocessingml/2006/main" xmlns:w14="http://schemas.microsoft.com/office/word/2010/wordml" xmlns:w15="http://schemas.microsoft.com/office/word/2012/wordml" xmlns:w16cex="http://schemas.microsoft.com/office/word/2018/wordml/cex" xmlns:w16cid="http://schemas.microsoft.com/office/word/2016/wordml/cid" xmlns:w16="http://schemas.microsoft.com/office/word/2018/wordml" xmlns:w16du="http://schemas.microsoft.com/office/word/2023/wordml/word16du" xmlns:w16sdtdh="http://schemas.microsoft.com/office/word/2020/wordml/sdtdatahash" xmlns:w16sdtfl="http://schemas.microsoft.com/office/word/2024/wordml/sdtformatlock" xmlns:w16se="http://schemas.microsoft.com/office/word/2015/wordml/symex" xmlns:wpg="http://schemas.microsoft.com/office/word/2010/wordprocessingGroup" xmlns:wpi="http://schemas.microsoft.com/office/word/2010/wordprocessingInk" xmlns:wne="http://schemas.microsoft.com/office/word/2006/wordml" xmlns:wps="http://schemas.microsoft.com/office/word/2010/wordprocessingShape" mc:Ignorable="w14 w15 w16se w16cid w16 w16cex w16sdtdh w16sdtfl w16du wp14">
   <w:body>
     <w:p>
       <w:pPr>
@@ -1614,6 +1614,613 @@
         </w:rPr>
       </w:pPr>
     </w:p>
+    <w:p>
+      <w:pPr>
+        <w:rPr>
+          <w:b/>
+          <w:bCs/>
+        </w:rPr>
+      </w:pPr>
+    </w:p>
+    <w:p>
+      <w:pPr>
+        <w:rPr>
+          <w:b/>
+          <w:bCs/>
+        </w:rPr>
+      </w:pPr>
+      <w:r>
+        <w:rPr>
+          <w:b/>
+          <w:bCs/>
+        </w:rPr>
+        <w:t>Standardization</w:t>
+      </w:r>
+      <w:r>
+        <w:rPr>
+          <w:b/>
+          <w:bCs/>
+        </w:rPr>
+        <w:t xml:space="preserve">: - </w:t>
+      </w:r>
+    </w:p>
+    <w:p>
+      <w:pPr>
+        <w:rPr>
+          <w:b/>
+          <w:bCs/>
+        </w:rPr>
+      </w:pPr>
+    </w:p>
+    <w:p>
+      <w:pPr>
+        <w:rPr>
+          <w:b/>
+          <w:bCs/>
+        </w:rPr>
+      </w:pPr>
+      <w:r>
+        <w:rPr>
+          <w:b/>
+          <w:bCs/>
+        </w:rPr>
+        <w:t>Discretization:</w:t>
+      </w:r>
+      <w:r>
+        <w:rPr>
+          <w:b/>
+          <w:bCs/>
+        </w:rPr>
+        <w:br/>
+        <w:t>Converts a continuous attribute into a finite set of intervals, each treated as a category or ordinal label.</w:t>
+      </w:r>
+    </w:p>
+    <w:p>
+      <w:pPr>
+        <w:rPr>
+          <w:b/>
+          <w:bCs/>
+        </w:rPr>
+      </w:pPr>
+      <w:r>
+        <w:rPr>
+          <w:b/>
+          <w:bCs/>
+        </w:rPr>
+        <w:t>Binning:</w:t>
+      </w:r>
+      <w:r>
+        <w:rPr>
+          <w:b/>
+          <w:bCs/>
+        </w:rPr>
+        <w:br/>
+        <w:t>Divides continuous data into intervals (bins). It can use equal-width bins (same interval size) or equal-frequency bins (approximately the same number of data points in each bin).</w:t>
+      </w:r>
+    </w:p>
+    <w:p>
+      <w:pPr>
+        <w:rPr>
+          <w:b/>
+          <w:bCs/>
+        </w:rPr>
+      </w:pPr>
+      <w:r>
+        <w:rPr>
+          <w:b/>
+          <w:bCs/>
+        </w:rPr>
+        <w:t>Histogram Analysis:</w:t>
+      </w:r>
+      <w:r>
+        <w:rPr>
+          <w:b/>
+          <w:bCs/>
+        </w:rPr>
+        <w:br/>
+        <w:t>Uses a histogram to examine the distribution of continuous data and identify natural ranges or boundaries for creating intervals.</w:t>
+      </w:r>
+    </w:p>
+    <w:p>
+      <w:pPr>
+        <w:rPr>
+          <w:b/>
+          <w:bCs/>
+        </w:rPr>
+      </w:pPr>
+      <w:r>
+        <w:rPr>
+          <w:b/>
+          <w:bCs/>
+        </w:rPr>
+        <w:t>Cluster Analysis:</w:t>
+      </w:r>
+      <w:r>
+        <w:rPr>
+          <w:b/>
+          <w:bCs/>
+        </w:rPr>
+        <w:br/>
+        <w:t>Groups similar data values into clusters. The boundaries between clusters can then be used to discretize the continuous attribute into meaningful intervals.</w:t>
+      </w:r>
+    </w:p>
+    <w:p>
+      <w:pPr>
+        <w:rPr>
+          <w:b/>
+          <w:bCs/>
+        </w:rPr>
+      </w:pPr>
+      <w:r>
+        <w:rPr>
+          <w:b/>
+          <w:bCs/>
+        </w:rPr>
+        <w:t>Entropy-based (Supervised):</w:t>
+      </w:r>
+      <w:r>
+        <w:rPr>
+          <w:b/>
+          <w:bCs/>
+        </w:rPr>
+        <w:br/>
+        <w:t>Uses class labels and entropy to determine the best split points for discretization. It selects intervals that make the resulting classes as homogeneous as possible, reducing uncertainty.</w:t>
+      </w:r>
+    </w:p>
+    <w:p>
+      <w:pPr>
+        <w:rPr>
+          <w:b/>
+          <w:bCs/>
+        </w:rPr>
+      </w:pPr>
+      <w:r>
+        <w:rPr>
+          <w:b/>
+          <w:bCs/>
+        </w:rPr>
+        <w:t>Uses of discretization / Advantages</w:t>
+      </w:r>
+      <w:r>
+        <w:rPr>
+          <w:b/>
+          <w:bCs/>
+        </w:rPr>
+        <w:t xml:space="preserve">: - </w:t>
+      </w:r>
+    </w:p>
+    <w:p>
+      <w:pPr>
+        <w:rPr>
+          <w:b/>
+          <w:bCs/>
+        </w:rPr>
+      </w:pPr>
+    </w:p>
+    <w:p>
+      <w:r>
+        <w:t>Bin width: - W = Max-Min/N</w:t>
+      </w:r>
+    </w:p>
+    <w:p>
+      <w:r>
+        <w:t xml:space="preserve"> </w:t>
+      </w:r>
+      <w:r>
+        <w:tab/>
+      </w:r>
+    </w:p>
+    <w:p>
+      <w:r>
+        <w:rPr>
+          <w:b/>
+          <w:bCs/>
+        </w:rPr>
+        <w:lastRenderedPageBreak/>
+        <w:t>Exploratory data Analysis</w:t>
+      </w:r>
+      <w:r>
+        <w:rPr>
+          <w:b/>
+          <w:bCs/>
+        </w:rPr>
+        <w:t>: -</w:t>
+      </w:r>
+      <w:r>
+        <w:t xml:space="preserve"> (EDA)</w:t>
+      </w:r>
+    </w:p>
+    <w:p>
+      <w:pPr>
+        <w:rPr>
+          <w:b/>
+          <w:bCs/>
+        </w:rPr>
+      </w:pPr>
+      <w:r>
+        <w:rPr>
+          <w:b/>
+          <w:bCs/>
+        </w:rPr>
+        <w:t>Data quality -&gt; Feature selection and engineering</w:t>
+      </w:r>
+      <w:r>
+        <w:rPr>
+          <w:b/>
+          <w:bCs/>
+        </w:rPr>
+        <w:t xml:space="preserve"> -&gt; Model selection -&gt; Data visualization</w:t>
+      </w:r>
+      <w:r>
+        <w:rPr>
+          <w:b/>
+          <w:bCs/>
+        </w:rPr>
+        <w:t xml:space="preserve"> -&gt; Anomaly detection.</w:t>
+      </w:r>
+    </w:p>
+    <w:p>
+      <w:pPr>
+        <w:rPr>
+          <w:b/>
+          <w:bCs/>
+        </w:rPr>
+      </w:pPr>
+    </w:p>
+    <w:p>
+      <w:pPr>
+        <w:rPr>
+          <w:b/>
+          <w:bCs/>
+        </w:rPr>
+      </w:pPr>
+      <w:r>
+        <w:rPr>
+          <w:b/>
+          <w:bCs/>
+        </w:rPr>
+        <w:t>Eda: - Univariate, Bivariate, Multivariate.</w:t>
+      </w:r>
+    </w:p>
+    <w:p>
+      <w:pPr>
+        <w:rPr>
+          <w:b/>
+          <w:bCs/>
+        </w:rPr>
+      </w:pPr>
+      <w:r>
+        <w:rPr>
+          <w:b/>
+          <w:bCs/>
+        </w:rPr>
+        <w:t xml:space="preserve"> </w:t>
+      </w:r>
+    </w:p>
+    <w:p>
+      <w:pPr>
+        <w:rPr>
+          <w:b/>
+          <w:bCs/>
+        </w:rPr>
+      </w:pPr>
+    </w:p>
+    <w:p>
+      <w:pPr>
+        <w:rPr>
+          <w:b/>
+          <w:bCs/>
+        </w:rPr>
+      </w:pPr>
+    </w:p>
+    <w:p>
+      <w:pPr>
+        <w:rPr>
+          <w:b/>
+          <w:bCs/>
+        </w:rPr>
+      </w:pPr>
+    </w:p>
+    <w:p>
+      <w:pPr>
+        <w:rPr>
+          <w:b/>
+          <w:bCs/>
+        </w:rPr>
+      </w:pPr>
+    </w:p>
+    <w:p>
+      <w:pPr>
+        <w:rPr>
+          <w:b/>
+          <w:bCs/>
+        </w:rPr>
+      </w:pPr>
+    </w:p>
+    <w:p>
+      <w:pPr>
+        <w:rPr>
+          <w:b/>
+          <w:bCs/>
+        </w:rPr>
+      </w:pPr>
+    </w:p>
+    <w:p>
+      <w:pPr>
+        <w:rPr>
+          <w:b/>
+          <w:bCs/>
+        </w:rPr>
+      </w:pPr>
+    </w:p>
+    <w:p>
+      <w:pPr>
+        <w:rPr>
+          <w:b/>
+          <w:bCs/>
+        </w:rPr>
+      </w:pPr>
+    </w:p>
+    <w:p>
+      <w:pPr>
+        <w:rPr>
+          <w:b/>
+          <w:bCs/>
+        </w:rPr>
+      </w:pPr>
+    </w:p>
+    <w:p>
+      <w:pPr>
+        <w:rPr>
+          <w:b/>
+          <w:bCs/>
+        </w:rPr>
+      </w:pPr>
+    </w:p>
+    <w:p>
+      <w:pPr>
+        <w:rPr>
+          <w:b/>
+          <w:bCs/>
+        </w:rPr>
+      </w:pPr>
+    </w:p>
+    <w:p>
+      <w:pPr>
+        <w:rPr>
+          <w:b/>
+          <w:bCs/>
+        </w:rPr>
+      </w:pPr>
+    </w:p>
+    <w:p>
+      <w:pPr>
+        <w:rPr>
+          <w:b/>
+          <w:bCs/>
+        </w:rPr>
+      </w:pPr>
+    </w:p>
+    <w:p>
+      <w:pPr>
+        <w:rPr>
+          <w:b/>
+          <w:bCs/>
+        </w:rPr>
+      </w:pPr>
+    </w:p>
+    <w:p>
+      <w:pPr>
+        <w:rPr>
+          <w:b/>
+          <w:bCs/>
+        </w:rPr>
+      </w:pPr>
+    </w:p>
+    <w:p>
+      <w:pPr>
+        <w:rPr>
+          <w:b/>
+          <w:bCs/>
+        </w:rPr>
+      </w:pPr>
+    </w:p>
+    <w:p>
+      <w:pPr>
+        <w:rPr>
+          <w:b/>
+          <w:bCs/>
+        </w:rPr>
+      </w:pPr>
+    </w:p>
+    <w:p>
+      <w:pPr>
+        <w:rPr>
+          <w:b/>
+          <w:bCs/>
+        </w:rPr>
+      </w:pPr>
+    </w:p>
+    <w:p>
+      <w:pPr>
+        <w:rPr>
+          <w:b/>
+          <w:bCs/>
+        </w:rPr>
+      </w:pPr>
+    </w:p>
+    <w:p>
+      <w:pPr>
+        <w:rPr>
+          <w:b/>
+          <w:bCs/>
+        </w:rPr>
+      </w:pPr>
+    </w:p>
+    <w:p>
+      <w:r>
+        <w:rPr>
+          <w:b/>
+          <w:bCs/>
+        </w:rPr>
+        <w:lastRenderedPageBreak/>
+        <w:t>Measure of dispersion</w:t>
+      </w:r>
+      <w:r>
+        <w:t xml:space="preserve">: it refers to the degree to which </w:t>
+      </w:r>
+      <w:r>
+        <w:t>data values in a dataset are spread out or scattered around an average (such</w:t>
+      </w:r>
+      <w:r>
+        <w:t xml:space="preserve"> as the mean or media</w:t>
+      </w:r>
+      <w:r>
+        <w:t>)</w:t>
+      </w:r>
+      <w:r>
+        <w:t>. It helps us understand the variability or consistency within the data -</w:t>
+      </w:r>
+      <w:r>
+        <w:t xml:space="preserve"> whether the values are closely grouped </w:t>
+      </w:r>
+      <w:r>
+        <w:t>or widely spread.</w:t>
+      </w:r>
+    </w:p>
+    <w:p/>
+    <w:p>
+      <w:r>
+        <w:rPr>
+          <w:noProof/>
+        </w:rPr>
+        <w:drawing>
+          <wp:inline distT="0" distB="0" distL="0" distR="0" wp14:anchorId="4E7DAD85" wp14:editId="7DC09C1C">
+            <wp:extent cx="3231515" cy="3742055"/>
+            <wp:effectExtent l="0" t="0" r="6985" b="0"/>
+            <wp:docPr id="484552197" name="Picture 1" descr="Medium"/>
+            <wp:cNvGraphicFramePr>
+              <a:graphicFrameLocks xmlns:a="http://schemas.openxmlformats.org/drawingml/2006/main" noChangeAspect="1"/>
+            </wp:cNvGraphicFramePr>
+            <a:graphic xmlns:a="http://schemas.openxmlformats.org/drawingml/2006/main">
+              <a:graphicData uri="http://schemas.openxmlformats.org/drawingml/2006/picture">
+                <pic:pic xmlns:pic="http://schemas.openxmlformats.org/drawingml/2006/picture">
+                  <pic:nvPicPr>
+                    <pic:cNvPr id="0" name="Picture 1" descr="Medium"/>
+                    <pic:cNvPicPr>
+                      <a:picLocks noChangeAspect="1" noChangeArrowheads="1"/>
+                    </pic:cNvPicPr>
+                  </pic:nvPicPr>
+                  <pic:blipFill>
+                    <a:blip r:embed="rId8">
+                      <a:extLst>
+                        <a:ext uri="{28A0092B-C50C-407E-A947-70E740481C1C}">
+                          <a14:useLocalDpi xmlns:a14="http://schemas.microsoft.com/office/drawing/2010/main" val="0"/>
+                        </a:ext>
+                      </a:extLst>
+                    </a:blip>
+                    <a:srcRect/>
+                    <a:stretch>
+                      <a:fillRect/>
+                    </a:stretch>
+                  </pic:blipFill>
+                  <pic:spPr bwMode="auto">
+                    <a:xfrm>
+                      <a:off x="0" y="0"/>
+                      <a:ext cx="3231515" cy="3742055"/>
+                    </a:xfrm>
+                    <a:prstGeom prst="rect">
+                      <a:avLst/>
+                    </a:prstGeom>
+                    <a:noFill/>
+                    <a:ln>
+                      <a:noFill/>
+                    </a:ln>
+                  </pic:spPr>
+                </pic:pic>
+              </a:graphicData>
+            </a:graphic>
+          </wp:inline>
+        </w:drawing>
+      </w:r>
+    </w:p>
+    <w:p/>
+    <w:p/>
+    <w:p/>
+    <w:p>
+      <w:r>
+        <w:rPr>
+          <w:b/>
+          <w:bCs/>
+        </w:rPr>
+        <w:t xml:space="preserve">Absolute Measure of </w:t>
+      </w:r>
+      <w:r>
+        <w:rPr>
+          <w:b/>
+          <w:bCs/>
+        </w:rPr>
+        <w:t>D</w:t>
+      </w:r>
+      <w:r>
+        <w:rPr>
+          <w:b/>
+          <w:bCs/>
+        </w:rPr>
+        <w:t>ispersion</w:t>
+      </w:r>
+      <w:r>
+        <w:t>: - Range, Mean Deviation, Standard Deviation, Variance, Quartile Deviation, Interquartile Range</w:t>
+      </w:r>
+    </w:p>
+    <w:p/>
+    <w:p>
+      <w:r>
+        <w:rPr>
+          <w:b/>
+          <w:bCs/>
+        </w:rPr>
+        <w:t>Relative Measure of Dispersion</w:t>
+      </w:r>
+      <w:r>
+        <w:t>: - Coefficient of Range, Coefficient of Variation, Coefficient of Mean Deviation, Coefficient of Quartile Deviation</w:t>
+      </w:r>
+    </w:p>
+    <w:p/>
+    <w:p/>
+    <w:p>
+      <w:pPr>
+        <w:rPr>
+          <w:b/>
+          <w:bCs/>
+        </w:rPr>
+      </w:pPr>
+      <w:r>
+        <w:rPr>
+          <w:b/>
+          <w:bCs/>
+        </w:rPr>
+        <w:lastRenderedPageBreak/>
+        <w:t>Feature Selection</w:t>
+      </w:r>
+    </w:p>
+    <w:p>
+      <w:r>
+        <w:rPr>
+          <w:b/>
+          <w:bCs/>
+        </w:rPr>
+        <w:t xml:space="preserve">Random forest: - </w:t>
+      </w:r>
+      <w:r>
+        <w:br/>
+        <w:t>Techniques, Advantages, Limitations.</w:t>
+      </w:r>
+      <w:r>
+        <w:br/>
+        <w:t>Applicability of feature selection</w:t>
+      </w:r>
+    </w:p>
     <w:sectPr>
       <w:pgSz w:w="12240" w:h="15840"/>
       <w:pgMar w:top="1440" w:right="1440" w:bottom="1440" w:left="1440" w:header="720" w:footer="720" w:gutter="0"/>
@@ -1625,7 +2232,7 @@
 </file>
 
 <file path=word/numbering.xml><?xml version="1.0" encoding="utf-8"?>
-<w:numbering xmlns:wpc="http://schemas.microsoft.com/office/word/2010/wordprocessingCanvas" xmlns:cx="http://schemas.microsoft.com/office/drawing/2014/chartex" xmlns:cx1="http://schemas.microsoft.com/office/drawing/2015/9/8/chartex" xmlns:cx2="http://schemas.microsoft.com/office/drawing/2015/10/21/chartex" xmlns:cx3="http://schemas.microsoft.com/office/drawing/2016/5/9/chartex" xmlns:cx4="http://schemas.microsoft.com/office/drawing/2016/5/10/chartex" xmlns:cx5="http://schemas.microsoft.com/office/drawing/2016/5/11/chartex" xmlns:cx6="http://schemas.microsoft.com/office/drawing/2016/5/12/chartex" xmlns:cx7="http://schemas.microsoft.com/office/drawing/2016/5/13/chartex" xmlns:cx8="http://schemas.microsoft.com/office/drawing/2016/5/14/chartex" xmlns:mc="http://schemas.openxmlformats.org/markup-compatibility/2006" xmlns:aink="http://schemas.microsoft.com/office/drawing/2016/ink" xmlns:am3d="http://schemas.microsoft.com/office/drawing/2017/model3d" xmlns:o="urn:schemas-microsoft-com:office:office" xmlns:oel="http://schemas.microsoft.com/office/2019/extlst" xmlns:r="http://schemas.openxmlformats.org/officeDocument/2006/relationships" xmlns:m="http://schemas.openxmlformats.org/officeDocument/2006/math" xmlns:v="urn:schemas-microsoft-com:vml" xmlns:wp14="http://schemas.microsoft.com/office/word/2010/wordprocessingDrawing" xmlns:wp="http://schemas.openxmlformats.org/drawingml/2006/wordprocessingDrawing" xmlns:w10="urn:schemas-microsoft-com:office:word" xmlns:w="http://schemas.openxmlformats.org/wordprocessingml/2006/main" xmlns:w14="http://schemas.microsoft.com/office/word/2010/wordml" xmlns:w15="http://schemas.microsoft.com/office/word/2012/wordml" xmlns:w16cei="http://schemas.microsoft.com/office/word/2026/wordml/cei" xmlns:w16cex="http://schemas.microsoft.com/office/word/2018/wordml/cex" xmlns:w16cid="http://schemas.microsoft.com/office/word/2016/wordml/cid" xmlns:w16="http://schemas.microsoft.com/office/word/2018/wordml" xmlns:w16du="http://schemas.microsoft.com/office/word/2023/wordml/word16du" xmlns:w16sdtdh="http://schemas.microsoft.com/office/word/2020/wordml/sdtdatahash" xmlns:w16sdtfl="http://schemas.microsoft.com/office/word/2024/wordml/sdtformatlock" xmlns:w16se="http://schemas.microsoft.com/office/word/2015/wordml/symex" xmlns:wpg="http://schemas.microsoft.com/office/word/2010/wordprocessingGroup" xmlns:wpi="http://schemas.microsoft.com/office/word/2010/wordprocessingInk" xmlns:wne="http://schemas.microsoft.com/office/word/2006/wordml" xmlns:wps="http://schemas.microsoft.com/office/word/2010/wordprocessingShape" mc:Ignorable="w14 w15 w16se w16cid w16 w16cex w16sdtdh w16sdtfl w16du wp14">
+<w:numbering xmlns:wpc="http://schemas.microsoft.com/office/word/2010/wordprocessingCanvas" xmlns:cx="http://schemas.microsoft.com/office/drawing/2014/chartex" xmlns:cx1="http://schemas.microsoft.com/office/drawing/2015/9/8/chartex" xmlns:cx2="http://schemas.microsoft.com/office/drawing/2015/10/21/chartex" xmlns:cx3="http://schemas.microsoft.com/office/drawing/2016/5/9/chartex" xmlns:cx4="http://schemas.microsoft.com/office/drawing/2016/5/10/chartex" xmlns:cx5="http://schemas.microsoft.com/office/drawing/2016/5/11/chartex" xmlns:cx6="http://schemas.microsoft.com/office/drawing/2016/5/12/chartex" xmlns:cx7="http://schemas.microsoft.com/office/drawing/2016/5/13/chartex" xmlns:cx8="http://schemas.microsoft.com/office/drawing/2016/5/14/chartex" xmlns:mc="http://schemas.openxmlformats.org/markup-compatibility/2006" xmlns:aink="http://schemas.microsoft.com/office/drawing/2016/ink" xmlns:am3d="http://schemas.microsoft.com/office/drawing/2017/model3d" xmlns:o="urn:schemas-microsoft-com:office:office" xmlns:oel="http://schemas.microsoft.com/office/2019/extlst" xmlns:r="http://schemas.openxmlformats.org/officeDocument/2006/relationships" xmlns:m="http://schemas.openxmlformats.org/officeDocument/2006/math" xmlns:v="urn:schemas-microsoft-com:vml" xmlns:wp14="http://schemas.microsoft.com/office/word/2010/wordprocessingDrawing" xmlns:wp="http://schemas.openxmlformats.org/drawingml/2006/wordprocessingDrawing" xmlns:w10="urn:schemas-microsoft-com:office:word" xmlns:w="http://schemas.openxmlformats.org/wordprocessingml/2006/main" xmlns:w14="http://schemas.microsoft.com/office/word/2010/wordml" xmlns:w15="http://schemas.microsoft.com/office/word/2012/wordml" xmlns:w16cex="http://schemas.microsoft.com/office/word/2018/wordml/cex" xmlns:w16cid="http://schemas.microsoft.com/office/word/2016/wordml/cid" xmlns:w16="http://schemas.microsoft.com/office/word/2018/wordml" xmlns:w16du="http://schemas.microsoft.com/office/word/2023/wordml/word16du" xmlns:w16sdtdh="http://schemas.microsoft.com/office/word/2020/wordml/sdtdatahash" xmlns:w16sdtfl="http://schemas.microsoft.com/office/word/2024/wordml/sdtformatlock" xmlns:w16se="http://schemas.microsoft.com/office/word/2015/wordml/symex" xmlns:wpg="http://schemas.microsoft.com/office/word/2010/wordprocessingGroup" xmlns:wpi="http://schemas.microsoft.com/office/word/2010/wordprocessingInk" xmlns:wne="http://schemas.microsoft.com/office/word/2006/wordml" xmlns:wps="http://schemas.microsoft.com/office/word/2010/wordprocessingShape" mc:Ignorable="w14 w15 w16se w16cid w16 w16cex w16sdtdh w16sdtfl w16du wp14">
   <w:abstractNum w:abstractNumId="0" w15:restartNumberingAfterBreak="0">
     <w:nsid w:val="06B04DB8"/>
     <w:multiLevelType w:val="multilevel"/>

--- a/TYBCA/MachineLearningUsingPython/Introduction to Machine Learning.docx
+++ b/TYBCA/MachineLearningUsingPython/Introduction to Machine Learning.docx
@@ -469,6 +469,7 @@
           <w:bCs/>
         </w:rPr>
       </w:pPr>
+      <w:proofErr w:type="spellStart"/>
       <w:r>
         <w:rPr>
           <w:b/>
@@ -476,6 +477,7 @@
         </w:rPr>
         <w:t>Numpy</w:t>
       </w:r>
+      <w:proofErr w:type="spellEnd"/>
     </w:p>
     <w:p>
       <w:pPr>
@@ -524,8 +526,15 @@
           <w:numId w:val="19"/>
         </w:numPr>
       </w:pPr>
-      <w:r>
-        <w:t xml:space="preserve">np.array(): Converts a Python list or tuple into a NumPy array. </w:t>
+      <w:proofErr w:type="spellStart"/>
+      <w:proofErr w:type="gramStart"/>
+      <w:r>
+        <w:t>np.array</w:t>
+      </w:r>
+      <w:proofErr w:type="spellEnd"/>
+      <w:proofErr w:type="gramEnd"/>
+      <w:r>
+        <w:t xml:space="preserve">(): Converts a Python list or tuple into a NumPy array. </w:t>
       </w:r>
     </w:p>
     <w:p>
@@ -535,8 +544,15 @@
           <w:numId w:val="19"/>
         </w:numPr>
       </w:pPr>
-      <w:r>
-        <w:t xml:space="preserve">np.zeros(): Creates an array filled entirely with zeros based on a given shape. </w:t>
+      <w:proofErr w:type="spellStart"/>
+      <w:proofErr w:type="gramStart"/>
+      <w:r>
+        <w:t>np.zeros</w:t>
+      </w:r>
+      <w:proofErr w:type="spellEnd"/>
+      <w:proofErr w:type="gramEnd"/>
+      <w:r>
+        <w:t xml:space="preserve">(): Creates an array filled entirely with zeros based on a given shape. </w:t>
       </w:r>
     </w:p>
     <w:p>
@@ -546,8 +562,15 @@
           <w:numId w:val="19"/>
         </w:numPr>
       </w:pPr>
-      <w:r>
-        <w:t xml:space="preserve">np.ones(): Generates an array filled entirely with ones. </w:t>
+      <w:proofErr w:type="spellStart"/>
+      <w:proofErr w:type="gramStart"/>
+      <w:r>
+        <w:t>np.ones</w:t>
+      </w:r>
+      <w:proofErr w:type="spellEnd"/>
+      <w:proofErr w:type="gramEnd"/>
+      <w:r>
+        <w:t xml:space="preserve">(): Generates an array filled entirely with ones. </w:t>
       </w:r>
     </w:p>
     <w:p>
@@ -557,8 +580,15 @@
           <w:numId w:val="19"/>
         </w:numPr>
       </w:pPr>
-      <w:r>
-        <w:t xml:space="preserve">np.full(): Creates an array of a specified size populated with a specific uniform value. </w:t>
+      <w:proofErr w:type="spellStart"/>
+      <w:proofErr w:type="gramStart"/>
+      <w:r>
+        <w:t>np.full</w:t>
+      </w:r>
+      <w:proofErr w:type="spellEnd"/>
+      <w:proofErr w:type="gramEnd"/>
+      <w:r>
+        <w:t xml:space="preserve">(): Creates an array of a specified size populated with a specific uniform value. </w:t>
       </w:r>
     </w:p>
     <w:p>
@@ -568,8 +598,23 @@
           <w:numId w:val="19"/>
         </w:numPr>
       </w:pPr>
-      <w:r>
-        <w:t xml:space="preserve">np.arange(): Returns evenly spaced values within a defined numerical range (similar to Python's range()). </w:t>
+      <w:proofErr w:type="spellStart"/>
+      <w:proofErr w:type="gramStart"/>
+      <w:r>
+        <w:t>np.arange</w:t>
+      </w:r>
+      <w:proofErr w:type="spellEnd"/>
+      <w:proofErr w:type="gramEnd"/>
+      <w:r>
+        <w:t xml:space="preserve">(): Returns evenly spaced values within a defined numerical range (similar to Python's </w:t>
+      </w:r>
+      <w:proofErr w:type="gramStart"/>
+      <w:r>
+        <w:t>range(</w:t>
+      </w:r>
+      <w:proofErr w:type="gramEnd"/>
+      <w:r>
+        <w:t xml:space="preserve">)). </w:t>
       </w:r>
     </w:p>
     <w:p>
@@ -579,8 +624,15 @@
           <w:numId w:val="19"/>
         </w:numPr>
       </w:pPr>
-      <w:r>
-        <w:t xml:space="preserve">np.linspace(): Generates a specified number of evenly spaced values between two defined limits. </w:t>
+      <w:proofErr w:type="spellStart"/>
+      <w:proofErr w:type="gramStart"/>
+      <w:r>
+        <w:t>np.linspace</w:t>
+      </w:r>
+      <w:proofErr w:type="spellEnd"/>
+      <w:proofErr w:type="gramEnd"/>
+      <w:r>
+        <w:t xml:space="preserve">(): Generates a specified number of evenly spaced values between two defined limits. </w:t>
       </w:r>
     </w:p>
     <w:p>
@@ -622,8 +674,13 @@
           <w:numId w:val="20"/>
         </w:numPr>
       </w:pPr>
-      <w:r>
-        <w:t xml:space="preserve">.shape: Returns a tuple showing the number of elements along each dimension/axis. </w:t>
+      <w:proofErr w:type="gramStart"/>
+      <w:r>
+        <w:t>.shape</w:t>
+      </w:r>
+      <w:proofErr w:type="gramEnd"/>
+      <w:r>
+        <w:t xml:space="preserve">: Returns a tuple showing the number of elements along each dimension/axis. </w:t>
       </w:r>
     </w:p>
     <w:p>
@@ -633,8 +690,18 @@
           <w:numId w:val="20"/>
         </w:numPr>
       </w:pPr>
-      <w:r>
-        <w:t xml:space="preserve">.ndim: Displays the total number of dimensions (axes) the array possesses. </w:t>
+      <w:proofErr w:type="gramStart"/>
+      <w:r>
+        <w:t>.</w:t>
+      </w:r>
+      <w:proofErr w:type="spellStart"/>
+      <w:r>
+        <w:t>ndim</w:t>
+      </w:r>
+      <w:proofErr w:type="spellEnd"/>
+      <w:proofErr w:type="gramEnd"/>
+      <w:r>
+        <w:t xml:space="preserve">: Displays the total number of dimensions (axes) the array possesses. </w:t>
       </w:r>
     </w:p>
     <w:p>
@@ -644,8 +711,13 @@
           <w:numId w:val="20"/>
         </w:numPr>
       </w:pPr>
-      <w:r>
-        <w:t xml:space="preserve">.size: Calculates the absolute total number of elements inside the array. </w:t>
+      <w:proofErr w:type="gramStart"/>
+      <w:r>
+        <w:t>.size</w:t>
+      </w:r>
+      <w:proofErr w:type="gramEnd"/>
+      <w:r>
+        <w:t xml:space="preserve">: Calculates the absolute total number of elements inside the array. </w:t>
       </w:r>
     </w:p>
     <w:p>
@@ -655,8 +727,18 @@
           <w:numId w:val="20"/>
         </w:numPr>
       </w:pPr>
-      <w:r>
-        <w:t xml:space="preserve">.dtype: Identifies the internal data type of the stored elements. </w:t>
+      <w:proofErr w:type="gramStart"/>
+      <w:r>
+        <w:t>.</w:t>
+      </w:r>
+      <w:proofErr w:type="spellStart"/>
+      <w:r>
+        <w:t>dtype</w:t>
+      </w:r>
+      <w:proofErr w:type="spellEnd"/>
+      <w:proofErr w:type="gramEnd"/>
+      <w:r>
+        <w:t xml:space="preserve">: Identifies the internal data type of the stored elements. </w:t>
       </w:r>
     </w:p>
     <w:p>
@@ -698,8 +780,15 @@
           <w:numId w:val="21"/>
         </w:numPr>
       </w:pPr>
-      <w:r>
-        <w:t xml:space="preserve">np.reshape(): Changes the dimensions of an array without modifying its core data elements. </w:t>
+      <w:proofErr w:type="spellStart"/>
+      <w:proofErr w:type="gramStart"/>
+      <w:r>
+        <w:t>np.reshape</w:t>
+      </w:r>
+      <w:proofErr w:type="spellEnd"/>
+      <w:proofErr w:type="gramEnd"/>
+      <w:r>
+        <w:t xml:space="preserve">(): Changes the dimensions of an array without modifying its core data elements. </w:t>
       </w:r>
     </w:p>
     <w:p>
@@ -709,8 +798,23 @@
           <w:numId w:val="21"/>
         </w:numPr>
       </w:pPr>
-      <w:r>
-        <w:t xml:space="preserve">.T or np.transpose(): Flips the array's dimensions, swapping its rows with its columns. </w:t>
+      <w:proofErr w:type="gramStart"/>
+      <w:r>
+        <w:t>.T</w:t>
+      </w:r>
+      <w:proofErr w:type="gramEnd"/>
+      <w:r>
+        <w:t xml:space="preserve"> or </w:t>
+      </w:r>
+      <w:proofErr w:type="spellStart"/>
+      <w:proofErr w:type="gramStart"/>
+      <w:r>
+        <w:t>np.transpose</w:t>
+      </w:r>
+      <w:proofErr w:type="spellEnd"/>
+      <w:proofErr w:type="gramEnd"/>
+      <w:r>
+        <w:t xml:space="preserve">(): Flips the array's dimensions, swapping its rows with its columns. </w:t>
       </w:r>
     </w:p>
     <w:p>
@@ -720,9 +824,16 @@
           <w:numId w:val="21"/>
         </w:numPr>
       </w:pPr>
+      <w:proofErr w:type="spellStart"/>
+      <w:proofErr w:type="gramStart"/>
       <w:r>
         <w:lastRenderedPageBreak/>
-        <w:t xml:space="preserve">np.concatenate(): Joins a sequence of separate arrays together along an existing axis. </w:t>
+        <w:t>np.concatenate</w:t>
+      </w:r>
+      <w:proofErr w:type="spellEnd"/>
+      <w:proofErr w:type="gramEnd"/>
+      <w:r>
+        <w:t xml:space="preserve">(): Joins a sequence of separate arrays together along an existing axis. </w:t>
       </w:r>
     </w:p>
     <w:p>
@@ -732,8 +843,15 @@
           <w:numId w:val="21"/>
         </w:numPr>
       </w:pPr>
-      <w:r>
-        <w:t>np.ravel(): Flattens a multi-dimensional array down into a simple one-dimensional array.</w:t>
+      <w:proofErr w:type="spellStart"/>
+      <w:proofErr w:type="gramStart"/>
+      <w:r>
+        <w:t>np.ravel</w:t>
+      </w:r>
+      <w:proofErr w:type="spellEnd"/>
+      <w:proofErr w:type="gramEnd"/>
+      <w:r>
+        <w:t>(): Flattens a multi-dimensional array down into a simple one-dimensional array.</w:t>
       </w:r>
     </w:p>
     <w:p>
@@ -755,7 +873,25 @@
           <w:bCs/>
           <w:u w:val="single"/>
         </w:rPr>
-        <w:t>Mathematical &amp; Universal Functions (ufuncs)</w:t>
+        <w:t>Mathematical &amp; Universal Functions (</w:t>
+      </w:r>
+      <w:proofErr w:type="spellStart"/>
+      <w:r>
+        <w:rPr>
+          <w:b/>
+          <w:bCs/>
+          <w:u w:val="single"/>
+        </w:rPr>
+        <w:t>ufuncs</w:t>
+      </w:r>
+      <w:proofErr w:type="spellEnd"/>
+      <w:r>
+        <w:rPr>
+          <w:b/>
+          <w:bCs/>
+          <w:u w:val="single"/>
+        </w:rPr>
+        <w:t>)</w:t>
       </w:r>
     </w:p>
     <w:p>
@@ -780,8 +916,28 @@
           <w:numId w:val="22"/>
         </w:numPr>
       </w:pPr>
-      <w:r>
-        <w:t xml:space="preserve">np.add() / np.subtract(): Performs element-by-element addition or subtraction. </w:t>
+      <w:proofErr w:type="spellStart"/>
+      <w:proofErr w:type="gramStart"/>
+      <w:r>
+        <w:t>np.add</w:t>
+      </w:r>
+      <w:proofErr w:type="spellEnd"/>
+      <w:r>
+        <w:t>(</w:t>
+      </w:r>
+      <w:proofErr w:type="gramEnd"/>
+      <w:r>
+        <w:t xml:space="preserve">) / </w:t>
+      </w:r>
+      <w:proofErr w:type="spellStart"/>
+      <w:proofErr w:type="gramStart"/>
+      <w:r>
+        <w:t>np.subtract</w:t>
+      </w:r>
+      <w:proofErr w:type="spellEnd"/>
+      <w:proofErr w:type="gramEnd"/>
+      <w:r>
+        <w:t xml:space="preserve">(): Performs element-by-element addition or subtraction. </w:t>
       </w:r>
     </w:p>
     <w:p>
@@ -791,8 +947,25 @@
           <w:numId w:val="22"/>
         </w:numPr>
       </w:pPr>
-      <w:r>
-        <w:t xml:space="preserve">np.multiply() / np.divide(): Performs element-by-element multiplication or division. </w:t>
+      <w:proofErr w:type="spellStart"/>
+      <w:proofErr w:type="gramStart"/>
+      <w:r>
+        <w:t>np.multiply</w:t>
+      </w:r>
+      <w:proofErr w:type="spellEnd"/>
+      <w:proofErr w:type="gramEnd"/>
+      <w:r>
+        <w:t xml:space="preserve">() / </w:t>
+      </w:r>
+      <w:proofErr w:type="spellStart"/>
+      <w:proofErr w:type="gramStart"/>
+      <w:r>
+        <w:t>np.divide</w:t>
+      </w:r>
+      <w:proofErr w:type="spellEnd"/>
+      <w:proofErr w:type="gramEnd"/>
+      <w:r>
+        <w:t xml:space="preserve">(): Performs element-by-element multiplication or division. </w:t>
       </w:r>
     </w:p>
     <w:p>
@@ -802,8 +975,15 @@
           <w:numId w:val="22"/>
         </w:numPr>
       </w:pPr>
-      <w:r>
-        <w:t xml:space="preserve">np.sqrt(): Computes the square root for every individual element in the array. </w:t>
+      <w:proofErr w:type="spellStart"/>
+      <w:proofErr w:type="gramStart"/>
+      <w:r>
+        <w:t>np.sqrt</w:t>
+      </w:r>
+      <w:proofErr w:type="spellEnd"/>
+      <w:proofErr w:type="gramEnd"/>
+      <w:r>
+        <w:t xml:space="preserve">(): Computes the square root for every individual element in the array. </w:t>
       </w:r>
     </w:p>
     <w:p>
@@ -813,8 +993,26 @@
           <w:numId w:val="22"/>
         </w:numPr>
       </w:pPr>
-      <w:r>
-        <w:t xml:space="preserve">np.exp(): Calculates the exponential (e^x) for all elements. </w:t>
+      <w:proofErr w:type="spellStart"/>
+      <w:proofErr w:type="gramStart"/>
+      <w:r>
+        <w:t>np.exp</w:t>
+      </w:r>
+      <w:proofErr w:type="spellEnd"/>
+      <w:r>
+        <w:t>(</w:t>
+      </w:r>
+      <w:proofErr w:type="gramEnd"/>
+      <w:r>
+        <w:t>): Calculates the exponential (</w:t>
+      </w:r>
+      <w:proofErr w:type="spellStart"/>
+      <w:r>
+        <w:t>e^x</w:t>
+      </w:r>
+      <w:proofErr w:type="spellEnd"/>
+      <w:r>
+        <w:t xml:space="preserve">) for all elements. </w:t>
       </w:r>
     </w:p>
     <w:p>
@@ -824,8 +1022,31 @@
           <w:numId w:val="22"/>
         </w:numPr>
       </w:pPr>
-      <w:r>
-        <w:t xml:space="preserve">np.sin() / np.cos(): Computes standard trigonometric ratios for values given in radians. </w:t>
+      <w:proofErr w:type="spellStart"/>
+      <w:proofErr w:type="gramStart"/>
+      <w:r>
+        <w:t>np.sin</w:t>
+      </w:r>
+      <w:proofErr w:type="spellEnd"/>
+      <w:r>
+        <w:t>(</w:t>
+      </w:r>
+      <w:proofErr w:type="gramEnd"/>
+      <w:r>
+        <w:t xml:space="preserve">) / </w:t>
+      </w:r>
+      <w:proofErr w:type="spellStart"/>
+      <w:proofErr w:type="gramStart"/>
+      <w:r>
+        <w:t>np.cos</w:t>
+      </w:r>
+      <w:proofErr w:type="spellEnd"/>
+      <w:r>
+        <w:t>(</w:t>
+      </w:r>
+      <w:proofErr w:type="gramEnd"/>
+      <w:r>
+        <w:t xml:space="preserve">): Computes standard trigonometric ratios for values given in radians. </w:t>
       </w:r>
     </w:p>
     <w:p>
@@ -867,8 +1088,18 @@
           <w:numId w:val="23"/>
         </w:numPr>
       </w:pPr>
-      <w:r>
-        <w:t xml:space="preserve">np.sum(): Totals all the elements together (can be constrained to rows or columns via the axis parameter). </w:t>
+      <w:proofErr w:type="spellStart"/>
+      <w:proofErr w:type="gramStart"/>
+      <w:r>
+        <w:t>np.sum</w:t>
+      </w:r>
+      <w:proofErr w:type="spellEnd"/>
+      <w:r>
+        <w:t>(</w:t>
+      </w:r>
+      <w:proofErr w:type="gramEnd"/>
+      <w:r>
+        <w:t xml:space="preserve">): Totals all the elements together (can be constrained to rows or columns via the axis parameter). </w:t>
       </w:r>
     </w:p>
     <w:p>
@@ -878,8 +1109,15 @@
           <w:numId w:val="23"/>
         </w:numPr>
       </w:pPr>
-      <w:r>
-        <w:t xml:space="preserve">np.mean(): Calculates the arithmetic average of the elements. </w:t>
+      <w:proofErr w:type="spellStart"/>
+      <w:proofErr w:type="gramStart"/>
+      <w:r>
+        <w:t>np.mean</w:t>
+      </w:r>
+      <w:proofErr w:type="spellEnd"/>
+      <w:proofErr w:type="gramEnd"/>
+      <w:r>
+        <w:t xml:space="preserve">(): Calculates the arithmetic average of the elements. </w:t>
       </w:r>
     </w:p>
     <w:p>
@@ -889,8 +1127,15 @@
           <w:numId w:val="23"/>
         </w:numPr>
       </w:pPr>
-      <w:r>
-        <w:t xml:space="preserve">np.median(): Finds the middle value within the data distribution. </w:t>
+      <w:proofErr w:type="spellStart"/>
+      <w:proofErr w:type="gramStart"/>
+      <w:r>
+        <w:t>np.median</w:t>
+      </w:r>
+      <w:proofErr w:type="spellEnd"/>
+      <w:proofErr w:type="gramEnd"/>
+      <w:r>
+        <w:t xml:space="preserve">(): Finds the middle value within the data distribution. </w:t>
       </w:r>
     </w:p>
     <w:p>
@@ -900,8 +1145,31 @@
           <w:numId w:val="23"/>
         </w:numPr>
       </w:pPr>
-      <w:r>
-        <w:t xml:space="preserve">np.std() / np.var(): Evaluates the standard deviation and variance of the dataset. </w:t>
+      <w:proofErr w:type="spellStart"/>
+      <w:proofErr w:type="gramStart"/>
+      <w:r>
+        <w:t>np.std</w:t>
+      </w:r>
+      <w:proofErr w:type="spellEnd"/>
+      <w:r>
+        <w:t>(</w:t>
+      </w:r>
+      <w:proofErr w:type="gramEnd"/>
+      <w:r>
+        <w:t xml:space="preserve">) / </w:t>
+      </w:r>
+      <w:proofErr w:type="spellStart"/>
+      <w:proofErr w:type="gramStart"/>
+      <w:r>
+        <w:t>np.var</w:t>
+      </w:r>
+      <w:proofErr w:type="spellEnd"/>
+      <w:r>
+        <w:t>(</w:t>
+      </w:r>
+      <w:proofErr w:type="gramEnd"/>
+      <w:r>
+        <w:t xml:space="preserve">): Evaluates the standard deviation and variance of the dataset. </w:t>
       </w:r>
     </w:p>
     <w:p>
@@ -911,8 +1179,31 @@
           <w:numId w:val="23"/>
         </w:numPr>
       </w:pPr>
-      <w:r>
-        <w:t xml:space="preserve">np.min() / np.max(): Identifies the lowest or highest value contained in the array. </w:t>
+      <w:proofErr w:type="spellStart"/>
+      <w:proofErr w:type="gramStart"/>
+      <w:r>
+        <w:t>np.min</w:t>
+      </w:r>
+      <w:proofErr w:type="spellEnd"/>
+      <w:r>
+        <w:t>(</w:t>
+      </w:r>
+      <w:proofErr w:type="gramEnd"/>
+      <w:r>
+        <w:t xml:space="preserve">) / </w:t>
+      </w:r>
+      <w:proofErr w:type="spellStart"/>
+      <w:proofErr w:type="gramStart"/>
+      <w:r>
+        <w:t>np.max</w:t>
+      </w:r>
+      <w:proofErr w:type="spellEnd"/>
+      <w:r>
+        <w:t>(</w:t>
+      </w:r>
+      <w:proofErr w:type="gramEnd"/>
+      <w:r>
+        <w:t xml:space="preserve">): Identifies the lowest or highest value contained in the array. </w:t>
       </w:r>
     </w:p>
     <w:p>
@@ -922,8 +1213,25 @@
           <w:numId w:val="23"/>
         </w:numPr>
       </w:pPr>
-      <w:r>
-        <w:t xml:space="preserve">np.argmin() / np.argmax(): Returns the index position of the minimum or maximum value. </w:t>
+      <w:proofErr w:type="spellStart"/>
+      <w:proofErr w:type="gramStart"/>
+      <w:r>
+        <w:t>np.argmin</w:t>
+      </w:r>
+      <w:proofErr w:type="spellEnd"/>
+      <w:proofErr w:type="gramEnd"/>
+      <w:r>
+        <w:t xml:space="preserve">() / </w:t>
+      </w:r>
+      <w:proofErr w:type="spellStart"/>
+      <w:proofErr w:type="gramStart"/>
+      <w:r>
+        <w:t>np.argmax</w:t>
+      </w:r>
+      <w:proofErr w:type="spellEnd"/>
+      <w:proofErr w:type="gramEnd"/>
+      <w:r>
+        <w:t xml:space="preserve">(): Returns the index position of the minimum or maximum value. </w:t>
       </w:r>
     </w:p>
     <w:p>
@@ -1002,7 +1310,23 @@
           <w:b/>
           <w:bCs/>
         </w:rPr>
-        <w:t>From scipy import stats</w:t>
+        <w:t xml:space="preserve">From </w:t>
+      </w:r>
+      <w:proofErr w:type="spellStart"/>
+      <w:r>
+        <w:rPr>
+          <w:b/>
+          <w:bCs/>
+        </w:rPr>
+        <w:t>scipy</w:t>
+      </w:r>
+      <w:proofErr w:type="spellEnd"/>
+      <w:r>
+        <w:rPr>
+          <w:b/>
+          <w:bCs/>
+        </w:rPr>
+        <w:t xml:space="preserve"> import stats</w:t>
       </w:r>
     </w:p>
     <w:p>
@@ -1027,6 +1351,7 @@
           <w:bCs/>
         </w:rPr>
       </w:pPr>
+      <w:proofErr w:type="spellStart"/>
       <w:r>
         <w:rPr>
           <w:b/>
@@ -1034,14 +1359,16 @@
         </w:rPr>
         <w:t>Scipy.stats</w:t>
       </w:r>
-    </w:p>
-    <w:p>
-      <w:pPr>
-        <w:rPr>
-          <w:b/>
-          <w:bCs/>
-        </w:rPr>
-      </w:pPr>
+      <w:proofErr w:type="spellEnd"/>
+    </w:p>
+    <w:p>
+      <w:pPr>
+        <w:rPr>
+          <w:b/>
+          <w:bCs/>
+        </w:rPr>
+      </w:pPr>
+      <w:proofErr w:type="spellStart"/>
       <w:r>
         <w:rPr>
           <w:b/>
@@ -1049,20 +1376,30 @@
         </w:rPr>
         <w:t>Scipy.optimize</w:t>
       </w:r>
-    </w:p>
-    <w:p>
-      <w:pPr>
-        <w:rPr>
-          <w:b/>
-          <w:bCs/>
-        </w:rPr>
-      </w:pPr>
-      <w:r>
-        <w:rPr>
-          <w:b/>
-          <w:bCs/>
-        </w:rPr>
-        <w:t>Scipy.lingig/integrate/signal</w:t>
+      <w:proofErr w:type="spellEnd"/>
+    </w:p>
+    <w:p>
+      <w:pPr>
+        <w:rPr>
+          <w:b/>
+          <w:bCs/>
+        </w:rPr>
+      </w:pPr>
+      <w:proofErr w:type="spellStart"/>
+      <w:r>
+        <w:rPr>
+          <w:b/>
+          <w:bCs/>
+        </w:rPr>
+        <w:t>Scipy.lingig</w:t>
+      </w:r>
+      <w:proofErr w:type="spellEnd"/>
+      <w:r>
+        <w:rPr>
+          <w:b/>
+          <w:bCs/>
+        </w:rPr>
+        <w:t>/integrate/signal</w:t>
       </w:r>
     </w:p>
     <w:p>
@@ -1093,7 +1430,27 @@
           <w:bCs/>
           <w:u w:val="single"/>
         </w:rPr>
-        <w:t>Optimization (scipy.optimize)</w:t>
+        <w:t>Optimization (</w:t>
+      </w:r>
+      <w:proofErr w:type="spellStart"/>
+      <w:proofErr w:type="gramStart"/>
+      <w:r>
+        <w:rPr>
+          <w:b/>
+          <w:bCs/>
+          <w:u w:val="single"/>
+        </w:rPr>
+        <w:t>scipy.optimize</w:t>
+      </w:r>
+      <w:proofErr w:type="spellEnd"/>
+      <w:proofErr w:type="gramEnd"/>
+      <w:r>
+        <w:rPr>
+          <w:b/>
+          <w:bCs/>
+          <w:u w:val="single"/>
+        </w:rPr>
+        <w:t>)</w:t>
       </w:r>
     </w:p>
     <w:p>
@@ -1118,8 +1475,13 @@
           <w:numId w:val="24"/>
         </w:numPr>
       </w:pPr>
-      <w:r>
-        <w:t xml:space="preserve">minimize(): Finds the local minimum of a scalar or multivariate function. </w:t>
+      <w:proofErr w:type="gramStart"/>
+      <w:r>
+        <w:t>minimize(</w:t>
+      </w:r>
+      <w:proofErr w:type="gramEnd"/>
+      <w:r>
+        <w:t xml:space="preserve">): Finds the local minimum of a scalar or multivariate function. </w:t>
       </w:r>
     </w:p>
     <w:p>
@@ -1129,8 +1491,13 @@
           <w:numId w:val="24"/>
         </w:numPr>
       </w:pPr>
-      <w:r>
-        <w:t xml:space="preserve">root(): Finds the roots (zeros) of continuous nonlinear equations. </w:t>
+      <w:proofErr w:type="gramStart"/>
+      <w:r>
+        <w:t>root(</w:t>
+      </w:r>
+      <w:proofErr w:type="gramEnd"/>
+      <w:r>
+        <w:t xml:space="preserve">): Finds the roots (zeros) of continuous nonlinear equations. </w:t>
       </w:r>
     </w:p>
     <w:p>
@@ -1140,8 +1507,21 @@
           <w:numId w:val="24"/>
         </w:numPr>
       </w:pPr>
-      <w:r>
-        <w:t xml:space="preserve">curve_fit(): Fits a user-defined function to a set of data points using non-linear least squares. </w:t>
+      <w:proofErr w:type="spellStart"/>
+      <w:r>
+        <w:t>curve_</w:t>
+      </w:r>
+      <w:proofErr w:type="gramStart"/>
+      <w:r>
+        <w:t>fit</w:t>
+      </w:r>
+      <w:proofErr w:type="spellEnd"/>
+      <w:r>
+        <w:t>(</w:t>
+      </w:r>
+      <w:proofErr w:type="gramEnd"/>
+      <w:r>
+        <w:t xml:space="preserve">): Fits a user-defined function to a set of data points using non-linear least squares. </w:t>
       </w:r>
     </w:p>
     <w:p>
@@ -1164,7 +1544,27 @@
           <w:bCs/>
           <w:u w:val="single"/>
         </w:rPr>
-        <w:t>. Numerical Integration (scipy.integrate)</w:t>
+        <w:t>. Numerical Integration (</w:t>
+      </w:r>
+      <w:proofErr w:type="spellStart"/>
+      <w:proofErr w:type="gramStart"/>
+      <w:r>
+        <w:rPr>
+          <w:b/>
+          <w:bCs/>
+          <w:u w:val="single"/>
+        </w:rPr>
+        <w:t>scipy.integrate</w:t>
+      </w:r>
+      <w:proofErr w:type="spellEnd"/>
+      <w:proofErr w:type="gramEnd"/>
+      <w:r>
+        <w:rPr>
+          <w:b/>
+          <w:bCs/>
+          <w:u w:val="single"/>
+        </w:rPr>
+        <w:t>)</w:t>
       </w:r>
     </w:p>
     <w:p>
@@ -1189,8 +1589,13 @@
           <w:numId w:val="25"/>
         </w:numPr>
       </w:pPr>
-      <w:r>
-        <w:t xml:space="preserve">quad(): Computes a definite integral of a one-variable function over a given range. </w:t>
+      <w:proofErr w:type="gramStart"/>
+      <w:r>
+        <w:t>quad(</w:t>
+      </w:r>
+      <w:proofErr w:type="gramEnd"/>
+      <w:r>
+        <w:t xml:space="preserve">): Computes a definite integral of a one-variable function over a given range. </w:t>
       </w:r>
     </w:p>
     <w:p>
@@ -1200,8 +1605,18 @@
           <w:numId w:val="25"/>
         </w:numPr>
       </w:pPr>
-      <w:r>
-        <w:t xml:space="preserve">dblquad(): Computes a double integral for two-variable equations. </w:t>
+      <w:proofErr w:type="spellStart"/>
+      <w:proofErr w:type="gramStart"/>
+      <w:r>
+        <w:t>dblquad</w:t>
+      </w:r>
+      <w:proofErr w:type="spellEnd"/>
+      <w:r>
+        <w:t>(</w:t>
+      </w:r>
+      <w:proofErr w:type="gramEnd"/>
+      <w:r>
+        <w:t xml:space="preserve">): Computes a double integral for two-variable equations. </w:t>
       </w:r>
     </w:p>
     <w:p>
@@ -1211,8 +1626,21 @@
           <w:numId w:val="25"/>
         </w:numPr>
       </w:pPr>
-      <w:r>
-        <w:t xml:space="preserve">solve_ivp(): Solves initial value problems for ordinary differential equation (ODE) systems. </w:t>
+      <w:proofErr w:type="spellStart"/>
+      <w:r>
+        <w:t>solve_</w:t>
+      </w:r>
+      <w:proofErr w:type="gramStart"/>
+      <w:r>
+        <w:t>ivp</w:t>
+      </w:r>
+      <w:proofErr w:type="spellEnd"/>
+      <w:r>
+        <w:t>(</w:t>
+      </w:r>
+      <w:proofErr w:type="gramEnd"/>
+      <w:r>
+        <w:t xml:space="preserve">): Solves initial value problems for ordinary differential equation (ODE) systems. </w:t>
       </w:r>
     </w:p>
     <w:p>
@@ -1235,7 +1663,27 @@
           <w:bCs/>
           <w:u w:val="single"/>
         </w:rPr>
-        <w:t>Linear Algebra (scipy.linalg)</w:t>
+        <w:t>Linear Algebra (</w:t>
+      </w:r>
+      <w:proofErr w:type="spellStart"/>
+      <w:proofErr w:type="gramStart"/>
+      <w:r>
+        <w:rPr>
+          <w:b/>
+          <w:bCs/>
+          <w:u w:val="single"/>
+        </w:rPr>
+        <w:t>scipy.linalg</w:t>
+      </w:r>
+      <w:proofErr w:type="spellEnd"/>
+      <w:proofErr w:type="gramEnd"/>
+      <w:r>
+        <w:rPr>
+          <w:b/>
+          <w:bCs/>
+          <w:u w:val="single"/>
+        </w:rPr>
+        <w:t>)</w:t>
       </w:r>
     </w:p>
     <w:p>
@@ -1260,8 +1708,13 @@
           <w:numId w:val="26"/>
         </w:numPr>
       </w:pPr>
-      <w:r>
-        <w:t xml:space="preserve">inv(): Computes the inverse of a square matrix. </w:t>
+      <w:proofErr w:type="gramStart"/>
+      <w:r>
+        <w:t>inv(</w:t>
+      </w:r>
+      <w:proofErr w:type="gramEnd"/>
+      <w:r>
+        <w:t xml:space="preserve">): Computes the inverse of a square matrix. </w:t>
       </w:r>
     </w:p>
     <w:p>
@@ -1271,8 +1724,13 @@
           <w:numId w:val="26"/>
         </w:numPr>
       </w:pPr>
-      <w:r>
-        <w:t xml:space="preserve">det(): Calculates the determinant of a square matrix. </w:t>
+      <w:proofErr w:type="gramStart"/>
+      <w:r>
+        <w:t>det(</w:t>
+      </w:r>
+      <w:proofErr w:type="gramEnd"/>
+      <w:r>
+        <w:t xml:space="preserve">): Calculates the determinant of a square matrix. </w:t>
       </w:r>
     </w:p>
     <w:p>
@@ -1282,8 +1740,13 @@
           <w:numId w:val="26"/>
         </w:numPr>
       </w:pPr>
-      <w:r>
-        <w:t xml:space="preserve">solve(): Solves a linear system of equations (Ax = b) efficiently. </w:t>
+      <w:proofErr w:type="gramStart"/>
+      <w:r>
+        <w:t>solve(</w:t>
+      </w:r>
+      <w:proofErr w:type="gramEnd"/>
+      <w:r>
+        <w:t xml:space="preserve">): Solves a linear system of equations (Ax = b) efficiently. </w:t>
       </w:r>
     </w:p>
     <w:p>
@@ -1293,8 +1756,18 @@
           <w:numId w:val="26"/>
         </w:numPr>
       </w:pPr>
-      <w:r>
-        <w:t>eig(): Finds eigenvalues and eigenvectors of a square matrix.</w:t>
+      <w:proofErr w:type="spellStart"/>
+      <w:proofErr w:type="gramStart"/>
+      <w:r>
+        <w:t>eig</w:t>
+      </w:r>
+      <w:proofErr w:type="spellEnd"/>
+      <w:r>
+        <w:t>(</w:t>
+      </w:r>
+      <w:proofErr w:type="gramEnd"/>
+      <w:r>
+        <w:t>): Finds eigenvalues and eigenvectors of a square matrix.</w:t>
       </w:r>
     </w:p>
     <w:p>
@@ -1451,8 +1924,13 @@
       </w:r>
     </w:p>
     <w:p>
-      <w:r>
-        <w:t xml:space="preserve">Random_state fixes the shuffle so results are reproducible </w:t>
+      <w:proofErr w:type="spellStart"/>
+      <w:r>
+        <w:t>Random_state</w:t>
+      </w:r>
+      <w:proofErr w:type="spellEnd"/>
+      <w:r>
+        <w:t xml:space="preserve"> fixes the shuffle so results are reproducible </w:t>
       </w:r>
     </w:p>
     <w:p>
@@ -2221,6 +2699,129 @@
         <w:t>Applicability of feature selection</w:t>
       </w:r>
     </w:p>
+    <w:p/>
+    <w:p>
+      <w:r>
+        <w:t>Methods of Least Squares</w:t>
+      </w:r>
+    </w:p>
+    <w:p>
+      <w:r>
+        <w:t xml:space="preserve">Slope = </w:t>
+      </w:r>
+      <w:proofErr w:type="spellStart"/>
+      <w:r>
+        <w:t>Sxy</w:t>
+      </w:r>
+      <w:proofErr w:type="spellEnd"/>
+      <w:r>
+        <w:t>/</w:t>
+      </w:r>
+      <w:proofErr w:type="spellStart"/>
+      <w:r>
+        <w:t>Sxx</w:t>
+      </w:r>
+      <w:proofErr w:type="spellEnd"/>
+    </w:p>
+    <w:p>
+      <w:r>
+        <w:t>Intercept from the means of x and y</w:t>
+      </w:r>
+    </w:p>
+    <w:p>
+      <w:r>
+        <w:t>X = 1,2,3,4,5</w:t>
+      </w:r>
+    </w:p>
+    <w:p>
+      <w:r>
+        <w:t>Y=60,70,65,80,78</w:t>
+      </w:r>
+    </w:p>
+    <w:p>
+      <w:r>
+        <w:lastRenderedPageBreak/>
+        <w:drawing>
+          <wp:inline distT="0" distB="0" distL="0" distR="0" wp14:anchorId="5879BC70" wp14:editId="63AC54BF">
+            <wp:extent cx="5943600" cy="5477510"/>
+            <wp:effectExtent l="0" t="0" r="0" b="8890"/>
+            <wp:docPr id="941928098" name="Picture 1"/>
+            <wp:cNvGraphicFramePr>
+              <a:graphicFrameLocks xmlns:a="http://schemas.openxmlformats.org/drawingml/2006/main" noChangeAspect="1"/>
+            </wp:cNvGraphicFramePr>
+            <a:graphic xmlns:a="http://schemas.openxmlformats.org/drawingml/2006/main">
+              <a:graphicData uri="http://schemas.openxmlformats.org/drawingml/2006/picture">
+                <pic:pic xmlns:pic="http://schemas.openxmlformats.org/drawingml/2006/picture">
+                  <pic:nvPicPr>
+                    <pic:cNvPr id="941928098" name=""/>
+                    <pic:cNvPicPr/>
+                  </pic:nvPicPr>
+                  <pic:blipFill>
+                    <a:blip r:embed="rId9"/>
+                    <a:stretch>
+                      <a:fillRect/>
+                    </a:stretch>
+                  </pic:blipFill>
+                  <pic:spPr>
+                    <a:xfrm>
+                      <a:off x="0" y="0"/>
+                      <a:ext cx="5943600" cy="5477510"/>
+                    </a:xfrm>
+                    <a:prstGeom prst="rect">
+                      <a:avLst/>
+                    </a:prstGeom>
+                  </pic:spPr>
+                </pic:pic>
+              </a:graphicData>
+            </a:graphic>
+          </wp:inline>
+        </w:drawing>
+      </w:r>
+    </w:p>
+    <w:p/>
+    <w:p/>
+    <w:p>
+      <w:r>
+        <w:lastRenderedPageBreak/>
+        <w:drawing>
+          <wp:inline distT="0" distB="0" distL="0" distR="0" wp14:anchorId="33871885" wp14:editId="60C478E3">
+            <wp:extent cx="2152950" cy="3048425"/>
+            <wp:effectExtent l="0" t="0" r="0" b="0"/>
+            <wp:docPr id="536638195" name="Picture 1"/>
+            <wp:cNvGraphicFramePr>
+              <a:graphicFrameLocks xmlns:a="http://schemas.openxmlformats.org/drawingml/2006/main" noChangeAspect="1"/>
+            </wp:cNvGraphicFramePr>
+            <a:graphic xmlns:a="http://schemas.openxmlformats.org/drawingml/2006/main">
+              <a:graphicData uri="http://schemas.openxmlformats.org/drawingml/2006/picture">
+                <pic:pic xmlns:pic="http://schemas.openxmlformats.org/drawingml/2006/picture">
+                  <pic:nvPicPr>
+                    <pic:cNvPr id="536638195" name=""/>
+                    <pic:cNvPicPr/>
+                  </pic:nvPicPr>
+                  <pic:blipFill>
+                    <a:blip r:embed="rId10"/>
+                    <a:stretch>
+                      <a:fillRect/>
+                    </a:stretch>
+                  </pic:blipFill>
+                  <pic:spPr>
+                    <a:xfrm>
+                      <a:off x="0" y="0"/>
+                      <a:ext cx="2152950" cy="3048425"/>
+                    </a:xfrm>
+                    <a:prstGeom prst="rect">
+                      <a:avLst/>
+                    </a:prstGeom>
+                  </pic:spPr>
+                </pic:pic>
+              </a:graphicData>
+            </a:graphic>
+          </wp:inline>
+        </w:drawing>
+      </w:r>
+    </w:p>
+    <w:p/>
+    <w:p/>
     <w:sectPr>
       <w:pgSz w:w="12240" w:h="15840"/>
       <w:pgMar w:top="1440" w:right="1440" w:bottom="1440" w:left="1440" w:header="720" w:footer="720" w:gutter="0"/>

--- a/TYBCA/MachineLearningUsingPython/Introduction to Machine Learning.docx
+++ b/TYBCA/MachineLearningUsingPython/Introduction to Machine Learning.docx
@@ -2701,6 +2701,21 @@
     </w:p>
     <w:p/>
     <w:p>
+      <w:pPr>
+        <w:rPr>
+          <w:b/>
+          <w:bCs/>
+        </w:rPr>
+      </w:pPr>
+      <w:r>
+        <w:rPr>
+          <w:b/>
+          <w:bCs/>
+        </w:rPr>
+        <w:t xml:space="preserve">Simple linear Regression: - </w:t>
+      </w:r>
+    </w:p>
+    <w:p>
       <w:r>
         <w:t>Methods of Least Squares</w:t>
       </w:r>
@@ -2740,6 +2755,9 @@
     </w:p>
     <w:p>
       <w:r>
+        <w:rPr>
+          <w:noProof/>
+        </w:rPr>
         <w:lastRenderedPageBreak/>
         <w:drawing>
           <wp:inline distT="0" distB="0" distL="0" distR="0" wp14:anchorId="5879BC70" wp14:editId="63AC54BF">
@@ -2779,9 +2797,34 @@
       </w:r>
     </w:p>
     <w:p/>
-    <w:p/>
-    <w:p>
-      <w:r>
+    <w:p>
+      <w:pPr>
+        <w:rPr>
+          <w:b/>
+          <w:bCs/>
+        </w:rPr>
+      </w:pPr>
+      <w:r>
+        <w:rPr>
+          <w:b/>
+          <w:bCs/>
+        </w:rPr>
+        <w:t xml:space="preserve">Multiple Linear Regression: - </w:t>
+      </w:r>
+    </w:p>
+    <w:p>
+      <w:pPr>
+        <w:rPr>
+          <w:b/>
+          <w:bCs/>
+        </w:rPr>
+      </w:pPr>
+    </w:p>
+    <w:p>
+      <w:r>
+        <w:rPr>
+          <w:noProof/>
+        </w:rPr>
         <w:lastRenderedPageBreak/>
         <w:drawing>
           <wp:inline distT="0" distB="0" distL="0" distR="0" wp14:anchorId="33871885" wp14:editId="60C478E3">
@@ -2820,7 +2863,6 @@
         </w:drawing>
       </w:r>
     </w:p>
-    <w:p/>
     <w:p/>
     <w:sectPr>
       <w:pgSz w:w="12240" w:h="15840"/>
